--- a/lab4/Майстренко_КН-32_ПО_лаб4.docx
+++ b/lab4/Майстренко_КН-32_ПО_лаб4.docx
@@ -33,7 +33,7 @@
                     </pic:cNvPicPr>
                   </pic:nvPicPr>
                   <pic:blipFill>
-                    <a:blip r:embed="rId5">
+                    <a:blip r:embed="rId6">
                       <a:extLst>
                         <a:ext uri="{28A0092B-C50C-407E-A947-70E740481C1C}">
                           <a14:useLocalDpi xmlns:a14="http://schemas.microsoft.com/office/drawing/2010/main" val="0"/>
@@ -299,8 +299,6 @@
         </w:rPr>
         <w:t>4</w:t>
       </w:r>
-      <w:bookmarkStart w:id="0" w:name="_GoBack"/>
-      <w:bookmarkEnd w:id="0"/>
       <w:r>
         <w:rPr>
           <w:b/>
@@ -535,8 +533,12 @@
     </w:p>
     <w:p>
       <w:pPr>
-        <w:spacing w:before="240" w:after="200"/>
+        <w:spacing w:before="240" w:after="200" w:line="360" w:lineRule="auto"/>
         <w:jc w:val="center"/>
+        <w:rPr>
+          <w:sz w:val="28"/>
+          <w:szCs w:val="28"/>
+        </w:rPr>
       </w:pPr>
       <w:r>
         <w:rPr>
@@ -551,150 +553,1505 @@
     </w:p>
     <w:p>
       <w:pPr>
-        <w:spacing w:before="60" w:after="60" w:line="276" w:lineRule="auto"/>
+        <w:spacing w:before="60" w:after="60" w:line="360" w:lineRule="auto"/>
         <w:jc w:val="both"/>
-      </w:pPr>
+        <w:rPr>
+          <w:sz w:val="28"/>
+          <w:szCs w:val="28"/>
+        </w:rPr>
+      </w:pPr>
+      <w:proofErr w:type="spellStart"/>
       <w:r>
         <w:rPr>
           <w:b/>
           <w:bCs/>
-        </w:rPr>
-        <w:t>Варіант 14: Заповнити квадратну матрицю випадковими числами. На головній діагоналі розмістити максимальний елемент стовпця.</w:t>
+          <w:sz w:val="28"/>
+          <w:szCs w:val="28"/>
+        </w:rPr>
+        <w:t>Варіант</w:t>
+      </w:r>
+      <w:proofErr w:type="spellEnd"/>
+      <w:r>
+        <w:rPr>
+          <w:b/>
+          <w:bCs/>
+          <w:sz w:val="28"/>
+          <w:szCs w:val="28"/>
+        </w:rPr>
+        <w:t xml:space="preserve"> 14: Заповнити квадратну матрицю випадковими числами. На головній діагоналі розмістити максимальний елемент </w:t>
+      </w:r>
+      <w:proofErr w:type="spellStart"/>
+      <w:r>
+        <w:rPr>
+          <w:b/>
+          <w:bCs/>
+          <w:sz w:val="28"/>
+          <w:szCs w:val="28"/>
+        </w:rPr>
+        <w:t>стовпця</w:t>
+      </w:r>
+      <w:proofErr w:type="spellEnd"/>
+      <w:r>
+        <w:rPr>
+          <w:b/>
+          <w:bCs/>
+          <w:sz w:val="28"/>
+          <w:szCs w:val="28"/>
+        </w:rPr>
+        <w:t>.</w:t>
       </w:r>
     </w:p>
     <w:p>
       <w:pPr>
-        <w:spacing w:before="80"/>
+        <w:spacing w:before="80" w:line="360" w:lineRule="auto"/>
+        <w:rPr>
+          <w:sz w:val="28"/>
+          <w:szCs w:val="28"/>
+        </w:rPr>
       </w:pPr>
     </w:p>
     <w:p>
       <w:pPr>
-        <w:spacing w:before="60" w:after="60" w:line="276" w:lineRule="auto"/>
+        <w:spacing w:before="60" w:after="60" w:line="360" w:lineRule="auto"/>
+        <w:ind w:firstLine="360"/>
         <w:jc w:val="both"/>
-      </w:pPr>
-      <w:r>
-        <w:t>1. Розробити клієнт-серверний застосунок для вирішення завдання з лабораторної роботи номер 1, передавши масив даних з клієнта на с</w:t>
-      </w:r>
-      <w:r>
-        <w:t>ервер, а потім – отримавши результат назад на сторону клієнта. Для виконання основного завдання дозволено використовувати лише платформні (WinSock, POSIX) та вбудовані засоби роботи з сокетами.</w:t>
+        <w:rPr>
+          <w:sz w:val="28"/>
+          <w:szCs w:val="28"/>
+        </w:rPr>
+      </w:pPr>
+      <w:r>
+        <w:rPr>
+          <w:sz w:val="28"/>
+          <w:szCs w:val="28"/>
+        </w:rPr>
+        <w:t xml:space="preserve">1. </w:t>
+      </w:r>
+      <w:proofErr w:type="spellStart"/>
+      <w:r>
+        <w:rPr>
+          <w:sz w:val="28"/>
+          <w:szCs w:val="28"/>
+        </w:rPr>
+        <w:t>Розробити</w:t>
+      </w:r>
+      <w:proofErr w:type="spellEnd"/>
+      <w:r>
+        <w:rPr>
+          <w:sz w:val="28"/>
+          <w:szCs w:val="28"/>
+        </w:rPr>
+        <w:t xml:space="preserve"> </w:t>
+      </w:r>
+      <w:proofErr w:type="spellStart"/>
+      <w:r>
+        <w:rPr>
+          <w:sz w:val="28"/>
+          <w:szCs w:val="28"/>
+        </w:rPr>
+        <w:t>клієнт-серверний</w:t>
+      </w:r>
+      <w:proofErr w:type="spellEnd"/>
+      <w:r>
+        <w:rPr>
+          <w:sz w:val="28"/>
+          <w:szCs w:val="28"/>
+        </w:rPr>
+        <w:t xml:space="preserve"> застосунок для вирішення завдання з </w:t>
+      </w:r>
+      <w:proofErr w:type="spellStart"/>
+      <w:r>
+        <w:rPr>
+          <w:sz w:val="28"/>
+          <w:szCs w:val="28"/>
+        </w:rPr>
+        <w:t>лабораторної</w:t>
+      </w:r>
+      <w:proofErr w:type="spellEnd"/>
+      <w:r>
+        <w:rPr>
+          <w:sz w:val="28"/>
+          <w:szCs w:val="28"/>
+        </w:rPr>
+        <w:t xml:space="preserve"> роботи номер 1, передавши </w:t>
+      </w:r>
+      <w:proofErr w:type="spellStart"/>
+      <w:r>
+        <w:rPr>
+          <w:sz w:val="28"/>
+          <w:szCs w:val="28"/>
+        </w:rPr>
+        <w:t>масив</w:t>
+      </w:r>
+      <w:proofErr w:type="spellEnd"/>
+      <w:r>
+        <w:rPr>
+          <w:sz w:val="28"/>
+          <w:szCs w:val="28"/>
+        </w:rPr>
+        <w:t xml:space="preserve"> даних з </w:t>
+      </w:r>
+      <w:proofErr w:type="spellStart"/>
+      <w:r>
+        <w:rPr>
+          <w:sz w:val="28"/>
+          <w:szCs w:val="28"/>
+        </w:rPr>
+        <w:t>клієнта</w:t>
+      </w:r>
+      <w:proofErr w:type="spellEnd"/>
+      <w:r>
+        <w:rPr>
+          <w:sz w:val="28"/>
+          <w:szCs w:val="28"/>
+        </w:rPr>
+        <w:t xml:space="preserve"> на с</w:t>
+      </w:r>
+      <w:r>
+        <w:rPr>
+          <w:sz w:val="28"/>
+          <w:szCs w:val="28"/>
+        </w:rPr>
+        <w:t xml:space="preserve">ервер, а потім – </w:t>
+      </w:r>
+      <w:proofErr w:type="spellStart"/>
+      <w:r>
+        <w:rPr>
+          <w:sz w:val="28"/>
+          <w:szCs w:val="28"/>
+        </w:rPr>
+        <w:t>отримавши</w:t>
+      </w:r>
+      <w:proofErr w:type="spellEnd"/>
+      <w:r>
+        <w:rPr>
+          <w:sz w:val="28"/>
+          <w:szCs w:val="28"/>
+        </w:rPr>
+        <w:t xml:space="preserve"> результат назад на сторону </w:t>
+      </w:r>
+      <w:proofErr w:type="spellStart"/>
+      <w:r>
+        <w:rPr>
+          <w:sz w:val="28"/>
+          <w:szCs w:val="28"/>
+        </w:rPr>
+        <w:t>клієнта</w:t>
+      </w:r>
+      <w:proofErr w:type="spellEnd"/>
+      <w:r>
+        <w:rPr>
+          <w:sz w:val="28"/>
+          <w:szCs w:val="28"/>
+        </w:rPr>
+        <w:t xml:space="preserve">. Для виконання основного завдання дозволено використовувати лише </w:t>
+      </w:r>
+      <w:proofErr w:type="spellStart"/>
+      <w:r>
+        <w:rPr>
+          <w:sz w:val="28"/>
+          <w:szCs w:val="28"/>
+        </w:rPr>
+        <w:t>платформні</w:t>
+      </w:r>
+      <w:proofErr w:type="spellEnd"/>
+      <w:r>
+        <w:rPr>
+          <w:sz w:val="28"/>
+          <w:szCs w:val="28"/>
+        </w:rPr>
+        <w:t xml:space="preserve"> (</w:t>
+      </w:r>
+      <w:proofErr w:type="spellStart"/>
+      <w:r>
+        <w:rPr>
+          <w:sz w:val="28"/>
+          <w:szCs w:val="28"/>
+        </w:rPr>
+        <w:t>WinSock</w:t>
+      </w:r>
+      <w:proofErr w:type="spellEnd"/>
+      <w:r>
+        <w:rPr>
+          <w:sz w:val="28"/>
+          <w:szCs w:val="28"/>
+        </w:rPr>
+        <w:t xml:space="preserve">, POSIX) та </w:t>
+      </w:r>
+      <w:proofErr w:type="spellStart"/>
+      <w:r>
+        <w:rPr>
+          <w:sz w:val="28"/>
+          <w:szCs w:val="28"/>
+        </w:rPr>
+        <w:t>вбудовані</w:t>
+      </w:r>
+      <w:proofErr w:type="spellEnd"/>
+      <w:r>
+        <w:rPr>
+          <w:sz w:val="28"/>
+          <w:szCs w:val="28"/>
+        </w:rPr>
+        <w:t xml:space="preserve"> </w:t>
+      </w:r>
+      <w:proofErr w:type="spellStart"/>
+      <w:r>
+        <w:rPr>
+          <w:sz w:val="28"/>
+          <w:szCs w:val="28"/>
+        </w:rPr>
+        <w:t>засоби</w:t>
+      </w:r>
+      <w:proofErr w:type="spellEnd"/>
+      <w:r>
+        <w:rPr>
+          <w:sz w:val="28"/>
+          <w:szCs w:val="28"/>
+        </w:rPr>
+        <w:t xml:space="preserve"> роботи з сокетами.</w:t>
       </w:r>
     </w:p>
     <w:p>
       <w:pPr>
-        <w:spacing w:before="60" w:after="60" w:line="276" w:lineRule="auto"/>
+        <w:spacing w:before="60" w:after="60" w:line="360" w:lineRule="auto"/>
+        <w:ind w:firstLine="360"/>
         <w:jc w:val="both"/>
-      </w:pPr>
-      <w:r>
-        <w:t>2. Самостійно розробити протокол прикладного рівня (applicatio</w:t>
-      </w:r>
-      <w:r>
-        <w:t>n protocol) для взаємодії клієнта з сервером. Для цього врахувати декілька кроків в процесі взаємодії:</w:t>
+        <w:rPr>
+          <w:sz w:val="28"/>
+          <w:szCs w:val="28"/>
+        </w:rPr>
+      </w:pPr>
+      <w:r>
+        <w:rPr>
+          <w:sz w:val="28"/>
+          <w:szCs w:val="28"/>
+        </w:rPr>
+        <w:t xml:space="preserve">2. Самостійно </w:t>
+      </w:r>
+      <w:proofErr w:type="spellStart"/>
+      <w:r>
+        <w:rPr>
+          <w:sz w:val="28"/>
+          <w:szCs w:val="28"/>
+        </w:rPr>
+        <w:t>розробити</w:t>
+      </w:r>
+      <w:proofErr w:type="spellEnd"/>
+      <w:r>
+        <w:rPr>
+          <w:sz w:val="28"/>
+          <w:szCs w:val="28"/>
+        </w:rPr>
+        <w:t xml:space="preserve"> протокол прикладного рівня (applicatio</w:t>
+      </w:r>
+      <w:r>
+        <w:rPr>
+          <w:sz w:val="28"/>
+          <w:szCs w:val="28"/>
+        </w:rPr>
+        <w:t xml:space="preserve">n </w:t>
+      </w:r>
+      <w:proofErr w:type="spellStart"/>
+      <w:r>
+        <w:rPr>
+          <w:sz w:val="28"/>
+          <w:szCs w:val="28"/>
+        </w:rPr>
+        <w:t>protocol</w:t>
+      </w:r>
+      <w:proofErr w:type="spellEnd"/>
+      <w:r>
+        <w:rPr>
+          <w:sz w:val="28"/>
+          <w:szCs w:val="28"/>
+        </w:rPr>
+        <w:t xml:space="preserve">) для взаємодії </w:t>
+      </w:r>
+      <w:proofErr w:type="spellStart"/>
+      <w:r>
+        <w:rPr>
+          <w:sz w:val="28"/>
+          <w:szCs w:val="28"/>
+        </w:rPr>
+        <w:t>клієнта</w:t>
+      </w:r>
+      <w:proofErr w:type="spellEnd"/>
+      <w:r>
+        <w:rPr>
+          <w:sz w:val="28"/>
+          <w:szCs w:val="28"/>
+        </w:rPr>
+        <w:t xml:space="preserve"> з сервером. Для цього </w:t>
+      </w:r>
+      <w:proofErr w:type="spellStart"/>
+      <w:r>
+        <w:rPr>
+          <w:sz w:val="28"/>
+          <w:szCs w:val="28"/>
+        </w:rPr>
+        <w:t>врахувати</w:t>
+      </w:r>
+      <w:proofErr w:type="spellEnd"/>
+      <w:r>
+        <w:rPr>
+          <w:sz w:val="28"/>
+          <w:szCs w:val="28"/>
+        </w:rPr>
+        <w:t xml:space="preserve"> декілька </w:t>
+      </w:r>
+      <w:proofErr w:type="spellStart"/>
+      <w:r>
+        <w:rPr>
+          <w:sz w:val="28"/>
+          <w:szCs w:val="28"/>
+        </w:rPr>
+        <w:t>кроків</w:t>
+      </w:r>
+      <w:proofErr w:type="spellEnd"/>
+      <w:r>
+        <w:rPr>
+          <w:sz w:val="28"/>
+          <w:szCs w:val="28"/>
+        </w:rPr>
+        <w:t xml:space="preserve"> в процесі взаємодії:</w:t>
       </w:r>
     </w:p>
     <w:p>
       <w:pPr>
-        <w:spacing w:before="60" w:after="60" w:line="276" w:lineRule="auto"/>
+        <w:pStyle w:val="a4"/>
+        <w:numPr>
+          <w:ilvl w:val="0"/>
+          <w:numId w:val="2"/>
+        </w:numPr>
+        <w:spacing w:before="60" w:after="60" w:line="360" w:lineRule="auto"/>
         <w:jc w:val="both"/>
-      </w:pPr>
-      <w:r>
-        <w:t xml:space="preserve">   a. надсилання даних та конфігурації обчислень (наприклад, вказати кількість потоків для виконання обчислень)</w:t>
+        <w:rPr>
+          <w:sz w:val="28"/>
+          <w:szCs w:val="28"/>
+        </w:rPr>
+      </w:pPr>
+      <w:proofErr w:type="spellStart"/>
+      <w:r>
+        <w:rPr>
+          <w:sz w:val="28"/>
+          <w:szCs w:val="28"/>
+        </w:rPr>
+        <w:t>надсилання</w:t>
+      </w:r>
+      <w:proofErr w:type="spellEnd"/>
+      <w:r>
+        <w:rPr>
+          <w:sz w:val="28"/>
+          <w:szCs w:val="28"/>
+        </w:rPr>
+        <w:t xml:space="preserve"> даних та </w:t>
+      </w:r>
+      <w:proofErr w:type="spellStart"/>
+      <w:r>
+        <w:rPr>
+          <w:sz w:val="28"/>
+          <w:szCs w:val="28"/>
+        </w:rPr>
+        <w:t>конфігурації</w:t>
+      </w:r>
+      <w:proofErr w:type="spellEnd"/>
+      <w:r>
+        <w:rPr>
+          <w:sz w:val="28"/>
+          <w:szCs w:val="28"/>
+        </w:rPr>
+        <w:t xml:space="preserve"> </w:t>
+      </w:r>
+      <w:proofErr w:type="spellStart"/>
+      <w:r>
+        <w:rPr>
+          <w:sz w:val="28"/>
+          <w:szCs w:val="28"/>
+        </w:rPr>
+        <w:t>обчислень</w:t>
+      </w:r>
+      <w:proofErr w:type="spellEnd"/>
+      <w:r>
+        <w:rPr>
+          <w:sz w:val="28"/>
+          <w:szCs w:val="28"/>
+        </w:rPr>
+        <w:t xml:space="preserve"> (наприклад, </w:t>
+      </w:r>
+      <w:proofErr w:type="spellStart"/>
+      <w:r>
+        <w:rPr>
+          <w:sz w:val="28"/>
+          <w:szCs w:val="28"/>
+        </w:rPr>
+        <w:t>вказати</w:t>
+      </w:r>
+      <w:proofErr w:type="spellEnd"/>
+      <w:r>
+        <w:rPr>
+          <w:sz w:val="28"/>
+          <w:szCs w:val="28"/>
+        </w:rPr>
+        <w:t xml:space="preserve"> кількість потоків для виконання </w:t>
+      </w:r>
+      <w:proofErr w:type="spellStart"/>
+      <w:r>
+        <w:rPr>
+          <w:sz w:val="28"/>
+          <w:szCs w:val="28"/>
+        </w:rPr>
+        <w:t>обчислень</w:t>
+      </w:r>
+      <w:proofErr w:type="spellEnd"/>
+      <w:r>
+        <w:rPr>
+          <w:sz w:val="28"/>
+          <w:szCs w:val="28"/>
+        </w:rPr>
+        <w:t>)</w:t>
       </w:r>
     </w:p>
     <w:p>
       <w:pPr>
-        <w:spacing w:before="60" w:after="60" w:line="276" w:lineRule="auto"/>
+        <w:pStyle w:val="a4"/>
+        <w:numPr>
+          <w:ilvl w:val="0"/>
+          <w:numId w:val="2"/>
+        </w:numPr>
+        <w:spacing w:before="60" w:after="60" w:line="360" w:lineRule="auto"/>
         <w:jc w:val="both"/>
-      </w:pPr>
-      <w:r>
-        <w:t xml:space="preserve">   b. надсилання команди (та отримання ві</w:t>
-      </w:r>
-      <w:r>
-        <w:t>дповіді на команду) для початку обчислень</w:t>
-      </w:r>
+        <w:rPr>
+          <w:sz w:val="28"/>
+          <w:szCs w:val="28"/>
+        </w:rPr>
+      </w:pPr>
+      <w:proofErr w:type="spellStart"/>
+      <w:r>
+        <w:rPr>
+          <w:sz w:val="28"/>
+          <w:szCs w:val="28"/>
+        </w:rPr>
+        <w:t>надсилання</w:t>
+      </w:r>
+      <w:proofErr w:type="spellEnd"/>
+      <w:r>
+        <w:rPr>
+          <w:sz w:val="28"/>
+          <w:szCs w:val="28"/>
+        </w:rPr>
+        <w:t xml:space="preserve"> команди (та отримання ві</w:t>
+      </w:r>
+      <w:r>
+        <w:rPr>
+          <w:sz w:val="28"/>
+          <w:szCs w:val="28"/>
+        </w:rPr>
+        <w:t xml:space="preserve">дповіді на команду) для початку </w:t>
+      </w:r>
+      <w:proofErr w:type="spellStart"/>
+      <w:r>
+        <w:rPr>
+          <w:sz w:val="28"/>
+          <w:szCs w:val="28"/>
+        </w:rPr>
+        <w:t>обчислень</w:t>
+      </w:r>
+      <w:proofErr w:type="spellEnd"/>
     </w:p>
     <w:p>
       <w:pPr>
-        <w:spacing w:before="60" w:after="60" w:line="276" w:lineRule="auto"/>
+        <w:pStyle w:val="a4"/>
+        <w:numPr>
+          <w:ilvl w:val="0"/>
+          <w:numId w:val="2"/>
+        </w:numPr>
+        <w:spacing w:before="60" w:after="60" w:line="360" w:lineRule="auto"/>
         <w:jc w:val="both"/>
-      </w:pPr>
-      <w:r>
-        <w:t xml:space="preserve">   c. надсилання команди для запиту статусу і результату обчислень.</w:t>
+        <w:rPr>
+          <w:sz w:val="28"/>
+          <w:szCs w:val="28"/>
+        </w:rPr>
+      </w:pPr>
+      <w:proofErr w:type="spellStart"/>
+      <w:r>
+        <w:rPr>
+          <w:sz w:val="28"/>
+          <w:szCs w:val="28"/>
+        </w:rPr>
+        <w:t>надсилання</w:t>
+      </w:r>
+      <w:proofErr w:type="spellEnd"/>
+      <w:r>
+        <w:rPr>
+          <w:sz w:val="28"/>
+          <w:szCs w:val="28"/>
+        </w:rPr>
+        <w:t xml:space="preserve"> команди для </w:t>
+      </w:r>
+      <w:proofErr w:type="spellStart"/>
+      <w:r>
+        <w:rPr>
+          <w:sz w:val="28"/>
+          <w:szCs w:val="28"/>
+        </w:rPr>
+        <w:t>запиту</w:t>
+      </w:r>
+      <w:proofErr w:type="spellEnd"/>
+      <w:r>
+        <w:rPr>
+          <w:sz w:val="28"/>
+          <w:szCs w:val="28"/>
+        </w:rPr>
+        <w:t xml:space="preserve"> статусу і результату </w:t>
+      </w:r>
+      <w:proofErr w:type="spellStart"/>
+      <w:r>
+        <w:rPr>
+          <w:sz w:val="28"/>
+          <w:szCs w:val="28"/>
+        </w:rPr>
+        <w:t>обчислень</w:t>
+      </w:r>
+      <w:proofErr w:type="spellEnd"/>
+      <w:r>
+        <w:rPr>
+          <w:sz w:val="28"/>
+          <w:szCs w:val="28"/>
+        </w:rPr>
+        <w:t>.</w:t>
       </w:r>
     </w:p>
     <w:p>
       <w:pPr>
-        <w:spacing w:before="60" w:after="60" w:line="276" w:lineRule="auto"/>
+        <w:spacing w:before="60" w:after="60" w:line="360" w:lineRule="auto"/>
+        <w:ind w:firstLine="360"/>
         <w:jc w:val="both"/>
-      </w:pPr>
-      <w:r>
-        <w:t>3. Додати до розробленого серверу підтримку підключення декількох клієнтів одночасно. Додатковий бал можна отримати у випадку наявності двох клієн</w:t>
-      </w:r>
-      <w:r>
-        <w:t>тів, один з яких буде розроблений на мові, відмінній від мови серверу та першого клієнту.</w:t>
+        <w:rPr>
+          <w:sz w:val="28"/>
+          <w:szCs w:val="28"/>
+        </w:rPr>
+      </w:pPr>
+      <w:r>
+        <w:rPr>
+          <w:sz w:val="28"/>
+          <w:szCs w:val="28"/>
+        </w:rPr>
+        <w:t>3</w:t>
+      </w:r>
+      <w:r>
+        <w:rPr>
+          <w:sz w:val="28"/>
+          <w:szCs w:val="28"/>
+        </w:rPr>
+        <w:t xml:space="preserve">. Додати до </w:t>
+      </w:r>
+      <w:proofErr w:type="spellStart"/>
+      <w:r>
+        <w:rPr>
+          <w:sz w:val="28"/>
+          <w:szCs w:val="28"/>
+        </w:rPr>
+        <w:t>розробленого</w:t>
+      </w:r>
+      <w:proofErr w:type="spellEnd"/>
+      <w:r>
+        <w:rPr>
+          <w:sz w:val="28"/>
+          <w:szCs w:val="28"/>
+        </w:rPr>
+        <w:t xml:space="preserve"> серверу підтримку підключення </w:t>
+      </w:r>
+      <w:proofErr w:type="spellStart"/>
+      <w:r>
+        <w:rPr>
+          <w:sz w:val="28"/>
+          <w:szCs w:val="28"/>
+        </w:rPr>
+        <w:t>декількох</w:t>
+      </w:r>
+      <w:proofErr w:type="spellEnd"/>
+      <w:r>
+        <w:rPr>
+          <w:sz w:val="28"/>
+          <w:szCs w:val="28"/>
+        </w:rPr>
+        <w:t xml:space="preserve"> </w:t>
+      </w:r>
+      <w:proofErr w:type="spellStart"/>
+      <w:r>
+        <w:rPr>
+          <w:sz w:val="28"/>
+          <w:szCs w:val="28"/>
+        </w:rPr>
+        <w:t>клієнтів</w:t>
+      </w:r>
+      <w:proofErr w:type="spellEnd"/>
+      <w:r>
+        <w:rPr>
+          <w:sz w:val="28"/>
+          <w:szCs w:val="28"/>
+        </w:rPr>
+        <w:t xml:space="preserve"> одночасно. </w:t>
+      </w:r>
+      <w:proofErr w:type="spellStart"/>
+      <w:r>
+        <w:rPr>
+          <w:sz w:val="28"/>
+          <w:szCs w:val="28"/>
+        </w:rPr>
+        <w:t>Додатковий</w:t>
+      </w:r>
+      <w:proofErr w:type="spellEnd"/>
+      <w:r>
+        <w:rPr>
+          <w:sz w:val="28"/>
+          <w:szCs w:val="28"/>
+        </w:rPr>
+        <w:t xml:space="preserve"> бал можна отримати у випадку </w:t>
+      </w:r>
+      <w:proofErr w:type="spellStart"/>
+      <w:r>
+        <w:rPr>
+          <w:sz w:val="28"/>
+          <w:szCs w:val="28"/>
+        </w:rPr>
+        <w:t>наявності</w:t>
+      </w:r>
+      <w:proofErr w:type="spellEnd"/>
+      <w:r>
+        <w:rPr>
+          <w:sz w:val="28"/>
+          <w:szCs w:val="28"/>
+        </w:rPr>
+        <w:t xml:space="preserve"> </w:t>
+      </w:r>
+      <w:proofErr w:type="spellStart"/>
+      <w:r>
+        <w:rPr>
+          <w:sz w:val="28"/>
+          <w:szCs w:val="28"/>
+        </w:rPr>
+        <w:t>двох</w:t>
+      </w:r>
+      <w:proofErr w:type="spellEnd"/>
+      <w:r>
+        <w:rPr>
+          <w:sz w:val="28"/>
+          <w:szCs w:val="28"/>
+        </w:rPr>
+        <w:t xml:space="preserve"> </w:t>
+      </w:r>
+      <w:proofErr w:type="spellStart"/>
+      <w:r>
+        <w:rPr>
+          <w:sz w:val="28"/>
+          <w:szCs w:val="28"/>
+        </w:rPr>
+        <w:t>клієн</w:t>
+      </w:r>
+      <w:r>
+        <w:rPr>
+          <w:sz w:val="28"/>
+          <w:szCs w:val="28"/>
+        </w:rPr>
+        <w:t>тів</w:t>
+      </w:r>
+      <w:proofErr w:type="spellEnd"/>
+      <w:r>
+        <w:rPr>
+          <w:sz w:val="28"/>
+          <w:szCs w:val="28"/>
+        </w:rPr>
+        <w:t xml:space="preserve">, один з яких буде </w:t>
+      </w:r>
+      <w:proofErr w:type="spellStart"/>
+      <w:r>
+        <w:rPr>
+          <w:sz w:val="28"/>
+          <w:szCs w:val="28"/>
+        </w:rPr>
+        <w:t>розроблений</w:t>
+      </w:r>
+      <w:proofErr w:type="spellEnd"/>
+      <w:r>
+        <w:rPr>
+          <w:sz w:val="28"/>
+          <w:szCs w:val="28"/>
+        </w:rPr>
+        <w:t xml:space="preserve"> на </w:t>
+      </w:r>
+      <w:proofErr w:type="spellStart"/>
+      <w:r>
+        <w:rPr>
+          <w:sz w:val="28"/>
+          <w:szCs w:val="28"/>
+        </w:rPr>
+        <w:t>мові</w:t>
+      </w:r>
+      <w:proofErr w:type="spellEnd"/>
+      <w:r>
+        <w:rPr>
+          <w:sz w:val="28"/>
+          <w:szCs w:val="28"/>
+        </w:rPr>
+        <w:t xml:space="preserve">, </w:t>
+      </w:r>
+      <w:proofErr w:type="spellStart"/>
+      <w:r>
+        <w:rPr>
+          <w:sz w:val="28"/>
+          <w:szCs w:val="28"/>
+        </w:rPr>
+        <w:t>відмінній</w:t>
+      </w:r>
+      <w:proofErr w:type="spellEnd"/>
+      <w:r>
+        <w:rPr>
+          <w:sz w:val="28"/>
+          <w:szCs w:val="28"/>
+        </w:rPr>
+        <w:t xml:space="preserve"> від </w:t>
+      </w:r>
+      <w:proofErr w:type="spellStart"/>
+      <w:r>
+        <w:rPr>
+          <w:sz w:val="28"/>
+          <w:szCs w:val="28"/>
+        </w:rPr>
+        <w:t>мови</w:t>
+      </w:r>
+      <w:proofErr w:type="spellEnd"/>
+      <w:r>
+        <w:rPr>
+          <w:sz w:val="28"/>
+          <w:szCs w:val="28"/>
+        </w:rPr>
+        <w:t xml:space="preserve"> серверу та </w:t>
+      </w:r>
+      <w:proofErr w:type="spellStart"/>
+      <w:r>
+        <w:rPr>
+          <w:sz w:val="28"/>
+          <w:szCs w:val="28"/>
+        </w:rPr>
+        <w:t>першого</w:t>
+      </w:r>
+      <w:proofErr w:type="spellEnd"/>
+      <w:r>
+        <w:rPr>
+          <w:sz w:val="28"/>
+          <w:szCs w:val="28"/>
+        </w:rPr>
+        <w:t xml:space="preserve"> </w:t>
+      </w:r>
+      <w:proofErr w:type="spellStart"/>
+      <w:r>
+        <w:rPr>
+          <w:sz w:val="28"/>
+          <w:szCs w:val="28"/>
+        </w:rPr>
+        <w:t>клієнту</w:t>
+      </w:r>
+      <w:proofErr w:type="spellEnd"/>
+      <w:r>
+        <w:rPr>
+          <w:sz w:val="28"/>
+          <w:szCs w:val="28"/>
+        </w:rPr>
+        <w:t>.</w:t>
       </w:r>
     </w:p>
     <w:p>
       <w:pPr>
-        <w:spacing w:before="60" w:after="60" w:line="276" w:lineRule="auto"/>
+        <w:spacing w:before="60" w:after="60" w:line="360" w:lineRule="auto"/>
+        <w:ind w:firstLine="720"/>
         <w:jc w:val="both"/>
-      </w:pPr>
-      <w:r>
-        <w:t>4. Застосунок повинен коректно оброблювати виняткові ситуації як на стороні клієнту, так і на стороні серверу і адекватно реагувати на них. Обов`язковим є коректна об</w:t>
-      </w:r>
-      <w:r>
-        <w:t>робка порядку кодування байтів у повідомленні.</w:t>
+        <w:rPr>
+          <w:sz w:val="28"/>
+          <w:szCs w:val="28"/>
+        </w:rPr>
+      </w:pPr>
+      <w:r>
+        <w:rPr>
+          <w:sz w:val="28"/>
+          <w:szCs w:val="28"/>
+        </w:rPr>
+        <w:t xml:space="preserve">4. Застосунок повинен коректно </w:t>
+      </w:r>
+      <w:proofErr w:type="spellStart"/>
+      <w:r>
+        <w:rPr>
+          <w:sz w:val="28"/>
+          <w:szCs w:val="28"/>
+        </w:rPr>
+        <w:t>оброблювати</w:t>
+      </w:r>
+      <w:proofErr w:type="spellEnd"/>
+      <w:r>
+        <w:rPr>
+          <w:sz w:val="28"/>
+          <w:szCs w:val="28"/>
+        </w:rPr>
+        <w:t xml:space="preserve"> </w:t>
+      </w:r>
+      <w:proofErr w:type="spellStart"/>
+      <w:r>
+        <w:rPr>
+          <w:sz w:val="28"/>
+          <w:szCs w:val="28"/>
+        </w:rPr>
+        <w:t>виняткові</w:t>
+      </w:r>
+      <w:proofErr w:type="spellEnd"/>
+      <w:r>
+        <w:rPr>
+          <w:sz w:val="28"/>
+          <w:szCs w:val="28"/>
+        </w:rPr>
+        <w:t xml:space="preserve"> </w:t>
+      </w:r>
+      <w:proofErr w:type="spellStart"/>
+      <w:r>
+        <w:rPr>
+          <w:sz w:val="28"/>
+          <w:szCs w:val="28"/>
+        </w:rPr>
+        <w:t>ситуації</w:t>
+      </w:r>
+      <w:proofErr w:type="spellEnd"/>
+      <w:r>
+        <w:rPr>
+          <w:sz w:val="28"/>
+          <w:szCs w:val="28"/>
+        </w:rPr>
+        <w:t xml:space="preserve"> як на </w:t>
+      </w:r>
+      <w:proofErr w:type="spellStart"/>
+      <w:r>
+        <w:rPr>
+          <w:sz w:val="28"/>
+          <w:szCs w:val="28"/>
+        </w:rPr>
+        <w:t>стороні</w:t>
+      </w:r>
+      <w:proofErr w:type="spellEnd"/>
+      <w:r>
+        <w:rPr>
+          <w:sz w:val="28"/>
+          <w:szCs w:val="28"/>
+        </w:rPr>
+        <w:t xml:space="preserve"> </w:t>
+      </w:r>
+      <w:proofErr w:type="spellStart"/>
+      <w:r>
+        <w:rPr>
+          <w:sz w:val="28"/>
+          <w:szCs w:val="28"/>
+        </w:rPr>
+        <w:t>клієнту</w:t>
+      </w:r>
+      <w:proofErr w:type="spellEnd"/>
+      <w:r>
+        <w:rPr>
+          <w:sz w:val="28"/>
+          <w:szCs w:val="28"/>
+        </w:rPr>
+        <w:t xml:space="preserve">, так і на </w:t>
+      </w:r>
+      <w:proofErr w:type="spellStart"/>
+      <w:r>
+        <w:rPr>
+          <w:sz w:val="28"/>
+          <w:szCs w:val="28"/>
+        </w:rPr>
+        <w:t>стороні</w:t>
+      </w:r>
+      <w:proofErr w:type="spellEnd"/>
+      <w:r>
+        <w:rPr>
+          <w:sz w:val="28"/>
+          <w:szCs w:val="28"/>
+        </w:rPr>
+        <w:t xml:space="preserve"> серверу і адекватно реагувати на них. Обов`язковим є </w:t>
+      </w:r>
+      <w:proofErr w:type="spellStart"/>
+      <w:r>
+        <w:rPr>
+          <w:sz w:val="28"/>
+          <w:szCs w:val="28"/>
+        </w:rPr>
+        <w:t>коректна</w:t>
+      </w:r>
+      <w:proofErr w:type="spellEnd"/>
+      <w:r>
+        <w:rPr>
+          <w:sz w:val="28"/>
+          <w:szCs w:val="28"/>
+        </w:rPr>
+        <w:t xml:space="preserve"> </w:t>
+      </w:r>
+      <w:proofErr w:type="spellStart"/>
+      <w:r>
+        <w:rPr>
+          <w:sz w:val="28"/>
+          <w:szCs w:val="28"/>
+        </w:rPr>
+        <w:t>об</w:t>
+      </w:r>
+      <w:r>
+        <w:rPr>
+          <w:sz w:val="28"/>
+          <w:szCs w:val="28"/>
+        </w:rPr>
+        <w:t>робка</w:t>
+      </w:r>
+      <w:proofErr w:type="spellEnd"/>
+      <w:r>
+        <w:rPr>
+          <w:sz w:val="28"/>
+          <w:szCs w:val="28"/>
+        </w:rPr>
+        <w:t xml:space="preserve"> порядку </w:t>
+      </w:r>
+      <w:proofErr w:type="spellStart"/>
+      <w:r>
+        <w:rPr>
+          <w:sz w:val="28"/>
+          <w:szCs w:val="28"/>
+        </w:rPr>
+        <w:t>кодування</w:t>
+      </w:r>
+      <w:proofErr w:type="spellEnd"/>
+      <w:r>
+        <w:rPr>
+          <w:sz w:val="28"/>
+          <w:szCs w:val="28"/>
+        </w:rPr>
+        <w:t xml:space="preserve"> </w:t>
+      </w:r>
+      <w:proofErr w:type="spellStart"/>
+      <w:r>
+        <w:rPr>
+          <w:sz w:val="28"/>
+          <w:szCs w:val="28"/>
+        </w:rPr>
+        <w:t>байтів</w:t>
+      </w:r>
+      <w:proofErr w:type="spellEnd"/>
+      <w:r>
+        <w:rPr>
+          <w:sz w:val="28"/>
+          <w:szCs w:val="28"/>
+        </w:rPr>
+        <w:t xml:space="preserve"> у </w:t>
+      </w:r>
+      <w:proofErr w:type="spellStart"/>
+      <w:r>
+        <w:rPr>
+          <w:sz w:val="28"/>
+          <w:szCs w:val="28"/>
+        </w:rPr>
+        <w:t>повідомленні</w:t>
+      </w:r>
+      <w:proofErr w:type="spellEnd"/>
+      <w:r>
+        <w:rPr>
+          <w:sz w:val="28"/>
+          <w:szCs w:val="28"/>
+        </w:rPr>
+        <w:t>.</w:t>
       </w:r>
     </w:p>
     <w:p>
       <w:pPr>
-        <w:spacing w:before="60" w:after="60" w:line="276" w:lineRule="auto"/>
+        <w:spacing w:before="60" w:after="60" w:line="360" w:lineRule="auto"/>
+        <w:ind w:firstLine="720"/>
         <w:jc w:val="both"/>
-      </w:pPr>
-      <w:r>
-        <w:t>5. В протоколі роботи необхідно навести опис розробленого застосунку. До цього опису повинні входити обґрунтування вибору протоколу передачі даних, а також архітектурний опис клієнта.</w:t>
+        <w:rPr>
+          <w:sz w:val="28"/>
+          <w:szCs w:val="28"/>
+        </w:rPr>
+      </w:pPr>
+      <w:r>
+        <w:rPr>
+          <w:sz w:val="28"/>
+          <w:szCs w:val="28"/>
+        </w:rPr>
+        <w:t xml:space="preserve">5. В </w:t>
+      </w:r>
+      <w:proofErr w:type="spellStart"/>
+      <w:r>
+        <w:rPr>
+          <w:sz w:val="28"/>
+          <w:szCs w:val="28"/>
+        </w:rPr>
+        <w:t>протоколі</w:t>
+      </w:r>
+      <w:proofErr w:type="spellEnd"/>
+      <w:r>
+        <w:rPr>
+          <w:sz w:val="28"/>
+          <w:szCs w:val="28"/>
+        </w:rPr>
+        <w:t xml:space="preserve"> роботи необхідно навести опис </w:t>
+      </w:r>
+      <w:proofErr w:type="spellStart"/>
+      <w:r>
+        <w:rPr>
+          <w:sz w:val="28"/>
+          <w:szCs w:val="28"/>
+        </w:rPr>
+        <w:t>розробленого</w:t>
+      </w:r>
+      <w:proofErr w:type="spellEnd"/>
+      <w:r>
+        <w:rPr>
+          <w:sz w:val="28"/>
+          <w:szCs w:val="28"/>
+        </w:rPr>
+        <w:t xml:space="preserve"> застосунку. До цього опису </w:t>
+      </w:r>
+      <w:proofErr w:type="spellStart"/>
+      <w:r>
+        <w:rPr>
+          <w:sz w:val="28"/>
+          <w:szCs w:val="28"/>
+        </w:rPr>
+        <w:t>повинні</w:t>
+      </w:r>
+      <w:proofErr w:type="spellEnd"/>
+      <w:r>
+        <w:rPr>
+          <w:sz w:val="28"/>
+          <w:szCs w:val="28"/>
+        </w:rPr>
+        <w:t xml:space="preserve"> </w:t>
+      </w:r>
+      <w:proofErr w:type="spellStart"/>
+      <w:r>
+        <w:rPr>
+          <w:sz w:val="28"/>
+          <w:szCs w:val="28"/>
+        </w:rPr>
+        <w:t>входити</w:t>
+      </w:r>
+      <w:proofErr w:type="spellEnd"/>
+      <w:r>
+        <w:rPr>
+          <w:sz w:val="28"/>
+          <w:szCs w:val="28"/>
+        </w:rPr>
+        <w:t xml:space="preserve"> </w:t>
+      </w:r>
+      <w:proofErr w:type="spellStart"/>
+      <w:r>
+        <w:rPr>
+          <w:sz w:val="28"/>
+          <w:szCs w:val="28"/>
+        </w:rPr>
+        <w:t>обґрунтування</w:t>
+      </w:r>
+      <w:proofErr w:type="spellEnd"/>
+      <w:r>
+        <w:rPr>
+          <w:sz w:val="28"/>
+          <w:szCs w:val="28"/>
+        </w:rPr>
+        <w:t xml:space="preserve"> </w:t>
+      </w:r>
+      <w:proofErr w:type="spellStart"/>
+      <w:r>
+        <w:rPr>
+          <w:sz w:val="28"/>
+          <w:szCs w:val="28"/>
+        </w:rPr>
+        <w:t>вибору</w:t>
+      </w:r>
+      <w:proofErr w:type="spellEnd"/>
+      <w:r>
+        <w:rPr>
+          <w:sz w:val="28"/>
+          <w:szCs w:val="28"/>
+        </w:rPr>
+        <w:t xml:space="preserve"> протоколу </w:t>
+      </w:r>
+      <w:proofErr w:type="spellStart"/>
+      <w:r>
+        <w:rPr>
+          <w:sz w:val="28"/>
+          <w:szCs w:val="28"/>
+        </w:rPr>
+        <w:t>передачі</w:t>
+      </w:r>
+      <w:proofErr w:type="spellEnd"/>
+      <w:r>
+        <w:rPr>
+          <w:sz w:val="28"/>
+          <w:szCs w:val="28"/>
+        </w:rPr>
+        <w:t xml:space="preserve"> даних, а також архітектурний опис </w:t>
+      </w:r>
+      <w:proofErr w:type="spellStart"/>
+      <w:r>
+        <w:rPr>
+          <w:sz w:val="28"/>
+          <w:szCs w:val="28"/>
+        </w:rPr>
+        <w:t>клієнта</w:t>
+      </w:r>
+      <w:proofErr w:type="spellEnd"/>
+      <w:r>
+        <w:rPr>
+          <w:sz w:val="28"/>
+          <w:szCs w:val="28"/>
+        </w:rPr>
+        <w:t>.</w:t>
       </w:r>
     </w:p>
     <w:p>
       <w:pPr>
-        <w:spacing w:before="60" w:after="60" w:line="276" w:lineRule="auto"/>
+        <w:spacing w:before="60" w:after="60" w:line="360" w:lineRule="auto"/>
+        <w:ind w:firstLine="720"/>
         <w:jc w:val="both"/>
-      </w:pPr>
-      <w:r>
+        <w:rPr>
+          <w:sz w:val="28"/>
+          <w:szCs w:val="28"/>
+        </w:rPr>
+      </w:pPr>
+      <w:r>
+        <w:rPr>
+          <w:sz w:val="28"/>
+          <w:szCs w:val="28"/>
+        </w:rPr>
+        <w:lastRenderedPageBreak/>
         <w:t>6. Занести до протоколу р</w:t>
       </w:r>
       <w:r>
-        <w:t>оботи опис розробленого протоколу прикладного рівня у вигляді таблиці, що включає: перелік всіх команд, аргументи команд та їх опис, список можливих відповідей на команду.</w:t>
+        <w:rPr>
+          <w:sz w:val="28"/>
+          <w:szCs w:val="28"/>
+        </w:rPr>
+        <w:t xml:space="preserve">оботи опис </w:t>
+      </w:r>
+      <w:proofErr w:type="spellStart"/>
+      <w:r>
+        <w:rPr>
+          <w:sz w:val="28"/>
+          <w:szCs w:val="28"/>
+        </w:rPr>
+        <w:t>розробленого</w:t>
+      </w:r>
+      <w:proofErr w:type="spellEnd"/>
+      <w:r>
+        <w:rPr>
+          <w:sz w:val="28"/>
+          <w:szCs w:val="28"/>
+        </w:rPr>
+        <w:t xml:space="preserve"> протоколу прикладного рівня у вигляді таблиці, що включає: </w:t>
+      </w:r>
+      <w:proofErr w:type="spellStart"/>
+      <w:r>
+        <w:rPr>
+          <w:sz w:val="28"/>
+          <w:szCs w:val="28"/>
+        </w:rPr>
+        <w:t>перелік</w:t>
+      </w:r>
+      <w:proofErr w:type="spellEnd"/>
+      <w:r>
+        <w:rPr>
+          <w:sz w:val="28"/>
+          <w:szCs w:val="28"/>
+        </w:rPr>
+        <w:t xml:space="preserve"> всіх команд, </w:t>
+      </w:r>
+      <w:proofErr w:type="spellStart"/>
+      <w:r>
+        <w:rPr>
+          <w:sz w:val="28"/>
+          <w:szCs w:val="28"/>
+        </w:rPr>
+        <w:t>аргументи</w:t>
+      </w:r>
+      <w:proofErr w:type="spellEnd"/>
+      <w:r>
+        <w:rPr>
+          <w:sz w:val="28"/>
+          <w:szCs w:val="28"/>
+        </w:rPr>
+        <w:t xml:space="preserve"> команд та їх опис, список можливих відповідей на команду.</w:t>
       </w:r>
     </w:p>
     <w:p>
       <w:pPr>
-        <w:spacing w:before="60" w:after="60" w:line="276" w:lineRule="auto"/>
+        <w:spacing w:before="60" w:after="60" w:line="360" w:lineRule="auto"/>
+        <w:ind w:firstLine="720"/>
         <w:jc w:val="both"/>
-      </w:pPr>
-      <w:r>
-        <w:t>7. Занести до протоколу роботи UML діаграму викликів взаємодії серверу та клієнту, п</w:t>
-      </w:r>
-      <w:r>
-        <w:t>очинаючи від запуску клієнту, до завершення роботи.</w:t>
+        <w:rPr>
+          <w:sz w:val="28"/>
+          <w:szCs w:val="28"/>
+        </w:rPr>
+      </w:pPr>
+      <w:r>
+        <w:rPr>
+          <w:sz w:val="28"/>
+          <w:szCs w:val="28"/>
+        </w:rPr>
+        <w:t xml:space="preserve">7. Занести до протоколу роботи UML </w:t>
+      </w:r>
+      <w:proofErr w:type="spellStart"/>
+      <w:r>
+        <w:rPr>
+          <w:sz w:val="28"/>
+          <w:szCs w:val="28"/>
+        </w:rPr>
+        <w:t>діаграму</w:t>
+      </w:r>
+      <w:proofErr w:type="spellEnd"/>
+      <w:r>
+        <w:rPr>
+          <w:sz w:val="28"/>
+          <w:szCs w:val="28"/>
+        </w:rPr>
+        <w:t xml:space="preserve"> </w:t>
+      </w:r>
+      <w:proofErr w:type="spellStart"/>
+      <w:r>
+        <w:rPr>
+          <w:sz w:val="28"/>
+          <w:szCs w:val="28"/>
+        </w:rPr>
+        <w:t>викликів</w:t>
+      </w:r>
+      <w:proofErr w:type="spellEnd"/>
+      <w:r>
+        <w:rPr>
+          <w:sz w:val="28"/>
+          <w:szCs w:val="28"/>
+        </w:rPr>
+        <w:t xml:space="preserve"> взаємодії серверу та </w:t>
+      </w:r>
+      <w:proofErr w:type="spellStart"/>
+      <w:r>
+        <w:rPr>
+          <w:sz w:val="28"/>
+          <w:szCs w:val="28"/>
+        </w:rPr>
+        <w:t>клієнту</w:t>
+      </w:r>
+      <w:proofErr w:type="spellEnd"/>
+      <w:r>
+        <w:rPr>
+          <w:sz w:val="28"/>
+          <w:szCs w:val="28"/>
+        </w:rPr>
+        <w:t xml:space="preserve">, </w:t>
+      </w:r>
+      <w:proofErr w:type="spellStart"/>
+      <w:r>
+        <w:rPr>
+          <w:sz w:val="28"/>
+          <w:szCs w:val="28"/>
+        </w:rPr>
+        <w:t>п</w:t>
+      </w:r>
+      <w:r>
+        <w:rPr>
+          <w:sz w:val="28"/>
+          <w:szCs w:val="28"/>
+        </w:rPr>
+        <w:t>очинаючи</w:t>
+      </w:r>
+      <w:proofErr w:type="spellEnd"/>
+      <w:r>
+        <w:rPr>
+          <w:sz w:val="28"/>
+          <w:szCs w:val="28"/>
+        </w:rPr>
+        <w:t xml:space="preserve"> від запуску </w:t>
+      </w:r>
+      <w:proofErr w:type="spellStart"/>
+      <w:r>
+        <w:rPr>
+          <w:sz w:val="28"/>
+          <w:szCs w:val="28"/>
+        </w:rPr>
+        <w:t>клієнту</w:t>
+      </w:r>
+      <w:proofErr w:type="spellEnd"/>
+      <w:r>
+        <w:rPr>
+          <w:sz w:val="28"/>
+          <w:szCs w:val="28"/>
+        </w:rPr>
+        <w:t xml:space="preserve">, до </w:t>
+      </w:r>
+      <w:proofErr w:type="spellStart"/>
+      <w:r>
+        <w:rPr>
+          <w:sz w:val="28"/>
+          <w:szCs w:val="28"/>
+        </w:rPr>
+        <w:t>завершення</w:t>
+      </w:r>
+      <w:proofErr w:type="spellEnd"/>
+      <w:r>
+        <w:rPr>
+          <w:sz w:val="28"/>
+          <w:szCs w:val="28"/>
+        </w:rPr>
+        <w:t xml:space="preserve"> роботи.</w:t>
       </w:r>
     </w:p>
     <w:p>
       <w:pPr>
-        <w:spacing w:before="60" w:after="60" w:line="276" w:lineRule="auto"/>
+        <w:spacing w:before="60" w:after="60" w:line="360" w:lineRule="auto"/>
+        <w:ind w:firstLine="720"/>
         <w:jc w:val="both"/>
-      </w:pPr>
-      <w:r>
-        <w:t>8. Надати висновок, що повинен містити аналіз та опис проблем з котрими зіштовхнувся студент, або з якими може зіштовхнутися розробник при організації міжпроцесової взаємодії.</w:t>
+        <w:rPr>
+          <w:sz w:val="28"/>
+          <w:szCs w:val="28"/>
+        </w:rPr>
+      </w:pPr>
+      <w:r>
+        <w:rPr>
+          <w:sz w:val="28"/>
+          <w:szCs w:val="28"/>
+        </w:rPr>
+        <w:t xml:space="preserve">8. </w:t>
+      </w:r>
+      <w:proofErr w:type="spellStart"/>
+      <w:r>
+        <w:rPr>
+          <w:sz w:val="28"/>
+          <w:szCs w:val="28"/>
+        </w:rPr>
+        <w:t>Надати</w:t>
+      </w:r>
+      <w:proofErr w:type="spellEnd"/>
+      <w:r>
+        <w:rPr>
+          <w:sz w:val="28"/>
+          <w:szCs w:val="28"/>
+        </w:rPr>
+        <w:t xml:space="preserve"> висновок, що повинен </w:t>
+      </w:r>
+      <w:proofErr w:type="spellStart"/>
+      <w:r>
+        <w:rPr>
+          <w:sz w:val="28"/>
+          <w:szCs w:val="28"/>
+        </w:rPr>
+        <w:t>містити</w:t>
+      </w:r>
+      <w:proofErr w:type="spellEnd"/>
+      <w:r>
+        <w:rPr>
+          <w:sz w:val="28"/>
+          <w:szCs w:val="28"/>
+        </w:rPr>
+        <w:t xml:space="preserve"> аналіз та опис проблем з </w:t>
+      </w:r>
+      <w:proofErr w:type="spellStart"/>
+      <w:r>
+        <w:rPr>
+          <w:sz w:val="28"/>
+          <w:szCs w:val="28"/>
+        </w:rPr>
+        <w:t>котрими</w:t>
+      </w:r>
+      <w:proofErr w:type="spellEnd"/>
+      <w:r>
+        <w:rPr>
+          <w:sz w:val="28"/>
+          <w:szCs w:val="28"/>
+        </w:rPr>
+        <w:t xml:space="preserve"> </w:t>
+      </w:r>
+      <w:proofErr w:type="spellStart"/>
+      <w:r>
+        <w:rPr>
+          <w:sz w:val="28"/>
+          <w:szCs w:val="28"/>
+        </w:rPr>
+        <w:t>зіштовхнувся</w:t>
+      </w:r>
+      <w:proofErr w:type="spellEnd"/>
+      <w:r>
+        <w:rPr>
+          <w:sz w:val="28"/>
+          <w:szCs w:val="28"/>
+        </w:rPr>
+        <w:t xml:space="preserve"> студент, або з якими може </w:t>
+      </w:r>
+      <w:proofErr w:type="spellStart"/>
+      <w:r>
+        <w:rPr>
+          <w:sz w:val="28"/>
+          <w:szCs w:val="28"/>
+        </w:rPr>
+        <w:t>зіштовхнутися</w:t>
+      </w:r>
+      <w:proofErr w:type="spellEnd"/>
+      <w:r>
+        <w:rPr>
+          <w:sz w:val="28"/>
+          <w:szCs w:val="28"/>
+        </w:rPr>
+        <w:t xml:space="preserve"> </w:t>
+      </w:r>
+      <w:proofErr w:type="spellStart"/>
+      <w:r>
+        <w:rPr>
+          <w:sz w:val="28"/>
+          <w:szCs w:val="28"/>
+        </w:rPr>
+        <w:t>розробник</w:t>
+      </w:r>
+      <w:proofErr w:type="spellEnd"/>
+      <w:r>
+        <w:rPr>
+          <w:sz w:val="28"/>
+          <w:szCs w:val="28"/>
+        </w:rPr>
+        <w:t xml:space="preserve"> при організації </w:t>
+      </w:r>
+      <w:proofErr w:type="spellStart"/>
+      <w:r>
+        <w:rPr>
+          <w:sz w:val="28"/>
+          <w:szCs w:val="28"/>
+        </w:rPr>
+        <w:t>міжпроцесової</w:t>
+      </w:r>
+      <w:proofErr w:type="spellEnd"/>
+      <w:r>
+        <w:rPr>
+          <w:sz w:val="28"/>
+          <w:szCs w:val="28"/>
+        </w:rPr>
+        <w:t xml:space="preserve"> взаємодії.</w:t>
       </w:r>
     </w:p>
     <w:p>
-      <w:r>
+      <w:pPr>
+        <w:spacing w:line="360" w:lineRule="auto"/>
+        <w:rPr>
+          <w:sz w:val="28"/>
+          <w:szCs w:val="28"/>
+        </w:rPr>
+      </w:pPr>
+      <w:r>
+        <w:rPr>
+          <w:sz w:val="28"/>
+          <w:szCs w:val="28"/>
+        </w:rPr>
         <w:br w:type="page"/>
       </w:r>
     </w:p>
     <w:p>
       <w:pPr>
-        <w:spacing w:before="240" w:after="200"/>
+        <w:spacing w:before="240" w:after="200" w:line="360" w:lineRule="auto"/>
         <w:jc w:val="center"/>
       </w:pPr>
       <w:r>
@@ -710,249 +2067,2153 @@
     </w:p>
     <w:p>
       <w:pPr>
-        <w:spacing w:before="160" w:after="80"/>
+        <w:spacing w:before="160" w:after="80" w:line="360" w:lineRule="auto"/>
+        <w:rPr>
+          <w:sz w:val="28"/>
+          <w:szCs w:val="28"/>
+        </w:rPr>
       </w:pPr>
       <w:r>
         <w:rPr>
           <w:b/>
           <w:bCs/>
-          <w:sz w:val="26"/>
-          <w:szCs w:val="26"/>
-        </w:rPr>
-        <w:t>Опис розроблено</w:t>
-      </w:r>
+          <w:sz w:val="28"/>
+          <w:szCs w:val="28"/>
+        </w:rPr>
+        <w:t xml:space="preserve">Опис </w:t>
+      </w:r>
+      <w:proofErr w:type="spellStart"/>
       <w:r>
         <w:rPr>
           <w:b/>
           <w:bCs/>
-          <w:sz w:val="26"/>
-          <w:szCs w:val="26"/>
-        </w:rPr>
-        <w:t>го застосунку</w:t>
+          <w:sz w:val="28"/>
+          <w:szCs w:val="28"/>
+        </w:rPr>
+        <w:t>розроблено</w:t>
+      </w:r>
+      <w:r>
+        <w:rPr>
+          <w:b/>
+          <w:bCs/>
+          <w:sz w:val="28"/>
+          <w:szCs w:val="28"/>
+        </w:rPr>
+        <w:t>го</w:t>
+      </w:r>
+      <w:proofErr w:type="spellEnd"/>
+      <w:r>
+        <w:rPr>
+          <w:b/>
+          <w:bCs/>
+          <w:sz w:val="28"/>
+          <w:szCs w:val="28"/>
+        </w:rPr>
+        <w:t xml:space="preserve"> застосунку</w:t>
       </w:r>
     </w:p>
     <w:p>
       <w:pPr>
-        <w:spacing w:before="60" w:after="60" w:line="276" w:lineRule="auto"/>
+        <w:spacing w:before="60" w:after="60" w:line="360" w:lineRule="auto"/>
         <w:ind w:firstLine="720"/>
         <w:jc w:val="both"/>
-      </w:pPr>
-      <w:r>
-        <w:t>Програма реалізує клієнт-серверну архітектуру для паралельної обробки матриць. Клієнт генерує квадратну матрицю випадкових чисел та надсилає її разом з конфігурацією потоків на сервер, який виконує обчислення відповідно до варіанту 14: на гол</w:t>
-      </w:r>
-      <w:r>
-        <w:t>овній діагоналі матриці розміщується максимальний елемент відповідного стовпця. Після завершення обчислень сервер повертає результати вимірювань часу для кожної конфігурації потоків.</w:t>
+        <w:rPr>
+          <w:sz w:val="28"/>
+          <w:szCs w:val="28"/>
+        </w:rPr>
+      </w:pPr>
+      <w:proofErr w:type="spellStart"/>
+      <w:r>
+        <w:rPr>
+          <w:sz w:val="28"/>
+          <w:szCs w:val="28"/>
+        </w:rPr>
+        <w:t>Програма</w:t>
+      </w:r>
+      <w:proofErr w:type="spellEnd"/>
+      <w:r>
+        <w:rPr>
+          <w:sz w:val="28"/>
+          <w:szCs w:val="28"/>
+        </w:rPr>
+        <w:t xml:space="preserve"> </w:t>
+      </w:r>
+      <w:proofErr w:type="spellStart"/>
+      <w:r>
+        <w:rPr>
+          <w:sz w:val="28"/>
+          <w:szCs w:val="28"/>
+        </w:rPr>
+        <w:t>реалізує</w:t>
+      </w:r>
+      <w:proofErr w:type="spellEnd"/>
+      <w:r>
+        <w:rPr>
+          <w:sz w:val="28"/>
+          <w:szCs w:val="28"/>
+        </w:rPr>
+        <w:t xml:space="preserve"> </w:t>
+      </w:r>
+      <w:proofErr w:type="spellStart"/>
+      <w:r>
+        <w:rPr>
+          <w:sz w:val="28"/>
+          <w:szCs w:val="28"/>
+        </w:rPr>
+        <w:t>клієнт</w:t>
+      </w:r>
+      <w:proofErr w:type="spellEnd"/>
+      <w:r>
+        <w:rPr>
+          <w:sz w:val="28"/>
+          <w:szCs w:val="28"/>
+        </w:rPr>
+        <w:t xml:space="preserve">-серверну </w:t>
+      </w:r>
+      <w:proofErr w:type="spellStart"/>
+      <w:r>
+        <w:rPr>
+          <w:sz w:val="28"/>
+          <w:szCs w:val="28"/>
+        </w:rPr>
+        <w:t>архітектуру</w:t>
+      </w:r>
+      <w:proofErr w:type="spellEnd"/>
+      <w:r>
+        <w:rPr>
+          <w:sz w:val="28"/>
+          <w:szCs w:val="28"/>
+        </w:rPr>
+        <w:t xml:space="preserve"> для </w:t>
+      </w:r>
+      <w:proofErr w:type="spellStart"/>
+      <w:r>
+        <w:rPr>
+          <w:sz w:val="28"/>
+          <w:szCs w:val="28"/>
+        </w:rPr>
+        <w:t>паралельної</w:t>
+      </w:r>
+      <w:proofErr w:type="spellEnd"/>
+      <w:r>
+        <w:rPr>
+          <w:sz w:val="28"/>
+          <w:szCs w:val="28"/>
+        </w:rPr>
+        <w:t xml:space="preserve"> обробки </w:t>
+      </w:r>
+      <w:proofErr w:type="spellStart"/>
+      <w:r>
+        <w:rPr>
+          <w:sz w:val="28"/>
+          <w:szCs w:val="28"/>
+        </w:rPr>
+        <w:t>матриць</w:t>
+      </w:r>
+      <w:proofErr w:type="spellEnd"/>
+      <w:r>
+        <w:rPr>
+          <w:sz w:val="28"/>
+          <w:szCs w:val="28"/>
+        </w:rPr>
+        <w:t xml:space="preserve">. </w:t>
+      </w:r>
+      <w:proofErr w:type="spellStart"/>
+      <w:r>
+        <w:rPr>
+          <w:sz w:val="28"/>
+          <w:szCs w:val="28"/>
+        </w:rPr>
+        <w:t>Клієнт</w:t>
+      </w:r>
+      <w:proofErr w:type="spellEnd"/>
+      <w:r>
+        <w:rPr>
+          <w:sz w:val="28"/>
+          <w:szCs w:val="28"/>
+        </w:rPr>
+        <w:t xml:space="preserve"> </w:t>
+      </w:r>
+      <w:proofErr w:type="spellStart"/>
+      <w:r>
+        <w:rPr>
+          <w:sz w:val="28"/>
+          <w:szCs w:val="28"/>
+        </w:rPr>
+        <w:t>генерує</w:t>
+      </w:r>
+      <w:proofErr w:type="spellEnd"/>
+      <w:r>
+        <w:rPr>
+          <w:sz w:val="28"/>
+          <w:szCs w:val="28"/>
+        </w:rPr>
+        <w:t xml:space="preserve"> квадратну матрицю </w:t>
+      </w:r>
+      <w:proofErr w:type="spellStart"/>
+      <w:r>
+        <w:rPr>
+          <w:sz w:val="28"/>
+          <w:szCs w:val="28"/>
+        </w:rPr>
+        <w:t>випадкових</w:t>
+      </w:r>
+      <w:proofErr w:type="spellEnd"/>
+      <w:r>
+        <w:rPr>
+          <w:sz w:val="28"/>
+          <w:szCs w:val="28"/>
+        </w:rPr>
+        <w:t xml:space="preserve"> чисел та надсилає її разом з </w:t>
+      </w:r>
+      <w:proofErr w:type="spellStart"/>
+      <w:r>
+        <w:rPr>
+          <w:sz w:val="28"/>
+          <w:szCs w:val="28"/>
+        </w:rPr>
+        <w:t>конфігурацією</w:t>
+      </w:r>
+      <w:proofErr w:type="spellEnd"/>
+      <w:r>
+        <w:rPr>
+          <w:sz w:val="28"/>
+          <w:szCs w:val="28"/>
+        </w:rPr>
+        <w:t xml:space="preserve"> потоків на сервер, який виконує обчислення відповідно до </w:t>
+      </w:r>
+      <w:proofErr w:type="spellStart"/>
+      <w:r>
+        <w:rPr>
+          <w:sz w:val="28"/>
+          <w:szCs w:val="28"/>
+        </w:rPr>
+        <w:t>варіанту</w:t>
+      </w:r>
+      <w:proofErr w:type="spellEnd"/>
+      <w:r>
+        <w:rPr>
+          <w:sz w:val="28"/>
+          <w:szCs w:val="28"/>
+        </w:rPr>
+        <w:t xml:space="preserve">. Після </w:t>
+      </w:r>
+      <w:proofErr w:type="spellStart"/>
+      <w:r>
+        <w:rPr>
+          <w:sz w:val="28"/>
+          <w:szCs w:val="28"/>
+        </w:rPr>
+        <w:t>завершення</w:t>
+      </w:r>
+      <w:proofErr w:type="spellEnd"/>
+      <w:r>
+        <w:rPr>
+          <w:sz w:val="28"/>
+          <w:szCs w:val="28"/>
+        </w:rPr>
+        <w:t xml:space="preserve"> </w:t>
+      </w:r>
+      <w:proofErr w:type="spellStart"/>
+      <w:r>
+        <w:rPr>
+          <w:sz w:val="28"/>
+          <w:szCs w:val="28"/>
+        </w:rPr>
+        <w:t>обчислень</w:t>
+      </w:r>
+      <w:proofErr w:type="spellEnd"/>
+      <w:r>
+        <w:rPr>
+          <w:sz w:val="28"/>
+          <w:szCs w:val="28"/>
+        </w:rPr>
+        <w:t xml:space="preserve"> сервер повертає </w:t>
+      </w:r>
+      <w:proofErr w:type="spellStart"/>
+      <w:r>
+        <w:rPr>
+          <w:sz w:val="28"/>
+          <w:szCs w:val="28"/>
+        </w:rPr>
+        <w:t>результати</w:t>
+      </w:r>
+      <w:proofErr w:type="spellEnd"/>
+      <w:r>
+        <w:rPr>
+          <w:sz w:val="28"/>
+          <w:szCs w:val="28"/>
+        </w:rPr>
+        <w:t xml:space="preserve"> </w:t>
+      </w:r>
+      <w:proofErr w:type="spellStart"/>
+      <w:r>
+        <w:rPr>
+          <w:sz w:val="28"/>
+          <w:szCs w:val="28"/>
+        </w:rPr>
+        <w:t>вимірювань</w:t>
+      </w:r>
+      <w:proofErr w:type="spellEnd"/>
+      <w:r>
+        <w:rPr>
+          <w:sz w:val="28"/>
+          <w:szCs w:val="28"/>
+        </w:rPr>
+        <w:t xml:space="preserve"> часу для кожної </w:t>
+      </w:r>
+      <w:proofErr w:type="spellStart"/>
+      <w:r>
+        <w:rPr>
+          <w:sz w:val="28"/>
+          <w:szCs w:val="28"/>
+        </w:rPr>
+        <w:t>конфігурації</w:t>
+      </w:r>
+      <w:proofErr w:type="spellEnd"/>
+      <w:r>
+        <w:rPr>
+          <w:sz w:val="28"/>
+          <w:szCs w:val="28"/>
+        </w:rPr>
+        <w:t xml:space="preserve"> потоків.</w:t>
       </w:r>
     </w:p>
     <w:p>
       <w:pPr>
-        <w:spacing w:before="120" w:after="60"/>
-      </w:pPr>
+        <w:spacing w:before="120" w:after="60" w:line="360" w:lineRule="auto"/>
+        <w:rPr>
+          <w:sz w:val="28"/>
+          <w:szCs w:val="28"/>
+        </w:rPr>
+      </w:pPr>
+      <w:proofErr w:type="spellStart"/>
       <w:r>
         <w:rPr>
           <w:b/>
           <w:bCs/>
-          <w:u w:val="single"/>
-        </w:rPr>
-        <w:t>Обґрунтування вибору протоколу передачі даних</w:t>
+          <w:sz w:val="28"/>
+          <w:szCs w:val="28"/>
+        </w:rPr>
+        <w:t>Обґрунтування</w:t>
+      </w:r>
+      <w:proofErr w:type="spellEnd"/>
+      <w:r>
+        <w:rPr>
+          <w:b/>
+          <w:bCs/>
+          <w:sz w:val="28"/>
+          <w:szCs w:val="28"/>
+        </w:rPr>
+        <w:t xml:space="preserve"> </w:t>
+      </w:r>
+      <w:proofErr w:type="spellStart"/>
+      <w:r>
+        <w:rPr>
+          <w:b/>
+          <w:bCs/>
+          <w:sz w:val="28"/>
+          <w:szCs w:val="28"/>
+        </w:rPr>
+        <w:t>вибору</w:t>
+      </w:r>
+      <w:proofErr w:type="spellEnd"/>
+      <w:r>
+        <w:rPr>
+          <w:b/>
+          <w:bCs/>
+          <w:sz w:val="28"/>
+          <w:szCs w:val="28"/>
+        </w:rPr>
+        <w:t xml:space="preserve"> протоколу </w:t>
+      </w:r>
+      <w:proofErr w:type="spellStart"/>
+      <w:r>
+        <w:rPr>
+          <w:b/>
+          <w:bCs/>
+          <w:sz w:val="28"/>
+          <w:szCs w:val="28"/>
+        </w:rPr>
+        <w:t>передачі</w:t>
+      </w:r>
+      <w:proofErr w:type="spellEnd"/>
+      <w:r>
+        <w:rPr>
+          <w:b/>
+          <w:bCs/>
+          <w:sz w:val="28"/>
+          <w:szCs w:val="28"/>
+        </w:rPr>
+        <w:t xml:space="preserve"> даних</w:t>
       </w:r>
     </w:p>
     <w:p>
       <w:pPr>
-        <w:spacing w:before="60" w:after="60" w:line="276" w:lineRule="auto"/>
+        <w:spacing w:before="60" w:after="60" w:line="360" w:lineRule="auto"/>
         <w:ind w:firstLine="720"/>
         <w:jc w:val="both"/>
-      </w:pPr>
-      <w:r>
-        <w:t>Для передачі даних між клієнтом і сервером обрано протокол TCP (через WinSock2). Вибір обумовлений такими причинами:</w:t>
+        <w:rPr>
+          <w:sz w:val="28"/>
+          <w:szCs w:val="28"/>
+        </w:rPr>
+      </w:pPr>
+      <w:r>
+        <w:rPr>
+          <w:sz w:val="28"/>
+          <w:szCs w:val="28"/>
+        </w:rPr>
+        <w:t xml:space="preserve">Для </w:t>
+      </w:r>
+      <w:proofErr w:type="spellStart"/>
+      <w:r>
+        <w:rPr>
+          <w:sz w:val="28"/>
+          <w:szCs w:val="28"/>
+        </w:rPr>
+        <w:t>передачі</w:t>
+      </w:r>
+      <w:proofErr w:type="spellEnd"/>
+      <w:r>
+        <w:rPr>
+          <w:sz w:val="28"/>
+          <w:szCs w:val="28"/>
+        </w:rPr>
+        <w:t xml:space="preserve"> даних між </w:t>
+      </w:r>
+      <w:proofErr w:type="spellStart"/>
+      <w:r>
+        <w:rPr>
+          <w:sz w:val="28"/>
+          <w:szCs w:val="28"/>
+        </w:rPr>
+        <w:t>клієнтом</w:t>
+      </w:r>
+      <w:proofErr w:type="spellEnd"/>
+      <w:r>
+        <w:rPr>
+          <w:sz w:val="28"/>
+          <w:szCs w:val="28"/>
+        </w:rPr>
+        <w:t xml:space="preserve"> і сервером обрано протокол TCP (через WinSock2). Вибір </w:t>
+      </w:r>
+      <w:proofErr w:type="spellStart"/>
+      <w:r>
+        <w:rPr>
+          <w:sz w:val="28"/>
+          <w:szCs w:val="28"/>
+        </w:rPr>
+        <w:t>обумовлений</w:t>
+      </w:r>
+      <w:proofErr w:type="spellEnd"/>
+      <w:r>
+        <w:rPr>
+          <w:sz w:val="28"/>
+          <w:szCs w:val="28"/>
+        </w:rPr>
+        <w:t xml:space="preserve"> такими причинами:</w:t>
       </w:r>
     </w:p>
     <w:p>
       <w:pPr>
-        <w:spacing w:before="60" w:after="60" w:line="276" w:lineRule="auto"/>
+        <w:pStyle w:val="a4"/>
+        <w:numPr>
+          <w:ilvl w:val="0"/>
+          <w:numId w:val="3"/>
+        </w:numPr>
+        <w:spacing w:before="60" w:after="60" w:line="360" w:lineRule="auto"/>
         <w:jc w:val="both"/>
-      </w:pPr>
-      <w:r>
-        <w:t>— TCP гарантує доставку даних у правильному порядку без втрат, що критично для передачі великих матриць;</w:t>
+        <w:rPr>
+          <w:sz w:val="28"/>
+          <w:szCs w:val="28"/>
+        </w:rPr>
+      </w:pPr>
+      <w:r>
+        <w:rPr>
+          <w:sz w:val="28"/>
+          <w:szCs w:val="28"/>
+        </w:rPr>
+        <w:t xml:space="preserve">TCP гарантує доставку даних у правильному порядку без втрат, що критично для </w:t>
+      </w:r>
+      <w:proofErr w:type="spellStart"/>
+      <w:r>
+        <w:rPr>
+          <w:sz w:val="28"/>
+          <w:szCs w:val="28"/>
+        </w:rPr>
+        <w:t>передачі</w:t>
+      </w:r>
+      <w:proofErr w:type="spellEnd"/>
+      <w:r>
+        <w:rPr>
+          <w:sz w:val="28"/>
+          <w:szCs w:val="28"/>
+        </w:rPr>
+        <w:t xml:space="preserve"> великих </w:t>
+      </w:r>
+      <w:proofErr w:type="spellStart"/>
+      <w:r>
+        <w:rPr>
+          <w:sz w:val="28"/>
+          <w:szCs w:val="28"/>
+        </w:rPr>
+        <w:t>матриць</w:t>
+      </w:r>
+      <w:proofErr w:type="spellEnd"/>
+      <w:r>
+        <w:rPr>
+          <w:sz w:val="28"/>
+          <w:szCs w:val="28"/>
+        </w:rPr>
+        <w:t>;</w:t>
       </w:r>
     </w:p>
     <w:p>
       <w:pPr>
-        <w:spacing w:before="60" w:after="60" w:line="276" w:lineRule="auto"/>
+        <w:pStyle w:val="a4"/>
+        <w:numPr>
+          <w:ilvl w:val="0"/>
+          <w:numId w:val="3"/>
+        </w:numPr>
+        <w:spacing w:before="60" w:after="60" w:line="360" w:lineRule="auto"/>
         <w:jc w:val="both"/>
-      </w:pPr>
-      <w:r>
-        <w:t xml:space="preserve">— TCP забезпечує контроль потоку, </w:t>
-      </w:r>
-      <w:r>
-        <w:t>що запобігає переповненню буферів при передачі матриць розміром 10000×10000 і більше;</w:t>
+        <w:rPr>
+          <w:sz w:val="28"/>
+          <w:szCs w:val="28"/>
+        </w:rPr>
+      </w:pPr>
+      <w:r>
+        <w:rPr>
+          <w:sz w:val="28"/>
+          <w:szCs w:val="28"/>
+        </w:rPr>
+        <w:t xml:space="preserve">TCP забезпечує контроль потоку, </w:t>
+      </w:r>
+      <w:r>
+        <w:rPr>
+          <w:sz w:val="28"/>
+          <w:szCs w:val="28"/>
+        </w:rPr>
+        <w:t xml:space="preserve">що </w:t>
+      </w:r>
+      <w:proofErr w:type="spellStart"/>
+      <w:r>
+        <w:rPr>
+          <w:sz w:val="28"/>
+          <w:szCs w:val="28"/>
+        </w:rPr>
+        <w:t>запобігає</w:t>
+      </w:r>
+      <w:proofErr w:type="spellEnd"/>
+      <w:r>
+        <w:rPr>
+          <w:sz w:val="28"/>
+          <w:szCs w:val="28"/>
+        </w:rPr>
+        <w:t xml:space="preserve"> </w:t>
+      </w:r>
+      <w:proofErr w:type="spellStart"/>
+      <w:r>
+        <w:rPr>
+          <w:sz w:val="28"/>
+          <w:szCs w:val="28"/>
+        </w:rPr>
+        <w:t>переповненню</w:t>
+      </w:r>
+      <w:proofErr w:type="spellEnd"/>
+      <w:r>
+        <w:rPr>
+          <w:sz w:val="28"/>
+          <w:szCs w:val="28"/>
+        </w:rPr>
+        <w:t xml:space="preserve"> </w:t>
+      </w:r>
+      <w:proofErr w:type="spellStart"/>
+      <w:r>
+        <w:rPr>
+          <w:sz w:val="28"/>
+          <w:szCs w:val="28"/>
+        </w:rPr>
+        <w:t>буферів</w:t>
+      </w:r>
+      <w:proofErr w:type="spellEnd"/>
+      <w:r>
+        <w:rPr>
+          <w:sz w:val="28"/>
+          <w:szCs w:val="28"/>
+        </w:rPr>
+        <w:t xml:space="preserve"> при </w:t>
+      </w:r>
+      <w:proofErr w:type="spellStart"/>
+      <w:r>
+        <w:rPr>
+          <w:sz w:val="28"/>
+          <w:szCs w:val="28"/>
+        </w:rPr>
+        <w:t>передачі</w:t>
+      </w:r>
+      <w:proofErr w:type="spellEnd"/>
+      <w:r>
+        <w:rPr>
+          <w:sz w:val="28"/>
+          <w:szCs w:val="28"/>
+        </w:rPr>
+        <w:t xml:space="preserve"> </w:t>
+      </w:r>
+      <w:proofErr w:type="spellStart"/>
+      <w:r>
+        <w:rPr>
+          <w:sz w:val="28"/>
+          <w:szCs w:val="28"/>
+        </w:rPr>
+        <w:t>матриць</w:t>
+      </w:r>
+      <w:proofErr w:type="spellEnd"/>
+      <w:r>
+        <w:rPr>
+          <w:sz w:val="28"/>
+          <w:szCs w:val="28"/>
+        </w:rPr>
+        <w:t xml:space="preserve"> </w:t>
+      </w:r>
+      <w:proofErr w:type="spellStart"/>
+      <w:r>
+        <w:rPr>
+          <w:sz w:val="28"/>
+          <w:szCs w:val="28"/>
+        </w:rPr>
+        <w:t>розміром</w:t>
+      </w:r>
+      <w:proofErr w:type="spellEnd"/>
+      <w:r>
+        <w:rPr>
+          <w:sz w:val="28"/>
+          <w:szCs w:val="28"/>
+        </w:rPr>
+        <w:t xml:space="preserve"> 10000×10000 і </w:t>
+      </w:r>
+      <w:proofErr w:type="spellStart"/>
+      <w:r>
+        <w:rPr>
+          <w:sz w:val="28"/>
+          <w:szCs w:val="28"/>
+        </w:rPr>
+        <w:t>більше</w:t>
+      </w:r>
+      <w:proofErr w:type="spellEnd"/>
+      <w:r>
+        <w:rPr>
+          <w:sz w:val="28"/>
+          <w:szCs w:val="28"/>
+        </w:rPr>
+        <w:t>;</w:t>
       </w:r>
     </w:p>
     <w:p>
       <w:pPr>
-        <w:spacing w:before="60" w:after="60" w:line="276" w:lineRule="auto"/>
+        <w:pStyle w:val="a4"/>
+        <w:numPr>
+          <w:ilvl w:val="0"/>
+          <w:numId w:val="3"/>
+        </w:numPr>
+        <w:spacing w:before="60" w:after="60" w:line="360" w:lineRule="auto"/>
         <w:jc w:val="both"/>
-      </w:pPr>
-      <w:r>
-        <w:t>— на відміну від UDP, TCP не потребує реалізації власного механізму підтвердження отримання даних.</w:t>
+        <w:rPr>
+          <w:sz w:val="28"/>
+          <w:szCs w:val="28"/>
+        </w:rPr>
+      </w:pPr>
+      <w:r>
+        <w:rPr>
+          <w:sz w:val="28"/>
+          <w:szCs w:val="28"/>
+        </w:rPr>
+        <w:t xml:space="preserve">на відміну від UDP, TCP не потребує реалізації </w:t>
+      </w:r>
+      <w:proofErr w:type="spellStart"/>
+      <w:r>
+        <w:rPr>
+          <w:sz w:val="28"/>
+          <w:szCs w:val="28"/>
+        </w:rPr>
+        <w:t>власного</w:t>
+      </w:r>
+      <w:proofErr w:type="spellEnd"/>
+      <w:r>
+        <w:rPr>
+          <w:sz w:val="28"/>
+          <w:szCs w:val="28"/>
+        </w:rPr>
+        <w:t xml:space="preserve"> механізму </w:t>
+      </w:r>
+      <w:proofErr w:type="spellStart"/>
+      <w:r>
+        <w:rPr>
+          <w:sz w:val="28"/>
+          <w:szCs w:val="28"/>
+        </w:rPr>
+        <w:t>підтвердження</w:t>
+      </w:r>
+      <w:proofErr w:type="spellEnd"/>
+      <w:r>
+        <w:rPr>
+          <w:sz w:val="28"/>
+          <w:szCs w:val="28"/>
+        </w:rPr>
+        <w:t xml:space="preserve"> отримання даних.</w:t>
       </w:r>
     </w:p>
     <w:p>
       <w:pPr>
-        <w:spacing w:before="120" w:after="60"/>
+        <w:spacing w:before="120" w:after="60" w:line="360" w:lineRule="auto"/>
+        <w:rPr>
+          <w:sz w:val="28"/>
+          <w:szCs w:val="28"/>
+        </w:rPr>
       </w:pPr>
       <w:r>
         <w:rPr>
           <w:b/>
           <w:bCs/>
-          <w:u w:val="single"/>
-        </w:rPr>
-        <w:t>Архітектурний опис клієнта</w:t>
-      </w:r>
+          <w:sz w:val="28"/>
+          <w:szCs w:val="28"/>
+        </w:rPr>
+        <w:t xml:space="preserve">Архітектурний опис </w:t>
+      </w:r>
+      <w:proofErr w:type="spellStart"/>
+      <w:r>
+        <w:rPr>
+          <w:b/>
+          <w:bCs/>
+          <w:sz w:val="28"/>
+          <w:szCs w:val="28"/>
+        </w:rPr>
+        <w:t>клієнта</w:t>
+      </w:r>
+      <w:proofErr w:type="spellEnd"/>
     </w:p>
     <w:p>
       <w:pPr>
-        <w:spacing w:before="60" w:after="60" w:line="276" w:lineRule="auto"/>
+        <w:spacing w:before="60" w:after="60" w:line="360" w:lineRule="auto"/>
         <w:ind w:firstLine="720"/>
         <w:jc w:val="both"/>
-      </w:pPr>
-      <w:r>
-        <w:t>Клієнт побудований у вигляді однопотокового застосунку з фоновим потоком-слухачем:</w:t>
+        <w:rPr>
+          <w:sz w:val="28"/>
+          <w:szCs w:val="28"/>
+        </w:rPr>
+      </w:pPr>
+      <w:proofErr w:type="spellStart"/>
+      <w:r>
+        <w:rPr>
+          <w:sz w:val="28"/>
+          <w:szCs w:val="28"/>
+        </w:rPr>
+        <w:t>Клієнт</w:t>
+      </w:r>
+      <w:proofErr w:type="spellEnd"/>
+      <w:r>
+        <w:rPr>
+          <w:sz w:val="28"/>
+          <w:szCs w:val="28"/>
+        </w:rPr>
+        <w:t xml:space="preserve"> побудований у вигляді </w:t>
+      </w:r>
+      <w:proofErr w:type="spellStart"/>
+      <w:r>
+        <w:rPr>
+          <w:sz w:val="28"/>
+          <w:szCs w:val="28"/>
+        </w:rPr>
+        <w:t>однопотокового</w:t>
+      </w:r>
+      <w:proofErr w:type="spellEnd"/>
+      <w:r>
+        <w:rPr>
+          <w:sz w:val="28"/>
+          <w:szCs w:val="28"/>
+        </w:rPr>
+        <w:t xml:space="preserve"> застосунку з </w:t>
+      </w:r>
+      <w:proofErr w:type="spellStart"/>
+      <w:r>
+        <w:rPr>
+          <w:sz w:val="28"/>
+          <w:szCs w:val="28"/>
+        </w:rPr>
+        <w:t>фоновим</w:t>
+      </w:r>
+      <w:proofErr w:type="spellEnd"/>
+      <w:r>
+        <w:rPr>
+          <w:sz w:val="28"/>
+          <w:szCs w:val="28"/>
+        </w:rPr>
+        <w:t xml:space="preserve"> потоком-</w:t>
+      </w:r>
+      <w:proofErr w:type="spellStart"/>
+      <w:r>
+        <w:rPr>
+          <w:sz w:val="28"/>
+          <w:szCs w:val="28"/>
+        </w:rPr>
+        <w:t>слухачем</w:t>
+      </w:r>
+      <w:proofErr w:type="spellEnd"/>
+      <w:r>
+        <w:rPr>
+          <w:sz w:val="28"/>
+          <w:szCs w:val="28"/>
+        </w:rPr>
+        <w:t>:</w:t>
       </w:r>
     </w:p>
     <w:p>
       <w:pPr>
-        <w:spacing w:before="60" w:after="60" w:line="276" w:lineRule="auto"/>
+        <w:pStyle w:val="a4"/>
+        <w:numPr>
+          <w:ilvl w:val="0"/>
+          <w:numId w:val="4"/>
+        </w:numPr>
+        <w:spacing w:before="60" w:after="60" w:line="360" w:lineRule="auto"/>
         <w:jc w:val="both"/>
-      </w:pPr>
-      <w:r>
-        <w:t>— Головний потік: встановлює з`єднання, відправляє дані та команди, виводить результати;</w:t>
+        <w:rPr>
+          <w:sz w:val="28"/>
+          <w:szCs w:val="28"/>
+        </w:rPr>
+      </w:pPr>
+      <w:proofErr w:type="spellStart"/>
+      <w:r>
+        <w:rPr>
+          <w:sz w:val="28"/>
+          <w:szCs w:val="28"/>
+        </w:rPr>
+        <w:t>Головний</w:t>
+      </w:r>
+      <w:proofErr w:type="spellEnd"/>
+      <w:r>
+        <w:rPr>
+          <w:sz w:val="28"/>
+          <w:szCs w:val="28"/>
+        </w:rPr>
+        <w:t xml:space="preserve"> </w:t>
+      </w:r>
+      <w:proofErr w:type="spellStart"/>
+      <w:r>
+        <w:rPr>
+          <w:sz w:val="28"/>
+          <w:szCs w:val="28"/>
+        </w:rPr>
+        <w:t>потік</w:t>
+      </w:r>
+      <w:proofErr w:type="spellEnd"/>
+      <w:r>
+        <w:rPr>
+          <w:sz w:val="28"/>
+          <w:szCs w:val="28"/>
+        </w:rPr>
+        <w:t xml:space="preserve">: </w:t>
+      </w:r>
+      <w:proofErr w:type="spellStart"/>
+      <w:r>
+        <w:rPr>
+          <w:sz w:val="28"/>
+          <w:szCs w:val="28"/>
+        </w:rPr>
+        <w:t>встановлює</w:t>
+      </w:r>
+      <w:proofErr w:type="spellEnd"/>
+      <w:r>
+        <w:rPr>
+          <w:sz w:val="28"/>
+          <w:szCs w:val="28"/>
+        </w:rPr>
+        <w:t xml:space="preserve"> з`єднання, </w:t>
+      </w:r>
+      <w:proofErr w:type="spellStart"/>
+      <w:r>
+        <w:rPr>
+          <w:sz w:val="28"/>
+          <w:szCs w:val="28"/>
+        </w:rPr>
+        <w:t>відправляє</w:t>
+      </w:r>
+      <w:proofErr w:type="spellEnd"/>
+      <w:r>
+        <w:rPr>
+          <w:sz w:val="28"/>
+          <w:szCs w:val="28"/>
+        </w:rPr>
+        <w:t xml:space="preserve"> дані та команди, </w:t>
+      </w:r>
+      <w:proofErr w:type="spellStart"/>
+      <w:r>
+        <w:rPr>
+          <w:sz w:val="28"/>
+          <w:szCs w:val="28"/>
+        </w:rPr>
+        <w:t>виводить</w:t>
+      </w:r>
+      <w:proofErr w:type="spellEnd"/>
+      <w:r>
+        <w:rPr>
+          <w:sz w:val="28"/>
+          <w:szCs w:val="28"/>
+        </w:rPr>
+        <w:t xml:space="preserve"> </w:t>
+      </w:r>
+      <w:proofErr w:type="spellStart"/>
+      <w:r>
+        <w:rPr>
+          <w:sz w:val="28"/>
+          <w:szCs w:val="28"/>
+        </w:rPr>
+        <w:t>результати</w:t>
+      </w:r>
+      <w:proofErr w:type="spellEnd"/>
+      <w:r>
+        <w:rPr>
+          <w:sz w:val="28"/>
+          <w:szCs w:val="28"/>
+        </w:rPr>
+        <w:t>;</w:t>
       </w:r>
     </w:p>
     <w:p>
       <w:pPr>
-        <w:spacing w:before="60" w:after="60" w:line="276" w:lineRule="auto"/>
+        <w:pStyle w:val="a4"/>
+        <w:numPr>
+          <w:ilvl w:val="0"/>
+          <w:numId w:val="4"/>
+        </w:numPr>
+        <w:spacing w:before="60" w:after="60" w:line="360" w:lineRule="auto"/>
         <w:jc w:val="both"/>
-      </w:pPr>
-      <w:r>
-        <w:t>— Потік-слухач (listener thread): постійно зчитує повідомлення від сервера та виводи</w:t>
-      </w:r>
-      <w:r>
-        <w:t>ть прогрес обчислень. Завершується після отримання COMPUTATION_COMPLETE;</w:t>
+        <w:rPr>
+          <w:sz w:val="28"/>
+          <w:szCs w:val="28"/>
+        </w:rPr>
+      </w:pPr>
+      <w:r>
+        <w:rPr>
+          <w:sz w:val="28"/>
+          <w:szCs w:val="28"/>
+        </w:rPr>
+        <w:t>Потік-слухач (</w:t>
+      </w:r>
+      <w:proofErr w:type="spellStart"/>
+      <w:r>
+        <w:rPr>
+          <w:sz w:val="28"/>
+          <w:szCs w:val="28"/>
+        </w:rPr>
+        <w:t>listener</w:t>
+      </w:r>
+      <w:proofErr w:type="spellEnd"/>
+      <w:r>
+        <w:rPr>
+          <w:sz w:val="28"/>
+          <w:szCs w:val="28"/>
+        </w:rPr>
+        <w:t xml:space="preserve"> thread): </w:t>
+      </w:r>
+      <w:proofErr w:type="spellStart"/>
+      <w:r>
+        <w:rPr>
+          <w:sz w:val="28"/>
+          <w:szCs w:val="28"/>
+        </w:rPr>
+        <w:t>постійно</w:t>
+      </w:r>
+      <w:proofErr w:type="spellEnd"/>
+      <w:r>
+        <w:rPr>
+          <w:sz w:val="28"/>
+          <w:szCs w:val="28"/>
+        </w:rPr>
+        <w:t xml:space="preserve"> </w:t>
+      </w:r>
+      <w:proofErr w:type="spellStart"/>
+      <w:r>
+        <w:rPr>
+          <w:sz w:val="28"/>
+          <w:szCs w:val="28"/>
+        </w:rPr>
+        <w:t>зчитує</w:t>
+      </w:r>
+      <w:proofErr w:type="spellEnd"/>
+      <w:r>
+        <w:rPr>
+          <w:sz w:val="28"/>
+          <w:szCs w:val="28"/>
+        </w:rPr>
+        <w:t xml:space="preserve"> повідомлення від сервера та </w:t>
+      </w:r>
+      <w:proofErr w:type="spellStart"/>
+      <w:r>
+        <w:rPr>
+          <w:sz w:val="28"/>
+          <w:szCs w:val="28"/>
+        </w:rPr>
+        <w:t>виводи</w:t>
+      </w:r>
+      <w:r>
+        <w:rPr>
+          <w:sz w:val="28"/>
+          <w:szCs w:val="28"/>
+        </w:rPr>
+        <w:t>ть</w:t>
+      </w:r>
+      <w:proofErr w:type="spellEnd"/>
+      <w:r>
+        <w:rPr>
+          <w:sz w:val="28"/>
+          <w:szCs w:val="28"/>
+        </w:rPr>
+        <w:t xml:space="preserve"> </w:t>
+      </w:r>
+      <w:proofErr w:type="spellStart"/>
+      <w:r>
+        <w:rPr>
+          <w:sz w:val="28"/>
+          <w:szCs w:val="28"/>
+        </w:rPr>
+        <w:t>прогрес</w:t>
+      </w:r>
+      <w:proofErr w:type="spellEnd"/>
+      <w:r>
+        <w:rPr>
+          <w:sz w:val="28"/>
+          <w:szCs w:val="28"/>
+        </w:rPr>
+        <w:t xml:space="preserve"> </w:t>
+      </w:r>
+      <w:proofErr w:type="spellStart"/>
+      <w:r>
+        <w:rPr>
+          <w:sz w:val="28"/>
+          <w:szCs w:val="28"/>
+        </w:rPr>
+        <w:t>обчислень</w:t>
+      </w:r>
+      <w:proofErr w:type="spellEnd"/>
+      <w:r>
+        <w:rPr>
+          <w:sz w:val="28"/>
+          <w:szCs w:val="28"/>
+        </w:rPr>
+        <w:t xml:space="preserve">. </w:t>
+      </w:r>
+      <w:proofErr w:type="spellStart"/>
+      <w:r>
+        <w:rPr>
+          <w:sz w:val="28"/>
+          <w:szCs w:val="28"/>
+        </w:rPr>
+        <w:t>Завершується</w:t>
+      </w:r>
+      <w:proofErr w:type="spellEnd"/>
+      <w:r>
+        <w:rPr>
+          <w:sz w:val="28"/>
+          <w:szCs w:val="28"/>
+        </w:rPr>
+        <w:t xml:space="preserve"> після отримання COMPUTATION_COMPLETE;</w:t>
       </w:r>
     </w:p>
     <w:p>
       <w:pPr>
-        <w:spacing w:before="60" w:after="60" w:line="276" w:lineRule="auto"/>
+        <w:pStyle w:val="a4"/>
+        <w:numPr>
+          <w:ilvl w:val="0"/>
+          <w:numId w:val="4"/>
+        </w:numPr>
+        <w:spacing w:before="60" w:after="60" w:line="360" w:lineRule="auto"/>
         <w:jc w:val="both"/>
-      </w:pPr>
-      <w:r>
-        <w:t>— Після завершення listener, головний потік відправляє GET_RESULT та зчитує фінальний результат напряму.</w:t>
+        <w:rPr>
+          <w:sz w:val="28"/>
+          <w:szCs w:val="28"/>
+        </w:rPr>
+      </w:pPr>
+      <w:r>
+        <w:rPr>
+          <w:sz w:val="28"/>
+          <w:szCs w:val="28"/>
+        </w:rPr>
+        <w:t xml:space="preserve">Після </w:t>
+      </w:r>
+      <w:proofErr w:type="spellStart"/>
+      <w:r>
+        <w:rPr>
+          <w:sz w:val="28"/>
+          <w:szCs w:val="28"/>
+        </w:rPr>
+        <w:t>завершення</w:t>
+      </w:r>
+      <w:proofErr w:type="spellEnd"/>
+      <w:r>
+        <w:rPr>
+          <w:sz w:val="28"/>
+          <w:szCs w:val="28"/>
+        </w:rPr>
+        <w:t xml:space="preserve"> </w:t>
+      </w:r>
+      <w:proofErr w:type="spellStart"/>
+      <w:r>
+        <w:rPr>
+          <w:sz w:val="28"/>
+          <w:szCs w:val="28"/>
+        </w:rPr>
+        <w:t>listener</w:t>
+      </w:r>
+      <w:proofErr w:type="spellEnd"/>
+      <w:r>
+        <w:rPr>
+          <w:sz w:val="28"/>
+          <w:szCs w:val="28"/>
+        </w:rPr>
+        <w:t xml:space="preserve">, </w:t>
+      </w:r>
+      <w:proofErr w:type="spellStart"/>
+      <w:r>
+        <w:rPr>
+          <w:sz w:val="28"/>
+          <w:szCs w:val="28"/>
+        </w:rPr>
+        <w:t>головний</w:t>
+      </w:r>
+      <w:proofErr w:type="spellEnd"/>
+      <w:r>
+        <w:rPr>
+          <w:sz w:val="28"/>
+          <w:szCs w:val="28"/>
+        </w:rPr>
+        <w:t xml:space="preserve"> </w:t>
+      </w:r>
+      <w:proofErr w:type="spellStart"/>
+      <w:r>
+        <w:rPr>
+          <w:sz w:val="28"/>
+          <w:szCs w:val="28"/>
+        </w:rPr>
+        <w:t>потік</w:t>
+      </w:r>
+      <w:proofErr w:type="spellEnd"/>
+      <w:r>
+        <w:rPr>
+          <w:sz w:val="28"/>
+          <w:szCs w:val="28"/>
+        </w:rPr>
+        <w:t xml:space="preserve"> </w:t>
+      </w:r>
+      <w:proofErr w:type="spellStart"/>
+      <w:r>
+        <w:rPr>
+          <w:sz w:val="28"/>
+          <w:szCs w:val="28"/>
+        </w:rPr>
+        <w:t>відправляє</w:t>
+      </w:r>
+      <w:proofErr w:type="spellEnd"/>
+      <w:r>
+        <w:rPr>
+          <w:sz w:val="28"/>
+          <w:szCs w:val="28"/>
+        </w:rPr>
+        <w:t xml:space="preserve"> GET_RESULT та </w:t>
+      </w:r>
+      <w:proofErr w:type="spellStart"/>
+      <w:r>
+        <w:rPr>
+          <w:sz w:val="28"/>
+          <w:szCs w:val="28"/>
+        </w:rPr>
+        <w:t>зчитує</w:t>
+      </w:r>
+      <w:proofErr w:type="spellEnd"/>
+      <w:r>
+        <w:rPr>
+          <w:sz w:val="28"/>
+          <w:szCs w:val="28"/>
+        </w:rPr>
+        <w:t xml:space="preserve"> </w:t>
+      </w:r>
+      <w:proofErr w:type="spellStart"/>
+      <w:r>
+        <w:rPr>
+          <w:sz w:val="28"/>
+          <w:szCs w:val="28"/>
+        </w:rPr>
+        <w:t>фінальний</w:t>
+      </w:r>
+      <w:proofErr w:type="spellEnd"/>
+      <w:r>
+        <w:rPr>
+          <w:sz w:val="28"/>
+          <w:szCs w:val="28"/>
+        </w:rPr>
+        <w:t xml:space="preserve"> результат напряму.</w:t>
       </w:r>
     </w:p>
     <w:p>
       <w:pPr>
-        <w:spacing w:before="120" w:after="60"/>
+        <w:spacing w:before="120" w:after="60" w:line="360" w:lineRule="auto"/>
+        <w:rPr>
+          <w:sz w:val="28"/>
+          <w:szCs w:val="28"/>
+        </w:rPr>
       </w:pPr>
       <w:r>
         <w:rPr>
           <w:b/>
           <w:bCs/>
-          <w:u w:val="single"/>
+          <w:sz w:val="28"/>
+          <w:szCs w:val="28"/>
         </w:rPr>
         <w:t>Архітектурний опис сервера</w:t>
       </w:r>
     </w:p>
     <w:p>
       <w:pPr>
-        <w:spacing w:before="60" w:after="60" w:line="276" w:lineRule="auto"/>
+        <w:spacing w:before="60" w:after="60" w:line="360" w:lineRule="auto"/>
         <w:ind w:firstLine="720"/>
         <w:jc w:val="both"/>
-      </w:pPr>
-      <w:r>
-        <w:t>Сервер підтримує одночасну роботу декількох клієнті</w:t>
-      </w:r>
-      <w:r>
-        <w:t>в завдяки такій архітектурі:</w:t>
+        <w:rPr>
+          <w:sz w:val="28"/>
+          <w:szCs w:val="28"/>
+        </w:rPr>
+      </w:pPr>
+      <w:r>
+        <w:rPr>
+          <w:sz w:val="28"/>
+          <w:szCs w:val="28"/>
+        </w:rPr>
+        <w:lastRenderedPageBreak/>
+        <w:t xml:space="preserve">Сервер підтримує </w:t>
+      </w:r>
+      <w:proofErr w:type="spellStart"/>
+      <w:r>
+        <w:rPr>
+          <w:sz w:val="28"/>
+          <w:szCs w:val="28"/>
+        </w:rPr>
+        <w:t>одночасну</w:t>
+      </w:r>
+      <w:proofErr w:type="spellEnd"/>
+      <w:r>
+        <w:rPr>
+          <w:sz w:val="28"/>
+          <w:szCs w:val="28"/>
+        </w:rPr>
+        <w:t xml:space="preserve"> роботу </w:t>
+      </w:r>
+      <w:proofErr w:type="spellStart"/>
+      <w:r>
+        <w:rPr>
+          <w:sz w:val="28"/>
+          <w:szCs w:val="28"/>
+        </w:rPr>
+        <w:t>декількох</w:t>
+      </w:r>
+      <w:proofErr w:type="spellEnd"/>
+      <w:r>
+        <w:rPr>
+          <w:sz w:val="28"/>
+          <w:szCs w:val="28"/>
+        </w:rPr>
+        <w:t xml:space="preserve"> </w:t>
+      </w:r>
+      <w:proofErr w:type="spellStart"/>
+      <w:r>
+        <w:rPr>
+          <w:sz w:val="28"/>
+          <w:szCs w:val="28"/>
+        </w:rPr>
+        <w:t>клієнті</w:t>
+      </w:r>
+      <w:r>
+        <w:rPr>
+          <w:sz w:val="28"/>
+          <w:szCs w:val="28"/>
+        </w:rPr>
+        <w:t>в</w:t>
+      </w:r>
+      <w:proofErr w:type="spellEnd"/>
+      <w:r>
+        <w:rPr>
+          <w:sz w:val="28"/>
+          <w:szCs w:val="28"/>
+        </w:rPr>
+        <w:t xml:space="preserve"> завдяки </w:t>
+      </w:r>
+      <w:proofErr w:type="spellStart"/>
+      <w:r>
+        <w:rPr>
+          <w:sz w:val="28"/>
+          <w:szCs w:val="28"/>
+        </w:rPr>
+        <w:t>такій</w:t>
+      </w:r>
+      <w:proofErr w:type="spellEnd"/>
+      <w:r>
+        <w:rPr>
+          <w:sz w:val="28"/>
+          <w:szCs w:val="28"/>
+        </w:rPr>
+        <w:t xml:space="preserve"> </w:t>
+      </w:r>
+      <w:proofErr w:type="spellStart"/>
+      <w:r>
+        <w:rPr>
+          <w:sz w:val="28"/>
+          <w:szCs w:val="28"/>
+        </w:rPr>
+        <w:t>архітектурі</w:t>
+      </w:r>
+      <w:proofErr w:type="spellEnd"/>
+      <w:r>
+        <w:rPr>
+          <w:sz w:val="28"/>
+          <w:szCs w:val="28"/>
+        </w:rPr>
+        <w:t>:</w:t>
       </w:r>
     </w:p>
     <w:p>
       <w:pPr>
-        <w:spacing w:before="60" w:after="60" w:line="276" w:lineRule="auto"/>
+        <w:pStyle w:val="a4"/>
+        <w:numPr>
+          <w:ilvl w:val="0"/>
+          <w:numId w:val="5"/>
+        </w:numPr>
+        <w:spacing w:before="60" w:after="60" w:line="360" w:lineRule="auto"/>
         <w:jc w:val="both"/>
-      </w:pPr>
-      <w:r>
-        <w:t>— Для кожного нового клієнта створюється окремий потік handleClient, який обробляє всі команди цього клієнта;</w:t>
+        <w:rPr>
+          <w:sz w:val="28"/>
+          <w:szCs w:val="28"/>
+        </w:rPr>
+      </w:pPr>
+      <w:r>
+        <w:rPr>
+          <w:sz w:val="28"/>
+          <w:szCs w:val="28"/>
+        </w:rPr>
+        <w:t xml:space="preserve">Для кожного нового </w:t>
+      </w:r>
+      <w:proofErr w:type="spellStart"/>
+      <w:r>
+        <w:rPr>
+          <w:sz w:val="28"/>
+          <w:szCs w:val="28"/>
+        </w:rPr>
+        <w:t>клієнта</w:t>
+      </w:r>
+      <w:proofErr w:type="spellEnd"/>
+      <w:r>
+        <w:rPr>
+          <w:sz w:val="28"/>
+          <w:szCs w:val="28"/>
+        </w:rPr>
+        <w:t xml:space="preserve"> створюється </w:t>
+      </w:r>
+      <w:proofErr w:type="spellStart"/>
+      <w:r>
+        <w:rPr>
+          <w:sz w:val="28"/>
+          <w:szCs w:val="28"/>
+        </w:rPr>
+        <w:t>окремий</w:t>
+      </w:r>
+      <w:proofErr w:type="spellEnd"/>
+      <w:r>
+        <w:rPr>
+          <w:sz w:val="28"/>
+          <w:szCs w:val="28"/>
+        </w:rPr>
+        <w:t xml:space="preserve"> </w:t>
+      </w:r>
+      <w:proofErr w:type="spellStart"/>
+      <w:r>
+        <w:rPr>
+          <w:sz w:val="28"/>
+          <w:szCs w:val="28"/>
+        </w:rPr>
+        <w:t>потік</w:t>
+      </w:r>
+      <w:proofErr w:type="spellEnd"/>
+      <w:r>
+        <w:rPr>
+          <w:sz w:val="28"/>
+          <w:szCs w:val="28"/>
+        </w:rPr>
+        <w:t xml:space="preserve"> </w:t>
+      </w:r>
+      <w:proofErr w:type="spellStart"/>
+      <w:r>
+        <w:rPr>
+          <w:sz w:val="28"/>
+          <w:szCs w:val="28"/>
+        </w:rPr>
+        <w:t>handleClient</w:t>
+      </w:r>
+      <w:proofErr w:type="spellEnd"/>
+      <w:r>
+        <w:rPr>
+          <w:sz w:val="28"/>
+          <w:szCs w:val="28"/>
+        </w:rPr>
+        <w:t xml:space="preserve">, який обробляє всі команди цього </w:t>
+      </w:r>
+      <w:proofErr w:type="spellStart"/>
+      <w:r>
+        <w:rPr>
+          <w:sz w:val="28"/>
+          <w:szCs w:val="28"/>
+        </w:rPr>
+        <w:t>клієнта</w:t>
+      </w:r>
+      <w:proofErr w:type="spellEnd"/>
+      <w:r>
+        <w:rPr>
+          <w:sz w:val="28"/>
+          <w:szCs w:val="28"/>
+        </w:rPr>
+        <w:t>;</w:t>
       </w:r>
     </w:p>
     <w:p>
       <w:pPr>
-        <w:spacing w:before="60" w:after="60" w:line="276" w:lineRule="auto"/>
+        <w:pStyle w:val="a4"/>
+        <w:numPr>
+          <w:ilvl w:val="0"/>
+          <w:numId w:val="5"/>
+        </w:numPr>
+        <w:spacing w:before="60" w:after="60" w:line="360" w:lineRule="auto"/>
         <w:jc w:val="both"/>
-      </w:pPr>
-      <w:r>
-        <w:t>— Дані кожного клієнта зберігаються в об`єкті ClientData через shared_ptr, що гарантує коректне управління пам`яттю м</w:t>
-      </w:r>
-      <w:r>
+        <w:rPr>
+          <w:sz w:val="28"/>
+          <w:szCs w:val="28"/>
+        </w:rPr>
+      </w:pPr>
+      <w:r>
+        <w:rPr>
+          <w:sz w:val="28"/>
+          <w:szCs w:val="28"/>
+        </w:rPr>
+        <w:t xml:space="preserve">Дані кожного </w:t>
+      </w:r>
+      <w:proofErr w:type="spellStart"/>
+      <w:r>
+        <w:rPr>
+          <w:sz w:val="28"/>
+          <w:szCs w:val="28"/>
+        </w:rPr>
+        <w:t>клієнта</w:t>
+      </w:r>
+      <w:proofErr w:type="spellEnd"/>
+      <w:r>
+        <w:rPr>
+          <w:sz w:val="28"/>
+          <w:szCs w:val="28"/>
+        </w:rPr>
+        <w:t xml:space="preserve"> зберігаються в </w:t>
+      </w:r>
+      <w:proofErr w:type="spellStart"/>
+      <w:r>
+        <w:rPr>
+          <w:sz w:val="28"/>
+          <w:szCs w:val="28"/>
+        </w:rPr>
+        <w:t>об`єкті</w:t>
+      </w:r>
+      <w:proofErr w:type="spellEnd"/>
+      <w:r>
+        <w:rPr>
+          <w:sz w:val="28"/>
+          <w:szCs w:val="28"/>
+        </w:rPr>
+        <w:t xml:space="preserve"> </w:t>
+      </w:r>
+      <w:proofErr w:type="spellStart"/>
+      <w:r>
+        <w:rPr>
+          <w:sz w:val="28"/>
+          <w:szCs w:val="28"/>
+        </w:rPr>
+        <w:t>ClientData</w:t>
+      </w:r>
+      <w:proofErr w:type="spellEnd"/>
+      <w:r>
+        <w:rPr>
+          <w:sz w:val="28"/>
+          <w:szCs w:val="28"/>
+        </w:rPr>
+        <w:t xml:space="preserve"> через </w:t>
+      </w:r>
+      <w:proofErr w:type="spellStart"/>
+      <w:r>
+        <w:rPr>
+          <w:sz w:val="28"/>
+          <w:szCs w:val="28"/>
+        </w:rPr>
+        <w:t>shared_ptr</w:t>
+      </w:r>
+      <w:proofErr w:type="spellEnd"/>
+      <w:r>
+        <w:rPr>
+          <w:sz w:val="28"/>
+          <w:szCs w:val="28"/>
+        </w:rPr>
+        <w:t xml:space="preserve">, що гарантує </w:t>
+      </w:r>
+      <w:proofErr w:type="spellStart"/>
+      <w:r>
+        <w:rPr>
+          <w:sz w:val="28"/>
+          <w:szCs w:val="28"/>
+        </w:rPr>
+        <w:t>коректне</w:t>
+      </w:r>
+      <w:proofErr w:type="spellEnd"/>
+      <w:r>
+        <w:rPr>
+          <w:sz w:val="28"/>
+          <w:szCs w:val="28"/>
+        </w:rPr>
+        <w:t xml:space="preserve"> управління </w:t>
+      </w:r>
+      <w:proofErr w:type="spellStart"/>
+      <w:r>
+        <w:rPr>
+          <w:sz w:val="28"/>
+          <w:szCs w:val="28"/>
+        </w:rPr>
+        <w:t>пам`яттю</w:t>
+      </w:r>
+      <w:proofErr w:type="spellEnd"/>
+      <w:r>
+        <w:rPr>
+          <w:sz w:val="28"/>
+          <w:szCs w:val="28"/>
+        </w:rPr>
+        <w:t xml:space="preserve"> м</w:t>
+      </w:r>
+      <w:r>
+        <w:rPr>
+          <w:sz w:val="28"/>
+          <w:szCs w:val="28"/>
+        </w:rPr>
         <w:t>іж потоками;</w:t>
       </w:r>
     </w:p>
     <w:p>
       <w:pPr>
-        <w:spacing w:before="60" w:after="60" w:line="276" w:lineRule="auto"/>
+        <w:pStyle w:val="a4"/>
+        <w:numPr>
+          <w:ilvl w:val="0"/>
+          <w:numId w:val="5"/>
+        </w:numPr>
+        <w:spacing w:before="60" w:after="60" w:line="360" w:lineRule="auto"/>
         <w:jc w:val="both"/>
-      </w:pPr>
-      <w:r>
-        <w:t>— Доступ до мапи клієнтів захищено глобальним м`ютексом clientsMapMutex, а дані кожного клієнта захищені індивідуальним м`ютексом data-&gt;mtx;</w:t>
+        <w:rPr>
+          <w:sz w:val="28"/>
+          <w:szCs w:val="28"/>
+        </w:rPr>
+      </w:pPr>
+      <w:r>
+        <w:rPr>
+          <w:sz w:val="28"/>
+          <w:szCs w:val="28"/>
+        </w:rPr>
+        <w:t xml:space="preserve">Доступ до </w:t>
+      </w:r>
+      <w:proofErr w:type="spellStart"/>
+      <w:r>
+        <w:rPr>
+          <w:sz w:val="28"/>
+          <w:szCs w:val="28"/>
+        </w:rPr>
+        <w:t>мапи</w:t>
+      </w:r>
+      <w:proofErr w:type="spellEnd"/>
+      <w:r>
+        <w:rPr>
+          <w:sz w:val="28"/>
+          <w:szCs w:val="28"/>
+        </w:rPr>
+        <w:t xml:space="preserve"> </w:t>
+      </w:r>
+      <w:proofErr w:type="spellStart"/>
+      <w:r>
+        <w:rPr>
+          <w:sz w:val="28"/>
+          <w:szCs w:val="28"/>
+        </w:rPr>
+        <w:t>клієнтів</w:t>
+      </w:r>
+      <w:proofErr w:type="spellEnd"/>
+      <w:r>
+        <w:rPr>
+          <w:sz w:val="28"/>
+          <w:szCs w:val="28"/>
+        </w:rPr>
+        <w:t xml:space="preserve"> </w:t>
+      </w:r>
+      <w:proofErr w:type="spellStart"/>
+      <w:r>
+        <w:rPr>
+          <w:sz w:val="28"/>
+          <w:szCs w:val="28"/>
+        </w:rPr>
+        <w:t>захищено</w:t>
+      </w:r>
+      <w:proofErr w:type="spellEnd"/>
+      <w:r>
+        <w:rPr>
+          <w:sz w:val="28"/>
+          <w:szCs w:val="28"/>
+        </w:rPr>
+        <w:t xml:space="preserve"> </w:t>
+      </w:r>
+      <w:proofErr w:type="spellStart"/>
+      <w:r>
+        <w:rPr>
+          <w:sz w:val="28"/>
+          <w:szCs w:val="28"/>
+        </w:rPr>
+        <w:t>глобальним</w:t>
+      </w:r>
+      <w:proofErr w:type="spellEnd"/>
+      <w:r>
+        <w:rPr>
+          <w:sz w:val="28"/>
+          <w:szCs w:val="28"/>
+        </w:rPr>
+        <w:t xml:space="preserve"> </w:t>
+      </w:r>
+      <w:proofErr w:type="spellStart"/>
+      <w:r>
+        <w:rPr>
+          <w:sz w:val="28"/>
+          <w:szCs w:val="28"/>
+        </w:rPr>
+        <w:t>м`ютексом</w:t>
+      </w:r>
+      <w:proofErr w:type="spellEnd"/>
+      <w:r>
+        <w:rPr>
+          <w:sz w:val="28"/>
+          <w:szCs w:val="28"/>
+        </w:rPr>
+        <w:t xml:space="preserve"> </w:t>
+      </w:r>
+      <w:proofErr w:type="spellStart"/>
+      <w:r>
+        <w:rPr>
+          <w:sz w:val="28"/>
+          <w:szCs w:val="28"/>
+        </w:rPr>
+        <w:t>clientsMapMutex</w:t>
+      </w:r>
+      <w:proofErr w:type="spellEnd"/>
+      <w:r>
+        <w:rPr>
+          <w:sz w:val="28"/>
+          <w:szCs w:val="28"/>
+        </w:rPr>
+        <w:t xml:space="preserve">, а дані кожного </w:t>
+      </w:r>
+      <w:proofErr w:type="spellStart"/>
+      <w:r>
+        <w:rPr>
+          <w:sz w:val="28"/>
+          <w:szCs w:val="28"/>
+        </w:rPr>
+        <w:t>клієнта</w:t>
+      </w:r>
+      <w:proofErr w:type="spellEnd"/>
+      <w:r>
+        <w:rPr>
+          <w:sz w:val="28"/>
+          <w:szCs w:val="28"/>
+        </w:rPr>
+        <w:t xml:space="preserve"> </w:t>
+      </w:r>
+      <w:proofErr w:type="spellStart"/>
+      <w:r>
+        <w:rPr>
+          <w:sz w:val="28"/>
+          <w:szCs w:val="28"/>
+        </w:rPr>
+        <w:t>захищені</w:t>
+      </w:r>
+      <w:proofErr w:type="spellEnd"/>
+      <w:r>
+        <w:rPr>
+          <w:sz w:val="28"/>
+          <w:szCs w:val="28"/>
+        </w:rPr>
+        <w:t xml:space="preserve"> </w:t>
+      </w:r>
+      <w:proofErr w:type="spellStart"/>
+      <w:r>
+        <w:rPr>
+          <w:sz w:val="28"/>
+          <w:szCs w:val="28"/>
+        </w:rPr>
+        <w:t>індивідуальним</w:t>
+      </w:r>
+      <w:proofErr w:type="spellEnd"/>
+      <w:r>
+        <w:rPr>
+          <w:sz w:val="28"/>
+          <w:szCs w:val="28"/>
+        </w:rPr>
+        <w:t xml:space="preserve"> </w:t>
+      </w:r>
+      <w:proofErr w:type="spellStart"/>
+      <w:r>
+        <w:rPr>
+          <w:sz w:val="28"/>
+          <w:szCs w:val="28"/>
+        </w:rPr>
+        <w:t>м`ютексом</w:t>
+      </w:r>
+      <w:proofErr w:type="spellEnd"/>
+      <w:r>
+        <w:rPr>
+          <w:sz w:val="28"/>
+          <w:szCs w:val="28"/>
+        </w:rPr>
+        <w:t xml:space="preserve"> data-&gt;</w:t>
+      </w:r>
+      <w:proofErr w:type="spellStart"/>
+      <w:r>
+        <w:rPr>
+          <w:sz w:val="28"/>
+          <w:szCs w:val="28"/>
+        </w:rPr>
+        <w:t>mtx</w:t>
+      </w:r>
+      <w:proofErr w:type="spellEnd"/>
+      <w:r>
+        <w:rPr>
+          <w:sz w:val="28"/>
+          <w:szCs w:val="28"/>
+        </w:rPr>
+        <w:t>;</w:t>
       </w:r>
     </w:p>
     <w:p>
       <w:pPr>
-        <w:spacing w:before="60" w:after="60" w:line="276" w:lineRule="auto"/>
+        <w:pStyle w:val="a4"/>
+        <w:numPr>
+          <w:ilvl w:val="0"/>
+          <w:numId w:val="5"/>
+        </w:numPr>
+        <w:spacing w:before="60" w:after="60" w:line="360" w:lineRule="auto"/>
         <w:jc w:val="both"/>
-      </w:pPr>
-      <w:r>
-        <w:t>— Обчислення виконуються у окремому відокремленому потоці (detached thread), що не блокує обробку кома</w:t>
-      </w:r>
-      <w:r>
-        <w:t>нд від цього ж клієнта.</w:t>
+        <w:rPr>
+          <w:sz w:val="28"/>
+          <w:szCs w:val="28"/>
+        </w:rPr>
+      </w:pPr>
+      <w:r>
+        <w:rPr>
+          <w:sz w:val="28"/>
+          <w:szCs w:val="28"/>
+        </w:rPr>
+        <w:t xml:space="preserve">Обчислення виконуються у </w:t>
+      </w:r>
+      <w:proofErr w:type="spellStart"/>
+      <w:r>
+        <w:rPr>
+          <w:sz w:val="28"/>
+          <w:szCs w:val="28"/>
+        </w:rPr>
+        <w:t>окремому</w:t>
+      </w:r>
+      <w:proofErr w:type="spellEnd"/>
+      <w:r>
+        <w:rPr>
+          <w:sz w:val="28"/>
+          <w:szCs w:val="28"/>
+        </w:rPr>
+        <w:t xml:space="preserve"> </w:t>
+      </w:r>
+      <w:proofErr w:type="spellStart"/>
+      <w:r>
+        <w:rPr>
+          <w:sz w:val="28"/>
+          <w:szCs w:val="28"/>
+        </w:rPr>
+        <w:t>відокремленому</w:t>
+      </w:r>
+      <w:proofErr w:type="spellEnd"/>
+      <w:r>
+        <w:rPr>
+          <w:sz w:val="28"/>
+          <w:szCs w:val="28"/>
+        </w:rPr>
+        <w:t xml:space="preserve"> </w:t>
+      </w:r>
+      <w:proofErr w:type="spellStart"/>
+      <w:r>
+        <w:rPr>
+          <w:sz w:val="28"/>
+          <w:szCs w:val="28"/>
+        </w:rPr>
+        <w:t>потоці</w:t>
+      </w:r>
+      <w:proofErr w:type="spellEnd"/>
+      <w:r>
+        <w:rPr>
+          <w:sz w:val="28"/>
+          <w:szCs w:val="28"/>
+        </w:rPr>
+        <w:t xml:space="preserve"> (</w:t>
+      </w:r>
+      <w:proofErr w:type="spellStart"/>
+      <w:r>
+        <w:rPr>
+          <w:sz w:val="28"/>
+          <w:szCs w:val="28"/>
+        </w:rPr>
+        <w:t>detached</w:t>
+      </w:r>
+      <w:proofErr w:type="spellEnd"/>
+      <w:r>
+        <w:rPr>
+          <w:sz w:val="28"/>
+          <w:szCs w:val="28"/>
+        </w:rPr>
+        <w:t xml:space="preserve"> thread), що не </w:t>
+      </w:r>
+      <w:proofErr w:type="spellStart"/>
+      <w:r>
+        <w:rPr>
+          <w:sz w:val="28"/>
+          <w:szCs w:val="28"/>
+        </w:rPr>
+        <w:t>блокує</w:t>
+      </w:r>
+      <w:proofErr w:type="spellEnd"/>
+      <w:r>
+        <w:rPr>
+          <w:sz w:val="28"/>
+          <w:szCs w:val="28"/>
+        </w:rPr>
+        <w:t xml:space="preserve"> обробку кома</w:t>
+      </w:r>
+      <w:r>
+        <w:rPr>
+          <w:sz w:val="28"/>
+          <w:szCs w:val="28"/>
+        </w:rPr>
+        <w:t xml:space="preserve">нд від цього ж </w:t>
+      </w:r>
+      <w:proofErr w:type="spellStart"/>
+      <w:r>
+        <w:rPr>
+          <w:sz w:val="28"/>
+          <w:szCs w:val="28"/>
+        </w:rPr>
+        <w:t>клієнта</w:t>
+      </w:r>
+      <w:proofErr w:type="spellEnd"/>
+      <w:r>
+        <w:rPr>
+          <w:sz w:val="28"/>
+          <w:szCs w:val="28"/>
+        </w:rPr>
+        <w:t>.</w:t>
       </w:r>
     </w:p>
     <w:p>
       <w:pPr>
-        <w:spacing w:before="160" w:after="80"/>
+        <w:spacing w:before="160" w:after="80" w:line="360" w:lineRule="auto"/>
+        <w:rPr>
+          <w:sz w:val="28"/>
+          <w:szCs w:val="28"/>
+        </w:rPr>
       </w:pPr>
       <w:r>
         <w:rPr>
           <w:b/>
           <w:bCs/>
-          <w:sz w:val="26"/>
-          <w:szCs w:val="26"/>
+          <w:sz w:val="28"/>
+          <w:szCs w:val="28"/>
         </w:rPr>
         <w:t>Опис протоколу прикладного рівня</w:t>
       </w:r>
     </w:p>
     <w:p>
       <w:pPr>
-        <w:spacing w:before="60" w:after="60" w:line="276" w:lineRule="auto"/>
+        <w:spacing w:before="60" w:after="60" w:line="360" w:lineRule="auto"/>
         <w:ind w:firstLine="720"/>
         <w:jc w:val="both"/>
-      </w:pPr>
-      <w:r>
-        <w:t>Протокол прикладного рівня базується на передачі повідомлень у форматі: [4 байти — довжина повідомлення у мережевому порядку байтів (big-endian)] + [тіло повідомлення]. Такий формат дозволяє коректно</w:t>
-      </w:r>
-      <w:r>
-        <w:t xml:space="preserve"> розмежовувати повідомлення у потоці TCP та уникати проблем склеювання пакетів.</w:t>
-      </w:r>
-    </w:p>
-    <w:p>
-      <w:pPr>
-        <w:spacing w:before="80" w:after="80"/>
-      </w:pPr>
+        <w:rPr>
+          <w:sz w:val="28"/>
+          <w:szCs w:val="28"/>
+        </w:rPr>
+      </w:pPr>
+      <w:r>
+        <w:rPr>
+          <w:sz w:val="28"/>
+          <w:szCs w:val="28"/>
+        </w:rPr>
+        <w:t xml:space="preserve">Протокол прикладного рівня </w:t>
+      </w:r>
+      <w:proofErr w:type="spellStart"/>
+      <w:r>
+        <w:rPr>
+          <w:sz w:val="28"/>
+          <w:szCs w:val="28"/>
+        </w:rPr>
+        <w:t>базується</w:t>
+      </w:r>
+      <w:proofErr w:type="spellEnd"/>
+      <w:r>
+        <w:rPr>
+          <w:sz w:val="28"/>
+          <w:szCs w:val="28"/>
+        </w:rPr>
+        <w:t xml:space="preserve"> на </w:t>
+      </w:r>
+      <w:proofErr w:type="spellStart"/>
+      <w:r>
+        <w:rPr>
+          <w:sz w:val="28"/>
+          <w:szCs w:val="28"/>
+        </w:rPr>
+        <w:t>передачі</w:t>
+      </w:r>
+      <w:proofErr w:type="spellEnd"/>
+      <w:r>
+        <w:rPr>
+          <w:sz w:val="28"/>
+          <w:szCs w:val="28"/>
+        </w:rPr>
+        <w:t xml:space="preserve"> </w:t>
+      </w:r>
+      <w:proofErr w:type="spellStart"/>
+      <w:r>
+        <w:rPr>
+          <w:sz w:val="28"/>
+          <w:szCs w:val="28"/>
+        </w:rPr>
+        <w:t>повідомлень</w:t>
+      </w:r>
+      <w:proofErr w:type="spellEnd"/>
+      <w:r>
+        <w:rPr>
+          <w:sz w:val="28"/>
+          <w:szCs w:val="28"/>
+        </w:rPr>
+        <w:t xml:space="preserve"> у </w:t>
+      </w:r>
+      <w:proofErr w:type="spellStart"/>
+      <w:r>
+        <w:rPr>
+          <w:sz w:val="28"/>
+          <w:szCs w:val="28"/>
+        </w:rPr>
+        <w:t>форматі</w:t>
+      </w:r>
+      <w:proofErr w:type="spellEnd"/>
+      <w:r>
+        <w:rPr>
+          <w:sz w:val="28"/>
+          <w:szCs w:val="28"/>
+        </w:rPr>
+        <w:t xml:space="preserve">: [4 </w:t>
+      </w:r>
+      <w:proofErr w:type="spellStart"/>
+      <w:r>
+        <w:rPr>
+          <w:sz w:val="28"/>
+          <w:szCs w:val="28"/>
+        </w:rPr>
+        <w:t>байти</w:t>
+      </w:r>
+      <w:proofErr w:type="spellEnd"/>
+      <w:r>
+        <w:rPr>
+          <w:sz w:val="28"/>
+          <w:szCs w:val="28"/>
+        </w:rPr>
+        <w:t xml:space="preserve"> — </w:t>
+      </w:r>
+      <w:proofErr w:type="spellStart"/>
+      <w:r>
+        <w:rPr>
+          <w:sz w:val="28"/>
+          <w:szCs w:val="28"/>
+        </w:rPr>
+        <w:t>довжина</w:t>
+      </w:r>
+      <w:proofErr w:type="spellEnd"/>
+      <w:r>
+        <w:rPr>
+          <w:sz w:val="28"/>
+          <w:szCs w:val="28"/>
+        </w:rPr>
+        <w:t xml:space="preserve"> повідомлення у </w:t>
+      </w:r>
+      <w:proofErr w:type="spellStart"/>
+      <w:r>
+        <w:rPr>
+          <w:sz w:val="28"/>
+          <w:szCs w:val="28"/>
+        </w:rPr>
+        <w:t>мережевому</w:t>
+      </w:r>
+      <w:proofErr w:type="spellEnd"/>
+      <w:r>
+        <w:rPr>
+          <w:sz w:val="28"/>
+          <w:szCs w:val="28"/>
+        </w:rPr>
+        <w:t xml:space="preserve"> порядку </w:t>
+      </w:r>
+      <w:proofErr w:type="spellStart"/>
+      <w:r>
+        <w:rPr>
+          <w:sz w:val="28"/>
+          <w:szCs w:val="28"/>
+        </w:rPr>
+        <w:t>байтів</w:t>
+      </w:r>
+      <w:proofErr w:type="spellEnd"/>
+      <w:r>
+        <w:rPr>
+          <w:sz w:val="28"/>
+          <w:szCs w:val="28"/>
+        </w:rPr>
+        <w:t xml:space="preserve"> (</w:t>
+      </w:r>
+      <w:proofErr w:type="spellStart"/>
+      <w:r>
+        <w:rPr>
+          <w:sz w:val="28"/>
+          <w:szCs w:val="28"/>
+        </w:rPr>
+        <w:t>big-endian</w:t>
+      </w:r>
+      <w:proofErr w:type="spellEnd"/>
+      <w:r>
+        <w:rPr>
+          <w:sz w:val="28"/>
+          <w:szCs w:val="28"/>
+        </w:rPr>
+        <w:t>)] + [</w:t>
+      </w:r>
+      <w:proofErr w:type="spellStart"/>
+      <w:r>
+        <w:rPr>
+          <w:sz w:val="28"/>
+          <w:szCs w:val="28"/>
+        </w:rPr>
+        <w:t>тіло</w:t>
+      </w:r>
+      <w:proofErr w:type="spellEnd"/>
+      <w:r>
+        <w:rPr>
+          <w:sz w:val="28"/>
+          <w:szCs w:val="28"/>
+        </w:rPr>
+        <w:t xml:space="preserve"> повідомлення]. Такий формат дозволяє коректно</w:t>
+      </w:r>
+      <w:r>
+        <w:rPr>
+          <w:sz w:val="28"/>
+          <w:szCs w:val="28"/>
+        </w:rPr>
+        <w:t xml:space="preserve"> </w:t>
+      </w:r>
+      <w:proofErr w:type="spellStart"/>
+      <w:r>
+        <w:rPr>
+          <w:sz w:val="28"/>
+          <w:szCs w:val="28"/>
+        </w:rPr>
+        <w:t>розмежовувати</w:t>
+      </w:r>
+      <w:proofErr w:type="spellEnd"/>
+      <w:r>
+        <w:rPr>
+          <w:sz w:val="28"/>
+          <w:szCs w:val="28"/>
+        </w:rPr>
+        <w:t xml:space="preserve"> повідомлення у </w:t>
+      </w:r>
+      <w:proofErr w:type="spellStart"/>
+      <w:r>
+        <w:rPr>
+          <w:sz w:val="28"/>
+          <w:szCs w:val="28"/>
+        </w:rPr>
+        <w:t>потоці</w:t>
+      </w:r>
+      <w:proofErr w:type="spellEnd"/>
+      <w:r>
+        <w:rPr>
+          <w:sz w:val="28"/>
+          <w:szCs w:val="28"/>
+        </w:rPr>
+        <w:t xml:space="preserve"> TCP та </w:t>
+      </w:r>
+      <w:proofErr w:type="spellStart"/>
+      <w:r>
+        <w:rPr>
+          <w:sz w:val="28"/>
+          <w:szCs w:val="28"/>
+        </w:rPr>
+        <w:t>уникати</w:t>
+      </w:r>
+      <w:proofErr w:type="spellEnd"/>
+      <w:r>
+        <w:rPr>
+          <w:sz w:val="28"/>
+          <w:szCs w:val="28"/>
+        </w:rPr>
+        <w:t xml:space="preserve"> проблем </w:t>
+      </w:r>
+      <w:proofErr w:type="spellStart"/>
+      <w:r>
+        <w:rPr>
+          <w:sz w:val="28"/>
+          <w:szCs w:val="28"/>
+        </w:rPr>
+        <w:t>склеювання</w:t>
+      </w:r>
+      <w:proofErr w:type="spellEnd"/>
+      <w:r>
+        <w:rPr>
+          <w:sz w:val="28"/>
+          <w:szCs w:val="28"/>
+        </w:rPr>
+        <w:t xml:space="preserve"> </w:t>
+      </w:r>
+      <w:proofErr w:type="spellStart"/>
+      <w:r>
+        <w:rPr>
+          <w:sz w:val="28"/>
+          <w:szCs w:val="28"/>
+        </w:rPr>
+        <w:t>пакетів</w:t>
+      </w:r>
+      <w:proofErr w:type="spellEnd"/>
+      <w:r>
+        <w:rPr>
+          <w:sz w:val="28"/>
+          <w:szCs w:val="28"/>
+        </w:rPr>
+        <w:t>.</w:t>
+      </w:r>
     </w:p>
     <w:tbl>
       <w:tblPr>
-        <w:tblW w:w="9360" w:type="dxa"/>
+        <w:tblpPr w:leftFromText="180" w:rightFromText="180" w:vertAnchor="text" w:horzAnchor="margin" w:tblpXSpec="center" w:tblpY="334"/>
+        <w:tblW w:w="9719" w:type="dxa"/>
         <w:tblBorders>
           <w:top w:val="single" w:sz="4" w:space="0" w:color="auto"/>
           <w:left w:val="single" w:sz="4" w:space="0" w:color="auto"/>
@@ -961,6 +4222,7 @@
           <w:insideH w:val="single" w:sz="4" w:space="0" w:color="auto"/>
           <w:insideV w:val="single" w:sz="4" w:space="0" w:color="auto"/>
         </w:tblBorders>
+        <w:tblLayout w:type="fixed"/>
         <w:tblCellMar>
           <w:left w:w="10" w:type="dxa"/>
           <w:right w:w="10" w:type="dxa"/>
@@ -968,10 +4230,10 @@
         <w:tblLook w:val="04A0" w:firstRow="1" w:lastRow="0" w:firstColumn="1" w:lastColumn="0" w:noHBand="0" w:noVBand="1"/>
       </w:tblPr>
       <w:tblGrid>
-        <w:gridCol w:w="2390"/>
-        <w:gridCol w:w="1858"/>
-        <w:gridCol w:w="1700"/>
-        <w:gridCol w:w="3412"/>
+        <w:gridCol w:w="2249"/>
+        <w:gridCol w:w="2160"/>
+        <w:gridCol w:w="2480"/>
+        <w:gridCol w:w="2830"/>
       </w:tblGrid>
       <w:tr>
         <w:tblPrEx>
@@ -980,16 +4242,19 @@
             <w:bottom w:w="0" w:type="dxa"/>
           </w:tblCellMar>
         </w:tblPrEx>
+        <w:trPr>
+          <w:trHeight w:val="728"/>
+        </w:trPr>
         <w:tc>
           <w:tcPr>
-            <w:tcW w:w="0" w:type="auto"/>
+            <w:tcW w:w="2249" w:type="dxa"/>
             <w:tcBorders>
               <w:top w:val="single" w:sz="1" w:space="0" w:color="999999"/>
               <w:left w:val="single" w:sz="1" w:space="0" w:color="999999"/>
               <w:bottom w:val="single" w:sz="1" w:space="0" w:color="999999"/>
               <w:right w:val="single" w:sz="1" w:space="0" w:color="999999"/>
             </w:tcBorders>
-            <w:shd w:val="clear" w:color="auto" w:fill="D9E2F3"/>
+            <w:shd w:val="clear" w:color="auto" w:fill="auto"/>
             <w:tcMar>
               <w:top w:w="80" w:type="dxa"/>
               <w:left w:w="120" w:type="dxa"/>
@@ -1000,30 +4265,28 @@
           </w:tcPr>
           <w:p>
             <w:pPr>
+              <w:spacing w:line="276" w:lineRule="auto"/>
               <w:jc w:val="center"/>
             </w:pPr>
             <w:r>
               <w:rPr>
                 <w:b/>
                 <w:bCs/>
-                <w:sz w:val="22"/>
-                <w:szCs w:val="22"/>
               </w:rPr>
-              <w:lastRenderedPageBreak/>
               <w:t>Команда</w:t>
             </w:r>
           </w:p>
         </w:tc>
         <w:tc>
           <w:tcPr>
-            <w:tcW w:w="0" w:type="auto"/>
+            <w:tcW w:w="2160" w:type="dxa"/>
             <w:tcBorders>
               <w:top w:val="single" w:sz="1" w:space="0" w:color="999999"/>
               <w:left w:val="single" w:sz="1" w:space="0" w:color="999999"/>
               <w:bottom w:val="single" w:sz="1" w:space="0" w:color="999999"/>
               <w:right w:val="single" w:sz="1" w:space="0" w:color="999999"/>
             </w:tcBorders>
-            <w:shd w:val="clear" w:color="auto" w:fill="D9E2F3"/>
+            <w:shd w:val="clear" w:color="auto" w:fill="auto"/>
             <w:tcMar>
               <w:top w:w="80" w:type="dxa"/>
               <w:left w:w="120" w:type="dxa"/>
@@ -1034,29 +4297,30 @@
           </w:tcPr>
           <w:p>
             <w:pPr>
+              <w:spacing w:line="276" w:lineRule="auto"/>
               <w:jc w:val="center"/>
             </w:pPr>
+            <w:proofErr w:type="spellStart"/>
             <w:r>
               <w:rPr>
                 <w:b/>
                 <w:bCs/>
-                <w:sz w:val="22"/>
-                <w:szCs w:val="22"/>
               </w:rPr>
               <w:t>Аргументи</w:t>
             </w:r>
+            <w:proofErr w:type="spellEnd"/>
           </w:p>
         </w:tc>
         <w:tc>
           <w:tcPr>
-            <w:tcW w:w="0" w:type="auto"/>
+            <w:tcW w:w="2480" w:type="dxa"/>
             <w:tcBorders>
               <w:top w:val="single" w:sz="1" w:space="0" w:color="999999"/>
               <w:left w:val="single" w:sz="1" w:space="0" w:color="999999"/>
               <w:bottom w:val="single" w:sz="1" w:space="0" w:color="999999"/>
               <w:right w:val="single" w:sz="1" w:space="0" w:color="999999"/>
             </w:tcBorders>
-            <w:shd w:val="clear" w:color="auto" w:fill="D9E2F3"/>
+            <w:shd w:val="clear" w:color="auto" w:fill="auto"/>
             <w:tcMar>
               <w:top w:w="80" w:type="dxa"/>
               <w:left w:w="120" w:type="dxa"/>
@@ -1067,14 +4331,13 @@
           </w:tcPr>
           <w:p>
             <w:pPr>
+              <w:spacing w:line="276" w:lineRule="auto"/>
               <w:jc w:val="center"/>
             </w:pPr>
             <w:r>
               <w:rPr>
                 <w:b/>
                 <w:bCs/>
-                <w:sz w:val="22"/>
-                <w:szCs w:val="22"/>
               </w:rPr>
               <w:t>Опис</w:t>
             </w:r>
@@ -1082,14 +4345,14 @@
         </w:tc>
         <w:tc>
           <w:tcPr>
-            <w:tcW w:w="0" w:type="auto"/>
+            <w:tcW w:w="2830" w:type="dxa"/>
             <w:tcBorders>
               <w:top w:val="single" w:sz="1" w:space="0" w:color="999999"/>
               <w:left w:val="single" w:sz="1" w:space="0" w:color="999999"/>
               <w:bottom w:val="single" w:sz="1" w:space="0" w:color="999999"/>
               <w:right w:val="single" w:sz="1" w:space="0" w:color="999999"/>
             </w:tcBorders>
-            <w:shd w:val="clear" w:color="auto" w:fill="D9E2F3"/>
+            <w:shd w:val="clear" w:color="auto" w:fill="auto"/>
             <w:tcMar>
               <w:top w:w="80" w:type="dxa"/>
               <w:left w:w="120" w:type="dxa"/>
@@ -1100,14 +4363,13 @@
           </w:tcPr>
           <w:p>
             <w:pPr>
+              <w:spacing w:line="276" w:lineRule="auto"/>
               <w:jc w:val="center"/>
             </w:pPr>
             <w:r>
               <w:rPr>
                 <w:b/>
                 <w:bCs/>
-                <w:sz w:val="22"/>
-                <w:szCs w:val="22"/>
               </w:rPr>
               <w:t>Відповіді сервера</w:t>
             </w:r>
@@ -1121,9 +4383,12 @@
             <w:bottom w:w="0" w:type="dxa"/>
           </w:tblCellMar>
         </w:tblPrEx>
+        <w:trPr>
+          <w:trHeight w:val="1283"/>
+        </w:trPr>
         <w:tc>
           <w:tcPr>
-            <w:tcW w:w="0" w:type="auto"/>
+            <w:tcW w:w="2249" w:type="dxa"/>
             <w:tcBorders>
               <w:top w:val="single" w:sz="1" w:space="0" w:color="999999"/>
               <w:left w:val="single" w:sz="1" w:space="0" w:color="999999"/>
@@ -1139,18 +4404,18 @@
             <w:vAlign w:val="center"/>
           </w:tcPr>
           <w:p>
+            <w:pPr>
+              <w:spacing w:line="276" w:lineRule="auto"/>
+              <w:jc w:val="center"/>
+            </w:pPr>
             <w:r>
-              <w:rPr>
-                <w:sz w:val="20"/>
-                <w:szCs w:val="20"/>
-              </w:rPr>
               <w:t>HELLO</w:t>
             </w:r>
           </w:p>
         </w:tc>
         <w:tc>
           <w:tcPr>
-            <w:tcW w:w="0" w:type="auto"/>
+            <w:tcW w:w="2160" w:type="dxa"/>
             <w:tcBorders>
               <w:top w:val="single" w:sz="1" w:space="0" w:color="999999"/>
               <w:left w:val="single" w:sz="1" w:space="0" w:color="999999"/>
@@ -1166,18 +4431,18 @@
             <w:vAlign w:val="center"/>
           </w:tcPr>
           <w:p>
+            <w:pPr>
+              <w:spacing w:line="276" w:lineRule="auto"/>
+              <w:jc w:val="center"/>
+            </w:pPr>
             <w:r>
-              <w:rPr>
-                <w:sz w:val="20"/>
-                <w:szCs w:val="20"/>
-              </w:rPr>
               <w:t>—</w:t>
             </w:r>
           </w:p>
         </w:tc>
         <w:tc>
           <w:tcPr>
-            <w:tcW w:w="0" w:type="auto"/>
+            <w:tcW w:w="2480" w:type="dxa"/>
             <w:tcBorders>
               <w:top w:val="single" w:sz="1" w:space="0" w:color="999999"/>
               <w:left w:val="single" w:sz="1" w:space="0" w:color="999999"/>
@@ -1193,18 +4458,31 @@
             <w:vAlign w:val="center"/>
           </w:tcPr>
           <w:p>
+            <w:pPr>
+              <w:spacing w:line="276" w:lineRule="auto"/>
+              <w:jc w:val="center"/>
+            </w:pPr>
+            <w:proofErr w:type="spellStart"/>
             <w:r>
-              <w:rPr>
-                <w:sz w:val="20"/>
-                <w:szCs w:val="20"/>
-              </w:rPr>
-              <w:t>Клієнт встановлює підключення до сервера</w:t>
+              <w:t>Клієнт</w:t>
+            </w:r>
+            <w:proofErr w:type="spellEnd"/>
+            <w:r>
+              <w:t xml:space="preserve"> </w:t>
+            </w:r>
+            <w:proofErr w:type="spellStart"/>
+            <w:r>
+              <w:t>встановлює</w:t>
+            </w:r>
+            <w:proofErr w:type="spellEnd"/>
+            <w:r>
+              <w:t xml:space="preserve"> підключення до сервера</w:t>
             </w:r>
           </w:p>
         </w:tc>
         <w:tc>
           <w:tcPr>
-            <w:tcW w:w="0" w:type="auto"/>
+            <w:tcW w:w="2830" w:type="dxa"/>
             <w:tcBorders>
               <w:top w:val="single" w:sz="1" w:space="0" w:color="999999"/>
               <w:left w:val="single" w:sz="1" w:space="0" w:color="999999"/>
@@ -1220,11 +4498,12 @@
             <w:vAlign w:val="center"/>
           </w:tcPr>
           <w:p>
+            <w:pPr>
+              <w:spacing w:line="276" w:lineRule="auto"/>
+              <w:ind w:right="976"/>
+              <w:jc w:val="center"/>
+            </w:pPr>
             <w:r>
-              <w:rPr>
-                <w:sz w:val="20"/>
-                <w:szCs w:val="20"/>
-              </w:rPr>
               <w:t>"CONNECTED"</w:t>
             </w:r>
           </w:p>
@@ -1237,9 +4516,12 @@
             <w:bottom w:w="0" w:type="dxa"/>
           </w:tblCellMar>
         </w:tblPrEx>
+        <w:trPr>
+          <w:trHeight w:val="3210"/>
+        </w:trPr>
         <w:tc>
           <w:tcPr>
-            <w:tcW w:w="0" w:type="auto"/>
+            <w:tcW w:w="2249" w:type="dxa"/>
             <w:tcBorders>
               <w:top w:val="single" w:sz="1" w:space="0" w:color="999999"/>
               <w:left w:val="single" w:sz="1" w:space="0" w:color="999999"/>
@@ -1255,18 +4537,19 @@
             <w:vAlign w:val="center"/>
           </w:tcPr>
           <w:p>
+            <w:pPr>
+              <w:spacing w:line="276" w:lineRule="auto"/>
+              <w:jc w:val="center"/>
+            </w:pPr>
             <w:r>
-              <w:rPr>
-                <w:sz w:val="20"/>
-                <w:szCs w:val="20"/>
-              </w:rPr>
+              <w:lastRenderedPageBreak/>
               <w:t>SEND_DATA</w:t>
             </w:r>
           </w:p>
         </w:tc>
         <w:tc>
           <w:tcPr>
-            <w:tcW w:w="0" w:type="auto"/>
+            <w:tcW w:w="2160" w:type="dxa"/>
             <w:tcBorders>
               <w:top w:val="single" w:sz="1" w:space="0" w:color="999999"/>
               <w:left w:val="single" w:sz="1" w:space="0" w:color="999999"/>
@@ -1282,18 +4565,84 @@
             <w:vAlign w:val="center"/>
           </w:tcPr>
           <w:p>
+            <w:pPr>
+              <w:spacing w:line="276" w:lineRule="auto"/>
+              <w:jc w:val="center"/>
+            </w:pPr>
+            <w:proofErr w:type="spellStart"/>
             <w:r>
-              <w:rPr>
-                <w:sz w:val="20"/>
-                <w:szCs w:val="20"/>
-              </w:rPr>
-              <w:t>DataHeader (matrix_size, thread_count, data_length), масив конфігурацій потоків, матриця у плаский вигляд</w:t>
+              <w:t>DataHeader</w:t>
             </w:r>
+            <w:proofErr w:type="spellEnd"/>
+            <w:r>
+              <w:t xml:space="preserve"> (</w:t>
+            </w:r>
+            <w:proofErr w:type="spellStart"/>
+            <w:r>
+              <w:t>matrix_size</w:t>
+            </w:r>
+            <w:proofErr w:type="spellEnd"/>
+            <w:r>
+              <w:t xml:space="preserve">, </w:t>
+            </w:r>
+            <w:proofErr w:type="spellStart"/>
+            <w:r>
+              <w:t>thread_count</w:t>
+            </w:r>
+            <w:proofErr w:type="spellEnd"/>
+            <w:r>
+              <w:t xml:space="preserve">, </w:t>
+            </w:r>
+            <w:proofErr w:type="spellStart"/>
+            <w:r>
+              <w:t>data_length</w:t>
+            </w:r>
+            <w:proofErr w:type="spellEnd"/>
+            <w:r>
+              <w:t xml:space="preserve">), </w:t>
+            </w:r>
+            <w:proofErr w:type="spellStart"/>
+            <w:r>
+              <w:t>масив</w:t>
+            </w:r>
+            <w:proofErr w:type="spellEnd"/>
+            <w:r>
+              <w:t xml:space="preserve"> </w:t>
+            </w:r>
+            <w:proofErr w:type="spellStart"/>
+            <w:r>
+              <w:t>конфігурацій</w:t>
+            </w:r>
+            <w:proofErr w:type="spellEnd"/>
+            <w:r>
+              <w:t xml:space="preserve"> потоків, </w:t>
+            </w:r>
+            <w:proofErr w:type="spellStart"/>
+            <w:r>
+              <w:t>матриця</w:t>
+            </w:r>
+            <w:proofErr w:type="spellEnd"/>
+            <w:r>
+              <w:t xml:space="preserve"> у </w:t>
+            </w:r>
+            <w:proofErr w:type="spellStart"/>
+            <w:r>
+              <w:t>плаский</w:t>
+            </w:r>
+            <w:proofErr w:type="spellEnd"/>
+            <w:r>
+              <w:t xml:space="preserve"> </w:t>
+            </w:r>
+            <w:proofErr w:type="spellStart"/>
+            <w:r>
+              <w:t>вигляд</w:t>
+            </w:r>
+            <w:proofErr w:type="spellEnd"/>
           </w:p>
         </w:tc>
         <w:tc>
           <w:tcPr>
-            <w:tcW w:w="0" w:type="auto"/>
+            <w:tcW w:w="2480" w:type="dxa"/>
             <w:tcBorders>
               <w:top w:val="single" w:sz="1" w:space="0" w:color="999999"/>
               <w:left w:val="single" w:sz="1" w:space="0" w:color="999999"/>
@@ -1309,18 +4658,39 @@
             <w:vAlign w:val="center"/>
           </w:tcPr>
           <w:p>
+            <w:pPr>
+              <w:spacing w:line="276" w:lineRule="auto"/>
+              <w:jc w:val="center"/>
+            </w:pPr>
+            <w:proofErr w:type="spellStart"/>
             <w:r>
-              <w:rPr>
-                <w:sz w:val="20"/>
-                <w:szCs w:val="20"/>
-              </w:rPr>
-              <w:t>Клієнт надсилає розмір матриці, конфігурацію потоків та саму матрицю</w:t>
+              <w:t>Клієнт</w:t>
+            </w:r>
+            <w:proofErr w:type="spellEnd"/>
+            <w:r>
+              <w:t xml:space="preserve"> надсилає </w:t>
+            </w:r>
+            <w:proofErr w:type="spellStart"/>
+            <w:r>
+              <w:t>розмір</w:t>
+            </w:r>
+            <w:proofErr w:type="spellEnd"/>
+            <w:r>
+              <w:t xml:space="preserve"> матриці, </w:t>
+            </w:r>
+            <w:proofErr w:type="spellStart"/>
+            <w:r>
+              <w:t>конфігурацію</w:t>
+            </w:r>
+            <w:proofErr w:type="spellEnd"/>
+            <w:r>
+              <w:t xml:space="preserve"> потоків та саму матрицю</w:t>
             </w:r>
           </w:p>
         </w:tc>
         <w:tc>
           <w:tcPr>
-            <w:tcW w:w="0" w:type="auto"/>
+            <w:tcW w:w="2830" w:type="dxa"/>
             <w:tcBorders>
               <w:top w:val="single" w:sz="1" w:space="0" w:color="999999"/>
               <w:left w:val="single" w:sz="1" w:space="0" w:color="999999"/>
@@ -1336,11 +4706,11 @@
             <w:vAlign w:val="center"/>
           </w:tcPr>
           <w:p>
+            <w:pPr>
+              <w:spacing w:line="276" w:lineRule="auto"/>
+              <w:jc w:val="center"/>
+            </w:pPr>
             <w:r>
-              <w:rPr>
-                <w:sz w:val="20"/>
-                <w:szCs w:val="20"/>
-              </w:rPr>
               <w:t>"DATA_RECEIVED" "ERROR: ..."</w:t>
             </w:r>
           </w:p>
@@ -1353,9 +4723,12 @@
             <w:bottom w:w="0" w:type="dxa"/>
           </w:tblCellMar>
         </w:tblPrEx>
+        <w:trPr>
+          <w:trHeight w:val="1597"/>
+        </w:trPr>
         <w:tc>
           <w:tcPr>
-            <w:tcW w:w="0" w:type="auto"/>
+            <w:tcW w:w="2249" w:type="dxa"/>
             <w:tcBorders>
               <w:top w:val="single" w:sz="1" w:space="0" w:color="999999"/>
               <w:left w:val="single" w:sz="1" w:space="0" w:color="999999"/>
@@ -1371,18 +4744,18 @@
             <w:vAlign w:val="center"/>
           </w:tcPr>
           <w:p>
+            <w:pPr>
+              <w:spacing w:line="276" w:lineRule="auto"/>
+              <w:jc w:val="center"/>
+            </w:pPr>
             <w:r>
-              <w:rPr>
-                <w:sz w:val="20"/>
-                <w:szCs w:val="20"/>
-              </w:rPr>
               <w:t>START_COMPUTATION</w:t>
             </w:r>
           </w:p>
         </w:tc>
         <w:tc>
           <w:tcPr>
-            <w:tcW w:w="0" w:type="auto"/>
+            <w:tcW w:w="2160" w:type="dxa"/>
             <w:tcBorders>
               <w:top w:val="single" w:sz="1" w:space="0" w:color="999999"/>
               <w:left w:val="single" w:sz="1" w:space="0" w:color="999999"/>
@@ -1398,18 +4771,18 @@
             <w:vAlign w:val="center"/>
           </w:tcPr>
           <w:p>
+            <w:pPr>
+              <w:spacing w:line="276" w:lineRule="auto"/>
+              <w:jc w:val="center"/>
+            </w:pPr>
             <w:r>
-              <w:rPr>
-                <w:sz w:val="20"/>
-                <w:szCs w:val="20"/>
-              </w:rPr>
               <w:t>—</w:t>
             </w:r>
           </w:p>
         </w:tc>
         <w:tc>
           <w:tcPr>
-            <w:tcW w:w="0" w:type="auto"/>
+            <w:tcW w:w="2480" w:type="dxa"/>
             <w:tcBorders>
               <w:top w:val="single" w:sz="1" w:space="0" w:color="999999"/>
               <w:left w:val="single" w:sz="1" w:space="0" w:color="999999"/>
@@ -1425,25 +4798,36 @@
             <w:vAlign w:val="center"/>
           </w:tcPr>
           <w:p>
+            <w:pPr>
+              <w:spacing w:line="276" w:lineRule="auto"/>
+              <w:jc w:val="center"/>
+            </w:pPr>
+            <w:proofErr w:type="spellStart"/>
             <w:r>
-              <w:rPr>
-                <w:sz w:val="20"/>
-                <w:szCs w:val="20"/>
-              </w:rPr>
-              <w:t>Клієнт дає команду розпочати об</w:t>
+              <w:t>Клієнт</w:t>
             </w:r>
+            <w:proofErr w:type="spellEnd"/>
             <w:r>
-              <w:rPr>
-                <w:sz w:val="20"/>
-                <w:szCs w:val="20"/>
-              </w:rPr>
-              <w:t>числення на сервері</w:t>
+              <w:t xml:space="preserve"> дає команду </w:t>
             </w:r>
+            <w:proofErr w:type="spellStart"/>
+            <w:r>
+              <w:t>розпочати</w:t>
+            </w:r>
+            <w:proofErr w:type="spellEnd"/>
+            <w:r>
+              <w:t xml:space="preserve"> обчислення на </w:t>
+            </w:r>
+            <w:proofErr w:type="spellStart"/>
+            <w:r>
+              <w:t>сервері</w:t>
+            </w:r>
+            <w:proofErr w:type="spellEnd"/>
           </w:p>
         </w:tc>
         <w:tc>
           <w:tcPr>
-            <w:tcW w:w="0" w:type="auto"/>
+            <w:tcW w:w="2830" w:type="dxa"/>
             <w:tcBorders>
               <w:top w:val="single" w:sz="1" w:space="0" w:color="999999"/>
               <w:left w:val="single" w:sz="1" w:space="0" w:color="999999"/>
@@ -1459,12 +4843,20 @@
             <w:vAlign w:val="center"/>
           </w:tcPr>
           <w:p>
+            <w:pPr>
+              <w:spacing w:line="276" w:lineRule="auto"/>
+              <w:jc w:val="center"/>
+            </w:pPr>
             <w:r>
-              <w:rPr>
-                <w:sz w:val="20"/>
-                <w:szCs w:val="20"/>
-              </w:rPr>
-              <w:t>"COMPUTATION_STARTED" "PROGRESS: N threads, time: Xs" "COMPUTATION_COMPLETE" "ERROR: ..."</w:t>
+              <w:t xml:space="preserve">"COMPUTATION_STARTED" "PROGRESS: N threads, time: </w:t>
+            </w:r>
+            <w:proofErr w:type="spellStart"/>
+            <w:r>
+              <w:t>Xs</w:t>
+            </w:r>
+            <w:proofErr w:type="spellEnd"/>
+            <w:r>
+              <w:t>" "COMPUTATION_COMPLETE" "ERROR: ..."</w:t>
             </w:r>
           </w:p>
         </w:tc>
@@ -1476,9 +4868,12 @@
             <w:bottom w:w="0" w:type="dxa"/>
           </w:tblCellMar>
         </w:tblPrEx>
+        <w:trPr>
+          <w:trHeight w:val="1612"/>
+        </w:trPr>
         <w:tc>
           <w:tcPr>
-            <w:tcW w:w="0" w:type="auto"/>
+            <w:tcW w:w="2249" w:type="dxa"/>
             <w:tcBorders>
               <w:top w:val="single" w:sz="1" w:space="0" w:color="999999"/>
               <w:left w:val="single" w:sz="1" w:space="0" w:color="999999"/>
@@ -1494,18 +4889,18 @@
             <w:vAlign w:val="center"/>
           </w:tcPr>
           <w:p>
+            <w:pPr>
+              <w:spacing w:line="276" w:lineRule="auto"/>
+              <w:jc w:val="center"/>
+            </w:pPr>
             <w:r>
-              <w:rPr>
-                <w:sz w:val="20"/>
-                <w:szCs w:val="20"/>
-              </w:rPr>
               <w:t>GET_STATUS</w:t>
             </w:r>
           </w:p>
         </w:tc>
         <w:tc>
           <w:tcPr>
-            <w:tcW w:w="0" w:type="auto"/>
+            <w:tcW w:w="2160" w:type="dxa"/>
             <w:tcBorders>
               <w:top w:val="single" w:sz="1" w:space="0" w:color="999999"/>
               <w:left w:val="single" w:sz="1" w:space="0" w:color="999999"/>
@@ -1521,18 +4916,18 @@
             <w:vAlign w:val="center"/>
           </w:tcPr>
           <w:p>
+            <w:pPr>
+              <w:spacing w:line="276" w:lineRule="auto"/>
+              <w:jc w:val="center"/>
+            </w:pPr>
             <w:r>
-              <w:rPr>
-                <w:sz w:val="20"/>
-                <w:szCs w:val="20"/>
-              </w:rPr>
               <w:t>—</w:t>
             </w:r>
           </w:p>
         </w:tc>
         <w:tc>
           <w:tcPr>
-            <w:tcW w:w="0" w:type="auto"/>
+            <w:tcW w:w="2480" w:type="dxa"/>
             <w:tcBorders>
               <w:top w:val="single" w:sz="1" w:space="0" w:color="999999"/>
               <w:left w:val="single" w:sz="1" w:space="0" w:color="999999"/>
@@ -1548,18 +4943,36 @@
             <w:vAlign w:val="center"/>
           </w:tcPr>
           <w:p>
+            <w:pPr>
+              <w:spacing w:line="276" w:lineRule="auto"/>
+              <w:jc w:val="center"/>
+            </w:pPr>
+            <w:proofErr w:type="spellStart"/>
             <w:r>
-              <w:rPr>
-                <w:sz w:val="20"/>
-                <w:szCs w:val="20"/>
-              </w:rPr>
-              <w:t>Клієнт запитує поточний стан обчислень</w:t>
+              <w:t>Клієнт</w:t>
             </w:r>
+            <w:proofErr w:type="spellEnd"/>
+            <w:r>
+              <w:t xml:space="preserve"> </w:t>
+            </w:r>
+            <w:proofErr w:type="spellStart"/>
+            <w:r>
+              <w:t>запитує</w:t>
+            </w:r>
+            <w:proofErr w:type="spellEnd"/>
+            <w:r>
+              <w:t xml:space="preserve"> поточний стан </w:t>
+            </w:r>
+            <w:proofErr w:type="spellStart"/>
+            <w:r>
+              <w:t>обчислень</w:t>
+            </w:r>
+            <w:proofErr w:type="spellEnd"/>
           </w:p>
         </w:tc>
         <w:tc>
           <w:tcPr>
-            <w:tcW w:w="0" w:type="auto"/>
+            <w:tcW w:w="2830" w:type="dxa"/>
             <w:tcBorders>
               <w:top w:val="single" w:sz="1" w:space="0" w:color="999999"/>
               <w:left w:val="single" w:sz="1" w:space="0" w:color="999999"/>
@@ -1575,11 +4988,11 @@
             <w:vAlign w:val="center"/>
           </w:tcPr>
           <w:p>
+            <w:pPr>
+              <w:spacing w:line="276" w:lineRule="auto"/>
+              <w:jc w:val="center"/>
+            </w:pPr>
             <w:r>
-              <w:rPr>
-                <w:sz w:val="20"/>
-                <w:szCs w:val="20"/>
-              </w:rPr>
               <w:t>"STATUS: COMPLETED" "STATUS: N/M"</w:t>
             </w:r>
           </w:p>
@@ -1592,9 +5005,12 @@
             <w:bottom w:w="0" w:type="dxa"/>
           </w:tblCellMar>
         </w:tblPrEx>
+        <w:trPr>
+          <w:trHeight w:val="1612"/>
+        </w:trPr>
         <w:tc>
           <w:tcPr>
-            <w:tcW w:w="0" w:type="auto"/>
+            <w:tcW w:w="2249" w:type="dxa"/>
             <w:tcBorders>
               <w:top w:val="single" w:sz="1" w:space="0" w:color="999999"/>
               <w:left w:val="single" w:sz="1" w:space="0" w:color="999999"/>
@@ -1610,18 +5026,18 @@
             <w:vAlign w:val="center"/>
           </w:tcPr>
           <w:p>
+            <w:pPr>
+              <w:spacing w:line="276" w:lineRule="auto"/>
+              <w:jc w:val="center"/>
+            </w:pPr>
             <w:r>
-              <w:rPr>
-                <w:sz w:val="20"/>
-                <w:szCs w:val="20"/>
-              </w:rPr>
               <w:t>GET_RESULT</w:t>
             </w:r>
           </w:p>
         </w:tc>
         <w:tc>
           <w:tcPr>
-            <w:tcW w:w="0" w:type="auto"/>
+            <w:tcW w:w="2160" w:type="dxa"/>
             <w:tcBorders>
               <w:top w:val="single" w:sz="1" w:space="0" w:color="999999"/>
               <w:left w:val="single" w:sz="1" w:space="0" w:color="999999"/>
@@ -1637,18 +5053,18 @@
             <w:vAlign w:val="center"/>
           </w:tcPr>
           <w:p>
+            <w:pPr>
+              <w:spacing w:line="276" w:lineRule="auto"/>
+              <w:jc w:val="center"/>
+            </w:pPr>
             <w:r>
-              <w:rPr>
-                <w:sz w:val="20"/>
-                <w:szCs w:val="20"/>
-              </w:rPr>
               <w:t>—</w:t>
             </w:r>
           </w:p>
         </w:tc>
         <w:tc>
           <w:tcPr>
-            <w:tcW w:w="0" w:type="auto"/>
+            <w:tcW w:w="2480" w:type="dxa"/>
             <w:tcBorders>
               <w:top w:val="single" w:sz="1" w:space="0" w:color="999999"/>
               <w:left w:val="single" w:sz="1" w:space="0" w:color="999999"/>
@@ -1664,18 +5080,60 @@
             <w:vAlign w:val="center"/>
           </w:tcPr>
           <w:p>
+            <w:pPr>
+              <w:spacing w:line="276" w:lineRule="auto"/>
+              <w:jc w:val="center"/>
+            </w:pPr>
+            <w:proofErr w:type="spellStart"/>
             <w:r>
-              <w:rPr>
-                <w:sz w:val="20"/>
-                <w:szCs w:val="20"/>
-              </w:rPr>
-              <w:t>Клієнт запитує фінальні результати після завершення обчислень</w:t>
+              <w:t>Клієнт</w:t>
             </w:r>
+            <w:proofErr w:type="spellEnd"/>
+            <w:r>
+              <w:t xml:space="preserve"> </w:t>
+            </w:r>
+            <w:proofErr w:type="spellStart"/>
+            <w:r>
+              <w:t>запитує</w:t>
+            </w:r>
+            <w:proofErr w:type="spellEnd"/>
+            <w:r>
+              <w:t xml:space="preserve"> </w:t>
+            </w:r>
+            <w:proofErr w:type="spellStart"/>
+            <w:r>
+              <w:t>фінальні</w:t>
+            </w:r>
+            <w:proofErr w:type="spellEnd"/>
+            <w:r>
+              <w:t xml:space="preserve"> </w:t>
+            </w:r>
+            <w:proofErr w:type="spellStart"/>
+            <w:r>
+              <w:t>результати</w:t>
+            </w:r>
+            <w:proofErr w:type="spellEnd"/>
+            <w:r>
+              <w:t xml:space="preserve"> після </w:t>
+            </w:r>
+            <w:proofErr w:type="spellStart"/>
+            <w:r>
+              <w:t>завершення</w:t>
+            </w:r>
+            <w:proofErr w:type="spellEnd"/>
+            <w:r>
+              <w:t xml:space="preserve"> </w:t>
+            </w:r>
+            <w:proofErr w:type="spellStart"/>
+            <w:r>
+              <w:t>обчислень</w:t>
+            </w:r>
+            <w:proofErr w:type="spellEnd"/>
           </w:p>
         </w:tc>
         <w:tc>
           <w:tcPr>
-            <w:tcW w:w="0" w:type="auto"/>
+            <w:tcW w:w="2830" w:type="dxa"/>
             <w:tcBorders>
               <w:top w:val="single" w:sz="1" w:space="0" w:color="999999"/>
               <w:left w:val="single" w:sz="1" w:space="0" w:color="999999"/>
@@ -1691,12 +5149,36 @@
             <w:vAlign w:val="center"/>
           </w:tcPr>
           <w:p>
+            <w:pPr>
+              <w:spacing w:line="276" w:lineRule="auto"/>
+              <w:jc w:val="center"/>
+            </w:pPr>
             <w:r>
-              <w:rPr>
-                <w:sz w:val="20"/>
-                <w:szCs w:val="20"/>
-              </w:rPr>
-              <w:t>"RESULT:\nMatrix size: NxN\nK threads: T seconds\n..."</w:t>
+              <w:t>"RESULT:\</w:t>
+            </w:r>
+            <w:proofErr w:type="spellStart"/>
+            <w:r>
+              <w:t>nMatrix</w:t>
+            </w:r>
+            <w:proofErr w:type="spellEnd"/>
+            <w:r>
+              <w:t xml:space="preserve"> size: </w:t>
+            </w:r>
+            <w:proofErr w:type="spellStart"/>
+            <w:r>
+              <w:t>NxN</w:t>
+            </w:r>
+            <w:proofErr w:type="spellEnd"/>
+            <w:r>
+              <w:t>\</w:t>
+            </w:r>
+            <w:proofErr w:type="spellStart"/>
+            <w:r>
+              <w:t>nK</w:t>
+            </w:r>
+            <w:proofErr w:type="spellEnd"/>
+            <w:r>
+              <w:t xml:space="preserve"> threads: T seconds\n..."</w:t>
             </w:r>
           </w:p>
         </w:tc>
@@ -1706,113 +5188,85 @@
       <w:pPr>
         <w:spacing w:before="60" w:after="160"/>
         <w:jc w:val="center"/>
-      </w:pPr>
-      <w:r>
-        <w:rPr>
-          <w:i/>
-          <w:iCs/>
-          <w:sz w:val="22"/>
-          <w:szCs w:val="22"/>
+        <w:rPr>
+          <w:sz w:val="28"/>
+          <w:szCs w:val="28"/>
+        </w:rPr>
+      </w:pPr>
+      <w:r>
+        <w:rPr>
+          <w:sz w:val="28"/>
+          <w:szCs w:val="28"/>
         </w:rPr>
         <w:t>Таблиця 1 — Опис команд протоколу прикладного рівня</w:t>
       </w:r>
     </w:p>
     <w:p>
       <w:pPr>
+        <w:rPr>
+          <w:sz w:val="28"/>
+          <w:szCs w:val="28"/>
+        </w:rPr>
+      </w:pPr>
+      <w:r>
+        <w:rPr>
+          <w:sz w:val="28"/>
+          <w:szCs w:val="28"/>
+        </w:rPr>
+        <w:br w:type="page"/>
+      </w:r>
+    </w:p>
+    <w:p>
+      <w:pPr>
         <w:spacing w:before="160" w:after="80"/>
-      </w:pPr>
-      <w:r>
         <w:rPr>
           <w:b/>
           <w:bCs/>
-          <w:sz w:val="26"/>
-          <w:szCs w:val="26"/>
-        </w:rPr>
-        <w:t>UML-діаграма взаємодії клієнта та сервера</w:t>
+          <w:sz w:val="28"/>
+          <w:szCs w:val="28"/>
+        </w:rPr>
+      </w:pPr>
+      <w:r>
+        <w:rPr>
+          <w:b/>
+          <w:bCs/>
+          <w:sz w:val="28"/>
+          <w:szCs w:val="28"/>
+        </w:rPr>
+        <w:lastRenderedPageBreak/>
+        <w:t xml:space="preserve">UML-діаграма взаємодії </w:t>
+      </w:r>
+      <w:proofErr w:type="spellStart"/>
+      <w:r>
+        <w:rPr>
+          <w:b/>
+          <w:bCs/>
+          <w:sz w:val="28"/>
+          <w:szCs w:val="28"/>
+        </w:rPr>
+        <w:t>клієнта</w:t>
+      </w:r>
+      <w:proofErr w:type="spellEnd"/>
+      <w:r>
+        <w:rPr>
+          <w:b/>
+          <w:bCs/>
+          <w:sz w:val="28"/>
+          <w:szCs w:val="28"/>
+        </w:rPr>
+        <w:t xml:space="preserve"> та сервера</w:t>
       </w:r>
     </w:p>
     <w:p>
       <w:pPr>
-        <w:spacing w:before="60" w:after="60" w:line="276" w:lineRule="auto"/>
-        <w:ind w:firstLine="720"/>
-        <w:jc w:val="both"/>
-      </w:pPr>
-      <w:r>
-        <w:t>На рисунку 1 зображено UML sequence-діаграму</w:t>
-      </w:r>
-      <w:r>
-        <w:t xml:space="preserve"> взаємодії між клієнтом та сервером — від встановлення з`єднання до отримання фінального результату.</w:t>
-      </w:r>
-    </w:p>
-    <w:p>
-      <w:pPr>
-        <w:spacing w:before="120" w:after="60"/>
-        <w:jc w:val="center"/>
-      </w:pPr>
-      <w:r>
-        <w:rPr>
-          <w:i/>
-          <w:iCs/>
-          <w:color w:val="888888"/>
-          <w:sz w:val="22"/>
-          <w:szCs w:val="22"/>
-        </w:rPr>
-        <w:t>[Місце для UML-діаграми — вставити вручну]</w:t>
-      </w:r>
-    </w:p>
-    <w:p>
-      <w:pPr>
-        <w:spacing w:after="160"/>
-        <w:jc w:val="center"/>
-      </w:pPr>
-      <w:r>
-        <w:rPr>
-          <w:i/>
-          <w:iCs/>
-          <w:sz w:val="22"/>
-          <w:szCs w:val="22"/>
-        </w:rPr>
-        <w:t>Рисунок 1 — UML-діаграма взаємодії клієнта та сервера</w:t>
-      </w:r>
-    </w:p>
-    <w:p>
-      <w:pPr>
         <w:spacing w:before="160" w:after="80"/>
       </w:pPr>
       <w:r>
-        <w:rPr>
-          <w:b/>
-          <w:bCs/>
-          <w:sz w:val="26"/>
-          <w:szCs w:val="26"/>
-        </w:rPr>
-        <w:t>Тестування застосунку</w:t>
-      </w:r>
-    </w:p>
-    <w:p>
-      <w:pPr>
-        <w:spacing w:before="60" w:after="60" w:line="276" w:lineRule="auto"/>
-        <w:ind w:firstLine="720"/>
-        <w:jc w:val="both"/>
-      </w:pPr>
-      <w:r>
-        <w:t>Для перевірки коректності роботи було проведено тестування з одночасним підключенням двох клієнтів. Перший клієнт використовував матрицю розміром 10000×10000, другий — 20000×20000. Обидва клієнти відпрацювали без помилок та коректно отримали результати.</w:t>
-      </w:r>
-    </w:p>
-    <w:p>
-      <w:pPr>
-        <w:spacing w:before="120" w:after="60"/>
-        <w:jc w:val="center"/>
-      </w:pPr>
-      <w:r>
-        <w:rPr>
-          <w:noProof/>
-        </w:rPr>
         <w:drawing>
-          <wp:inline distT="0" distB="0" distL="0" distR="0" wp14:anchorId="54234B72" wp14:editId="69124302">
-            <wp:extent cx="4762500" cy="1143000"/>
-            <wp:effectExtent l="0" t="0" r="0" b="0"/>
-            <wp:docPr id="1" name="Рисунок 1"/>
+          <wp:inline distT="0" distB="0" distL="0" distR="0" wp14:anchorId="61EA5CBA" wp14:editId="76F43717">
+            <wp:extent cx="5792008" cy="4696480"/>
+            <wp:effectExtent l="0" t="0" r="0" b="8890"/>
+            <wp:docPr id="6" name="Рисунок 6"/>
             <wp:cNvGraphicFramePr>
               <a:graphicFrameLocks xmlns:a="http://schemas.openxmlformats.org/drawingml/2006/main" noChangeAspect="1"/>
             </wp:cNvGraphicFramePr>
@@ -1820,22 +5274,19 @@
               <a:graphicData uri="http://schemas.openxmlformats.org/drawingml/2006/picture">
                 <pic:pic xmlns:pic="http://schemas.openxmlformats.org/drawingml/2006/picture">
                   <pic:nvPicPr>
-                    <pic:cNvPr id="0" name=""/>
-                    <pic:cNvPicPr>
-                      <a:picLocks noChangeAspect="1" noChangeArrowheads="1"/>
-                    </pic:cNvPicPr>
+                    <pic:cNvPr id="1" name=""/>
+                    <pic:cNvPicPr/>
                   </pic:nvPicPr>
                   <pic:blipFill>
-                    <a:blip r:embed="rId6"/>
-                    <a:srcRect/>
+                    <a:blip r:embed="rId7"/>
                     <a:stretch>
                       <a:fillRect/>
                     </a:stretch>
                   </pic:blipFill>
-                  <pic:spPr bwMode="auto">
+                  <pic:spPr>
                     <a:xfrm>
                       <a:off x="0" y="0"/>
-                      <a:ext cx="4762500" cy="1143000"/>
+                      <a:ext cx="5792008" cy="4696480"/>
                     </a:xfrm>
                     <a:prstGeom prst="rect">
                       <a:avLst/>
@@ -1850,34 +5301,301 @@
     </w:p>
     <w:p>
       <w:pPr>
-        <w:spacing w:after="120"/>
+        <w:spacing w:after="160" w:line="360" w:lineRule="auto"/>
         <w:jc w:val="center"/>
-      </w:pPr>
-      <w:r>
-        <w:rPr>
-          <w:i/>
-          <w:iCs/>
-          <w:sz w:val="22"/>
-          <w:szCs w:val="22"/>
-        </w:rPr>
-        <w:t>Рисунок 2 — Запуск сервера на порті 8080</w:t>
+        <w:rPr>
+          <w:sz w:val="28"/>
+          <w:szCs w:val="28"/>
+        </w:rPr>
+      </w:pPr>
+      <w:r>
+        <w:rPr>
+          <w:sz w:val="28"/>
+          <w:szCs w:val="28"/>
+        </w:rPr>
+        <w:t xml:space="preserve">Рисунок 1 — UML-діаграма взаємодії </w:t>
+      </w:r>
+      <w:proofErr w:type="spellStart"/>
+      <w:r>
+        <w:rPr>
+          <w:sz w:val="28"/>
+          <w:szCs w:val="28"/>
+        </w:rPr>
+        <w:t>клієнта</w:t>
+      </w:r>
+      <w:proofErr w:type="spellEnd"/>
+      <w:r>
+        <w:rPr>
+          <w:sz w:val="28"/>
+          <w:szCs w:val="28"/>
+        </w:rPr>
+        <w:t xml:space="preserve"> та сервера</w:t>
       </w:r>
     </w:p>
     <w:p>
       <w:pPr>
-        <w:spacing w:before="120" w:after="60"/>
+        <w:spacing w:before="160" w:after="80" w:line="360" w:lineRule="auto"/>
+        <w:rPr>
+          <w:sz w:val="28"/>
+          <w:szCs w:val="28"/>
+        </w:rPr>
+      </w:pPr>
+      <w:r>
+        <w:rPr>
+          <w:b/>
+          <w:bCs/>
+          <w:sz w:val="28"/>
+          <w:szCs w:val="28"/>
+        </w:rPr>
+        <w:t>Тестування застосунку</w:t>
+      </w:r>
+    </w:p>
+    <w:p>
+      <w:pPr>
+        <w:spacing w:before="60" w:after="60" w:line="360" w:lineRule="auto"/>
+        <w:ind w:firstLine="720"/>
+        <w:jc w:val="both"/>
+        <w:rPr>
+          <w:sz w:val="28"/>
+          <w:szCs w:val="28"/>
+        </w:rPr>
+      </w:pPr>
+      <w:r>
+        <w:rPr>
+          <w:sz w:val="28"/>
+          <w:szCs w:val="28"/>
+        </w:rPr>
+        <w:t xml:space="preserve">Для перевірки коректності роботи було проведено тестування з </w:t>
+      </w:r>
+      <w:proofErr w:type="spellStart"/>
+      <w:r>
+        <w:rPr>
+          <w:sz w:val="28"/>
+          <w:szCs w:val="28"/>
+        </w:rPr>
+        <w:t>одночасним</w:t>
+      </w:r>
+      <w:proofErr w:type="spellEnd"/>
+      <w:r>
+        <w:rPr>
+          <w:sz w:val="28"/>
+          <w:szCs w:val="28"/>
+        </w:rPr>
+        <w:t xml:space="preserve"> </w:t>
+      </w:r>
+      <w:proofErr w:type="spellStart"/>
+      <w:r>
+        <w:rPr>
+          <w:sz w:val="28"/>
+          <w:szCs w:val="28"/>
+        </w:rPr>
+        <w:t>підключенням</w:t>
+      </w:r>
+      <w:proofErr w:type="spellEnd"/>
+      <w:r>
+        <w:rPr>
+          <w:sz w:val="28"/>
+          <w:szCs w:val="28"/>
+        </w:rPr>
+        <w:t xml:space="preserve"> </w:t>
+      </w:r>
+      <w:proofErr w:type="spellStart"/>
+      <w:r>
+        <w:rPr>
+          <w:sz w:val="28"/>
+          <w:szCs w:val="28"/>
+        </w:rPr>
+        <w:t>двох</w:t>
+      </w:r>
+      <w:proofErr w:type="spellEnd"/>
+      <w:r>
+        <w:rPr>
+          <w:sz w:val="28"/>
+          <w:szCs w:val="28"/>
+        </w:rPr>
+        <w:t xml:space="preserve"> </w:t>
+      </w:r>
+      <w:proofErr w:type="spellStart"/>
+      <w:r>
+        <w:rPr>
+          <w:sz w:val="28"/>
+          <w:szCs w:val="28"/>
+        </w:rPr>
+        <w:t>клієнтів</w:t>
+      </w:r>
+      <w:proofErr w:type="spellEnd"/>
+      <w:r>
+        <w:rPr>
+          <w:sz w:val="28"/>
+          <w:szCs w:val="28"/>
+        </w:rPr>
+        <w:t xml:space="preserve">. Перший </w:t>
+      </w:r>
+      <w:proofErr w:type="spellStart"/>
+      <w:r>
+        <w:rPr>
+          <w:sz w:val="28"/>
+          <w:szCs w:val="28"/>
+        </w:rPr>
+        <w:t>клієнт</w:t>
+      </w:r>
+      <w:proofErr w:type="spellEnd"/>
+      <w:r>
+        <w:rPr>
+          <w:sz w:val="28"/>
+          <w:szCs w:val="28"/>
+        </w:rPr>
+        <w:t xml:space="preserve"> </w:t>
+      </w:r>
+      <w:proofErr w:type="spellStart"/>
+      <w:r>
+        <w:rPr>
+          <w:sz w:val="28"/>
+          <w:szCs w:val="28"/>
+        </w:rPr>
+        <w:t>використовував</w:t>
+      </w:r>
+      <w:proofErr w:type="spellEnd"/>
+      <w:r>
+        <w:rPr>
+          <w:sz w:val="28"/>
+          <w:szCs w:val="28"/>
+        </w:rPr>
+        <w:t xml:space="preserve"> матрицю </w:t>
+      </w:r>
+      <w:proofErr w:type="spellStart"/>
+      <w:r>
+        <w:rPr>
+          <w:sz w:val="28"/>
+          <w:szCs w:val="28"/>
+        </w:rPr>
+        <w:t>розміром</w:t>
+      </w:r>
+      <w:proofErr w:type="spellEnd"/>
+      <w:r>
+        <w:rPr>
+          <w:sz w:val="28"/>
+          <w:szCs w:val="28"/>
+        </w:rPr>
+        <w:t xml:space="preserve"> 10000×10000, </w:t>
+      </w:r>
+      <w:proofErr w:type="spellStart"/>
+      <w:r>
+        <w:rPr>
+          <w:sz w:val="28"/>
+          <w:szCs w:val="28"/>
+        </w:rPr>
+        <w:t>другий</w:t>
+      </w:r>
+      <w:proofErr w:type="spellEnd"/>
+      <w:r>
+        <w:rPr>
+          <w:sz w:val="28"/>
+          <w:szCs w:val="28"/>
+        </w:rPr>
+        <w:t xml:space="preserve"> — 20000×20000. </w:t>
+      </w:r>
+      <w:proofErr w:type="spellStart"/>
+      <w:r>
+        <w:rPr>
+          <w:sz w:val="28"/>
+          <w:szCs w:val="28"/>
+        </w:rPr>
+        <w:t>Обидва</w:t>
+      </w:r>
+      <w:proofErr w:type="spellEnd"/>
+      <w:r>
+        <w:rPr>
+          <w:sz w:val="28"/>
+          <w:szCs w:val="28"/>
+        </w:rPr>
+        <w:t xml:space="preserve"> </w:t>
+      </w:r>
+      <w:proofErr w:type="spellStart"/>
+      <w:r>
+        <w:rPr>
+          <w:sz w:val="28"/>
+          <w:szCs w:val="28"/>
+        </w:rPr>
+        <w:t>клієнти</w:t>
+      </w:r>
+      <w:proofErr w:type="spellEnd"/>
+      <w:r>
+        <w:rPr>
+          <w:sz w:val="28"/>
+          <w:szCs w:val="28"/>
+        </w:rPr>
+        <w:t xml:space="preserve"> </w:t>
+      </w:r>
+      <w:proofErr w:type="spellStart"/>
+      <w:r>
+        <w:rPr>
+          <w:sz w:val="28"/>
+          <w:szCs w:val="28"/>
+        </w:rPr>
+        <w:t>відпрацювали</w:t>
+      </w:r>
+      <w:proofErr w:type="spellEnd"/>
+      <w:r>
+        <w:rPr>
+          <w:sz w:val="28"/>
+          <w:szCs w:val="28"/>
+        </w:rPr>
+        <w:t xml:space="preserve"> без помилок та коректно </w:t>
+      </w:r>
+      <w:proofErr w:type="spellStart"/>
+      <w:r>
+        <w:rPr>
+          <w:sz w:val="28"/>
+          <w:szCs w:val="28"/>
+        </w:rPr>
+        <w:t>отримали</w:t>
+      </w:r>
+      <w:proofErr w:type="spellEnd"/>
+      <w:r>
+        <w:rPr>
+          <w:sz w:val="28"/>
+          <w:szCs w:val="28"/>
+        </w:rPr>
+        <w:t xml:space="preserve"> </w:t>
+      </w:r>
+      <w:proofErr w:type="spellStart"/>
+      <w:r>
+        <w:rPr>
+          <w:sz w:val="28"/>
+          <w:szCs w:val="28"/>
+        </w:rPr>
+        <w:t>результати</w:t>
+      </w:r>
+      <w:proofErr w:type="spellEnd"/>
+      <w:r>
+        <w:rPr>
+          <w:sz w:val="28"/>
+          <w:szCs w:val="28"/>
+        </w:rPr>
+        <w:t>.</w:t>
+      </w:r>
+    </w:p>
+    <w:p>
+      <w:pPr>
+        <w:spacing w:before="120" w:after="60" w:line="360" w:lineRule="auto"/>
         <w:jc w:val="center"/>
+        <w:rPr>
+          <w:sz w:val="28"/>
+          <w:szCs w:val="28"/>
+        </w:rPr>
       </w:pPr>
       <w:r>
         <w:rPr>
           <w:noProof/>
-        </w:rPr>
-        <w:lastRenderedPageBreak/>
+          <w:sz w:val="28"/>
+          <w:szCs w:val="28"/>
+        </w:rPr>
         <w:drawing>
-          <wp:inline distT="0" distB="0" distL="0" distR="0" wp14:anchorId="7CA18175" wp14:editId="5AF06E9F">
-            <wp:extent cx="4762500" cy="1143000"/>
-            <wp:effectExtent l="0" t="0" r="0" b="0"/>
-            <wp:docPr id="2" name="Рисунок 2"/>
+          <wp:inline distT="0" distB="0" distL="0" distR="0" wp14:anchorId="5E232448" wp14:editId="644F8EDB">
+            <wp:extent cx="4316730" cy="704850"/>
+            <wp:effectExtent l="0" t="0" r="7620" b="0"/>
+            <wp:docPr id="10" name="Рисунок 10"/>
             <wp:cNvGraphicFramePr>
               <a:graphicFrameLocks xmlns:a="http://schemas.openxmlformats.org/drawingml/2006/main" noChangeAspect="1"/>
             </wp:cNvGraphicFramePr>
@@ -1885,13 +5603,222 @@
               <a:graphicData uri="http://schemas.openxmlformats.org/drawingml/2006/picture">
                 <pic:pic xmlns:pic="http://schemas.openxmlformats.org/drawingml/2006/picture">
                   <pic:nvPicPr>
-                    <pic:cNvPr id="0" name=""/>
+                    <pic:cNvPr id="0" name="Picture 2"/>
+                    <pic:cNvPicPr>
+                      <a:picLocks noChangeAspect="1" noChangeArrowheads="1"/>
+                    </pic:cNvPicPr>
+                  </pic:nvPicPr>
+                  <pic:blipFill rotWithShape="1">
+                    <a:blip r:embed="rId8">
+                      <a:extLst>
+                        <a:ext uri="{28A0092B-C50C-407E-A947-70E740481C1C}">
+                          <a14:useLocalDpi xmlns:a14="http://schemas.microsoft.com/office/drawing/2010/main" val="0"/>
+                        </a:ext>
+                      </a:extLst>
+                    </a:blip>
+                    <a:srcRect b="82036"/>
+                    <a:stretch/>
+                  </pic:blipFill>
+                  <pic:spPr bwMode="auto">
+                    <a:xfrm>
+                      <a:off x="0" y="0"/>
+                      <a:ext cx="4329618" cy="706954"/>
+                    </a:xfrm>
+                    <a:prstGeom prst="rect">
+                      <a:avLst/>
+                    </a:prstGeom>
+                    <a:noFill/>
+                    <a:ln>
+                      <a:noFill/>
+                    </a:ln>
+                    <a:extLst>
+                      <a:ext uri="{53640926-AAD7-44D8-BBD7-CCE9431645EC}">
+                        <a14:shadowObscured xmlns:a14="http://schemas.microsoft.com/office/drawing/2010/main"/>
+                      </a:ext>
+                    </a:extLst>
+                  </pic:spPr>
+                </pic:pic>
+              </a:graphicData>
+            </a:graphic>
+          </wp:inline>
+        </w:drawing>
+      </w:r>
+    </w:p>
+    <w:p>
+      <w:pPr>
+        <w:spacing w:after="120" w:line="360" w:lineRule="auto"/>
+        <w:jc w:val="center"/>
+        <w:rPr>
+          <w:sz w:val="28"/>
+          <w:szCs w:val="28"/>
+        </w:rPr>
+      </w:pPr>
+      <w:r>
+        <w:rPr>
+          <w:sz w:val="28"/>
+          <w:szCs w:val="28"/>
+        </w:rPr>
+        <w:t xml:space="preserve">Рисунок 2 — Запуск сервера на </w:t>
+      </w:r>
+      <w:proofErr w:type="spellStart"/>
+      <w:r>
+        <w:rPr>
+          <w:sz w:val="28"/>
+          <w:szCs w:val="28"/>
+        </w:rPr>
+        <w:t>порті</w:t>
+      </w:r>
+      <w:proofErr w:type="spellEnd"/>
+      <w:r>
+        <w:rPr>
+          <w:sz w:val="28"/>
+          <w:szCs w:val="28"/>
+        </w:rPr>
+        <w:t xml:space="preserve"> 8080</w:t>
+      </w:r>
+    </w:p>
+    <w:p>
+      <w:pPr>
+        <w:spacing w:before="120" w:after="60" w:line="360" w:lineRule="auto"/>
+        <w:jc w:val="center"/>
+        <w:rPr>
+          <w:sz w:val="28"/>
+          <w:szCs w:val="28"/>
+        </w:rPr>
+      </w:pPr>
+      <w:r>
+        <w:rPr>
+          <w:noProof/>
+          <w:sz w:val="28"/>
+          <w:szCs w:val="28"/>
+        </w:rPr>
+        <w:lastRenderedPageBreak/>
+        <w:drawing>
+          <wp:inline distT="0" distB="0" distL="0" distR="0" wp14:anchorId="1347A0CB" wp14:editId="1C4951A8">
+            <wp:extent cx="4562579" cy="1209675"/>
+            <wp:effectExtent l="0" t="0" r="9525" b="0"/>
+            <wp:docPr id="13" name="Рисунок 13"/>
+            <wp:cNvGraphicFramePr>
+              <a:graphicFrameLocks xmlns:a="http://schemas.openxmlformats.org/drawingml/2006/main" noChangeAspect="1"/>
+            </wp:cNvGraphicFramePr>
+            <a:graphic xmlns:a="http://schemas.openxmlformats.org/drawingml/2006/main">
+              <a:graphicData uri="http://schemas.openxmlformats.org/drawingml/2006/picture">
+                <pic:pic xmlns:pic="http://schemas.openxmlformats.org/drawingml/2006/picture">
+                  <pic:nvPicPr>
+                    <pic:cNvPr id="0" name="Picture 3"/>
+                    <pic:cNvPicPr>
+                      <a:picLocks noChangeAspect="1" noChangeArrowheads="1"/>
+                    </pic:cNvPicPr>
+                  </pic:nvPicPr>
+                  <pic:blipFill rotWithShape="1">
+                    <a:blip r:embed="rId9">
+                      <a:extLst>
+                        <a:ext uri="{28A0092B-C50C-407E-A947-70E740481C1C}">
+                          <a14:useLocalDpi xmlns:a14="http://schemas.microsoft.com/office/drawing/2010/main" val="0"/>
+                        </a:ext>
+                      </a:extLst>
+                    </a:blip>
+                    <a:srcRect r="44383" b="73913"/>
+                    <a:stretch/>
+                  </pic:blipFill>
+                  <pic:spPr bwMode="auto">
+                    <a:xfrm>
+                      <a:off x="0" y="0"/>
+                      <a:ext cx="4619091" cy="1224658"/>
+                    </a:xfrm>
+                    <a:prstGeom prst="rect">
+                      <a:avLst/>
+                    </a:prstGeom>
+                    <a:noFill/>
+                    <a:ln>
+                      <a:noFill/>
+                    </a:ln>
+                    <a:extLst>
+                      <a:ext uri="{53640926-AAD7-44D8-BBD7-CCE9431645EC}">
+                        <a14:shadowObscured xmlns:a14="http://schemas.microsoft.com/office/drawing/2010/main"/>
+                      </a:ext>
+                    </a:extLst>
+                  </pic:spPr>
+                </pic:pic>
+              </a:graphicData>
+            </a:graphic>
+          </wp:inline>
+        </w:drawing>
+      </w:r>
+    </w:p>
+    <w:p>
+      <w:pPr>
+        <w:spacing w:after="120" w:line="360" w:lineRule="auto"/>
+        <w:jc w:val="center"/>
+        <w:rPr>
+          <w:sz w:val="28"/>
+          <w:szCs w:val="28"/>
+        </w:rPr>
+      </w:pPr>
+      <w:r>
+        <w:rPr>
+          <w:sz w:val="28"/>
+          <w:szCs w:val="28"/>
+        </w:rPr>
+        <w:t xml:space="preserve">Рисунок 3 — Підключення </w:t>
+      </w:r>
+      <w:proofErr w:type="spellStart"/>
+      <w:r>
+        <w:rPr>
+          <w:sz w:val="28"/>
+          <w:szCs w:val="28"/>
+        </w:rPr>
+        <w:t>клієнта</w:t>
+      </w:r>
+      <w:proofErr w:type="spellEnd"/>
+      <w:r>
+        <w:rPr>
+          <w:sz w:val="28"/>
+          <w:szCs w:val="28"/>
+        </w:rPr>
+        <w:t xml:space="preserve"> (відповідь CONNECTED)</w:t>
+      </w:r>
+    </w:p>
+    <w:p>
+      <w:pPr>
+        <w:spacing w:before="120" w:after="60" w:line="360" w:lineRule="auto"/>
+        <w:jc w:val="center"/>
+        <w:rPr>
+          <w:sz w:val="28"/>
+          <w:szCs w:val="28"/>
+        </w:rPr>
+      </w:pPr>
+      <w:r>
+        <w:rPr>
+          <w:noProof/>
+          <w:sz w:val="28"/>
+          <w:szCs w:val="28"/>
+        </w:rPr>
+        <w:drawing>
+          <wp:inline distT="0" distB="0" distL="0" distR="0" wp14:anchorId="23B2518E" wp14:editId="1E5955CE">
+            <wp:extent cx="5463752" cy="5924550"/>
+            <wp:effectExtent l="0" t="0" r="3810" b="0"/>
+            <wp:docPr id="14" name="Рисунок 14"/>
+            <wp:cNvGraphicFramePr>
+              <a:graphicFrameLocks xmlns:a="http://schemas.openxmlformats.org/drawingml/2006/main" noChangeAspect="1"/>
+            </wp:cNvGraphicFramePr>
+            <a:graphic xmlns:a="http://schemas.openxmlformats.org/drawingml/2006/main">
+              <a:graphicData uri="http://schemas.openxmlformats.org/drawingml/2006/picture">
+                <pic:pic xmlns:pic="http://schemas.openxmlformats.org/drawingml/2006/picture">
+                  <pic:nvPicPr>
+                    <pic:cNvPr id="0" name="Picture 4"/>
                     <pic:cNvPicPr>
                       <a:picLocks noChangeAspect="1" noChangeArrowheads="1"/>
                     </pic:cNvPicPr>
                   </pic:nvPicPr>
                   <pic:blipFill>
-                    <a:blip r:embed="rId7"/>
+                    <a:blip r:embed="rId10">
+                      <a:extLst>
+                        <a:ext uri="{28A0092B-C50C-407E-A947-70E740481C1C}">
+                          <a14:useLocalDpi xmlns:a14="http://schemas.microsoft.com/office/drawing/2010/main" val="0"/>
+                        </a:ext>
+                      </a:extLst>
+                    </a:blip>
                     <a:srcRect/>
                     <a:stretch>
                       <a:fillRect/>
@@ -1900,11 +5827,12 @@
                   <pic:spPr bwMode="auto">
                     <a:xfrm>
                       <a:off x="0" y="0"/>
-                      <a:ext cx="4762500" cy="1143000"/>
+                      <a:ext cx="5497230" cy="5960852"/>
                     </a:xfrm>
                     <a:prstGeom prst="rect">
                       <a:avLst/>
                     </a:prstGeom>
+                    <a:noFill/>
                   </pic:spPr>
                 </pic:pic>
               </a:graphicData>
@@ -1915,33 +5843,106 @@
     </w:p>
     <w:p>
       <w:pPr>
-        <w:spacing w:after="120"/>
+        <w:spacing w:after="120" w:line="360" w:lineRule="auto"/>
         <w:jc w:val="center"/>
-      </w:pPr>
-      <w:r>
-        <w:rPr>
-          <w:i/>
-          <w:iCs/>
-          <w:sz w:val="22"/>
-          <w:szCs w:val="22"/>
-        </w:rPr>
-        <w:t>Рисунок 3 — Підключення клієнта (відповідь CONNECTED)</w:t>
+        <w:rPr>
+          <w:sz w:val="28"/>
+          <w:szCs w:val="28"/>
+        </w:rPr>
+      </w:pPr>
+      <w:r>
+        <w:rPr>
+          <w:sz w:val="28"/>
+          <w:szCs w:val="28"/>
+        </w:rPr>
+        <w:t xml:space="preserve">Рисунок 4 — Результати </w:t>
+      </w:r>
+      <w:proofErr w:type="spellStart"/>
+      <w:r>
+        <w:rPr>
+          <w:sz w:val="28"/>
+          <w:szCs w:val="28"/>
+        </w:rPr>
+        <w:t>першого</w:t>
+      </w:r>
+      <w:proofErr w:type="spellEnd"/>
+      <w:r>
+        <w:rPr>
+          <w:sz w:val="28"/>
+          <w:szCs w:val="28"/>
+        </w:rPr>
+        <w:t xml:space="preserve"> </w:t>
+      </w:r>
+      <w:proofErr w:type="spellStart"/>
+      <w:r>
+        <w:rPr>
+          <w:sz w:val="28"/>
+          <w:szCs w:val="28"/>
+        </w:rPr>
+        <w:t>клієнта</w:t>
+      </w:r>
+      <w:proofErr w:type="spellEnd"/>
+      <w:r>
+        <w:rPr>
+          <w:sz w:val="28"/>
+          <w:szCs w:val="28"/>
+        </w:rPr>
+        <w:t xml:space="preserve"> (</w:t>
+      </w:r>
+      <w:proofErr w:type="spellStart"/>
+      <w:r>
+        <w:rPr>
+          <w:sz w:val="28"/>
+          <w:szCs w:val="28"/>
+        </w:rPr>
+        <w:t>матриця</w:t>
+      </w:r>
+      <w:proofErr w:type="spellEnd"/>
+      <w:r>
+        <w:rPr>
+          <w:sz w:val="28"/>
+          <w:szCs w:val="28"/>
+        </w:rPr>
+        <w:t xml:space="preserve"> 10000×10000, 7 </w:t>
+      </w:r>
+      <w:proofErr w:type="spellStart"/>
+      <w:r>
+        <w:rPr>
+          <w:sz w:val="28"/>
+          <w:szCs w:val="28"/>
+        </w:rPr>
+        <w:t>конфігурацій</w:t>
+      </w:r>
+      <w:proofErr w:type="spellEnd"/>
+      <w:r>
+        <w:rPr>
+          <w:sz w:val="28"/>
+          <w:szCs w:val="28"/>
+        </w:rPr>
+        <w:t xml:space="preserve"> потоків)</w:t>
       </w:r>
     </w:p>
     <w:p>
       <w:pPr>
-        <w:spacing w:before="120" w:after="60"/>
+        <w:spacing w:before="120" w:after="60" w:line="360" w:lineRule="auto"/>
         <w:jc w:val="center"/>
+        <w:rPr>
+          <w:sz w:val="28"/>
+          <w:szCs w:val="28"/>
+        </w:rPr>
       </w:pPr>
       <w:r>
         <w:rPr>
           <w:noProof/>
-        </w:rPr>
+          <w:sz w:val="28"/>
+          <w:szCs w:val="28"/>
+        </w:rPr>
+        <w:lastRenderedPageBreak/>
         <w:drawing>
-          <wp:inline distT="0" distB="0" distL="0" distR="0" wp14:anchorId="54D0B32F" wp14:editId="657701B7">
-            <wp:extent cx="4762500" cy="4095750"/>
-            <wp:effectExtent l="0" t="0" r="0" b="0"/>
-            <wp:docPr id="3" name="Рисунок 3"/>
+          <wp:inline distT="0" distB="0" distL="0" distR="0" wp14:anchorId="3390736B" wp14:editId="28D518EF">
+            <wp:extent cx="5821814" cy="7058025"/>
+            <wp:effectExtent l="0" t="0" r="7620" b="0"/>
+            <wp:docPr id="15" name="Рисунок 15"/>
             <wp:cNvGraphicFramePr>
               <a:graphicFrameLocks xmlns:a="http://schemas.openxmlformats.org/drawingml/2006/main" noChangeAspect="1"/>
             </wp:cNvGraphicFramePr>
@@ -1949,13 +5950,19 @@
               <a:graphicData uri="http://schemas.openxmlformats.org/drawingml/2006/picture">
                 <pic:pic xmlns:pic="http://schemas.openxmlformats.org/drawingml/2006/picture">
                   <pic:nvPicPr>
-                    <pic:cNvPr id="0" name=""/>
+                    <pic:cNvPr id="0" name="Picture 5"/>
                     <pic:cNvPicPr>
                       <a:picLocks noChangeAspect="1" noChangeArrowheads="1"/>
                     </pic:cNvPicPr>
                   </pic:nvPicPr>
                   <pic:blipFill>
-                    <a:blip r:embed="rId8"/>
+                    <a:blip r:embed="rId11">
+                      <a:extLst>
+                        <a:ext uri="{28A0092B-C50C-407E-A947-70E740481C1C}">
+                          <a14:useLocalDpi xmlns:a14="http://schemas.microsoft.com/office/drawing/2010/main" val="0"/>
+                        </a:ext>
+                      </a:extLst>
+                    </a:blip>
                     <a:srcRect/>
                     <a:stretch>
                       <a:fillRect/>
@@ -1964,11 +5971,12 @@
                   <pic:spPr bwMode="auto">
                     <a:xfrm>
                       <a:off x="0" y="0"/>
-                      <a:ext cx="4762500" cy="4095750"/>
+                      <a:ext cx="5835086" cy="7074116"/>
                     </a:xfrm>
                     <a:prstGeom prst="rect">
                       <a:avLst/>
                     </a:prstGeom>
+                    <a:noFill/>
                   </pic:spPr>
                 </pic:pic>
               </a:graphicData>
@@ -1979,34 +5987,90 @@
     </w:p>
     <w:p>
       <w:pPr>
-        <w:spacing w:after="120"/>
+        <w:spacing w:after="120" w:line="360" w:lineRule="auto"/>
         <w:jc w:val="center"/>
-      </w:pPr>
-      <w:r>
-        <w:rPr>
-          <w:i/>
-          <w:iCs/>
-          <w:sz w:val="22"/>
-          <w:szCs w:val="22"/>
-        </w:rPr>
-        <w:t>Рисунок 4 — Результати першого клієнта (матриця 10000×10000, 7 конфігурацій потоків)</w:t>
+        <w:rPr>
+          <w:sz w:val="28"/>
+          <w:szCs w:val="28"/>
+        </w:rPr>
+      </w:pPr>
+      <w:r>
+        <w:rPr>
+          <w:sz w:val="28"/>
+          <w:szCs w:val="28"/>
+        </w:rPr>
+        <w:t xml:space="preserve">Рисунок 5 — Результати другого </w:t>
+      </w:r>
+      <w:proofErr w:type="spellStart"/>
+      <w:r>
+        <w:rPr>
+          <w:sz w:val="28"/>
+          <w:szCs w:val="28"/>
+        </w:rPr>
+        <w:t>клієнта</w:t>
+      </w:r>
+      <w:proofErr w:type="spellEnd"/>
+      <w:r>
+        <w:rPr>
+          <w:sz w:val="28"/>
+          <w:szCs w:val="28"/>
+        </w:rPr>
+        <w:t xml:space="preserve"> (</w:t>
+      </w:r>
+      <w:proofErr w:type="spellStart"/>
+      <w:r>
+        <w:rPr>
+          <w:sz w:val="28"/>
+          <w:szCs w:val="28"/>
+        </w:rPr>
+        <w:t>матриця</w:t>
+      </w:r>
+      <w:proofErr w:type="spellEnd"/>
+      <w:r>
+        <w:rPr>
+          <w:sz w:val="28"/>
+          <w:szCs w:val="28"/>
+        </w:rPr>
+        <w:t xml:space="preserve"> 20000×20000, з </w:t>
+      </w:r>
+      <w:proofErr w:type="spellStart"/>
+      <w:r>
+        <w:rPr>
+          <w:sz w:val="28"/>
+          <w:szCs w:val="28"/>
+        </w:rPr>
+        <w:t>виводом</w:t>
+      </w:r>
+      <w:proofErr w:type="spellEnd"/>
+      <w:r>
+        <w:rPr>
+          <w:sz w:val="28"/>
+          <w:szCs w:val="28"/>
+        </w:rPr>
+        <w:t xml:space="preserve"> статусу GET_STATUS)</w:t>
       </w:r>
     </w:p>
     <w:p>
       <w:pPr>
-        <w:spacing w:before="120" w:after="60"/>
+        <w:spacing w:before="120" w:after="60" w:line="360" w:lineRule="auto"/>
         <w:jc w:val="center"/>
+        <w:rPr>
+          <w:sz w:val="28"/>
+          <w:szCs w:val="28"/>
+        </w:rPr>
       </w:pPr>
       <w:r>
         <w:rPr>
           <w:noProof/>
+          <w:sz w:val="28"/>
+          <w:szCs w:val="28"/>
         </w:rPr>
         <w:lastRenderedPageBreak/>
         <w:drawing>
-          <wp:inline distT="0" distB="0" distL="0" distR="0" wp14:anchorId="2189BC0C" wp14:editId="3BFFE7C9">
-            <wp:extent cx="4762500" cy="4476750"/>
+          <wp:inline distT="0" distB="0" distL="0" distR="0" wp14:anchorId="6F862124" wp14:editId="28E1BC55">
+            <wp:extent cx="5738173" cy="6896100"/>
             <wp:effectExtent l="0" t="0" r="0" b="0"/>
-            <wp:docPr id="4" name="Рисунок 4"/>
+            <wp:docPr id="16" name="Рисунок 16"/>
             <wp:cNvGraphicFramePr>
               <a:graphicFrameLocks xmlns:a="http://schemas.openxmlformats.org/drawingml/2006/main" noChangeAspect="1"/>
             </wp:cNvGraphicFramePr>
@@ -2014,13 +6078,19 @@
               <a:graphicData uri="http://schemas.openxmlformats.org/drawingml/2006/picture">
                 <pic:pic xmlns:pic="http://schemas.openxmlformats.org/drawingml/2006/picture">
                   <pic:nvPicPr>
-                    <pic:cNvPr id="0" name=""/>
+                    <pic:cNvPr id="0" name="Picture 6"/>
                     <pic:cNvPicPr>
                       <a:picLocks noChangeAspect="1" noChangeArrowheads="1"/>
                     </pic:cNvPicPr>
                   </pic:nvPicPr>
                   <pic:blipFill>
-                    <a:blip r:embed="rId9"/>
+                    <a:blip r:embed="rId12">
+                      <a:extLst>
+                        <a:ext uri="{28A0092B-C50C-407E-A947-70E740481C1C}">
+                          <a14:useLocalDpi xmlns:a14="http://schemas.microsoft.com/office/drawing/2010/main" val="0"/>
+                        </a:ext>
+                      </a:extLst>
+                    </a:blip>
                     <a:srcRect/>
                     <a:stretch>
                       <a:fillRect/>
@@ -2029,11 +6099,12 @@
                   <pic:spPr bwMode="auto">
                     <a:xfrm>
                       <a:off x="0" y="0"/>
-                      <a:ext cx="4762500" cy="4476750"/>
+                      <a:ext cx="5764538" cy="6927786"/>
                     </a:xfrm>
                     <a:prstGeom prst="rect">
                       <a:avLst/>
                     </a:prstGeom>
+                    <a:noFill/>
                   </pic:spPr>
                 </pic:pic>
               </a:graphicData>
@@ -2044,253 +6115,2292 @@
     </w:p>
     <w:p>
       <w:pPr>
-        <w:spacing w:after="120"/>
+        <w:spacing w:after="120" w:line="360" w:lineRule="auto"/>
         <w:jc w:val="center"/>
-      </w:pPr>
-      <w:r>
-        <w:rPr>
-          <w:i/>
-          <w:iCs/>
-          <w:sz w:val="22"/>
-          <w:szCs w:val="22"/>
-        </w:rPr>
-        <w:t>Рисунок 5 — Результати другого клієнта (матриця 20000×20000, з виводом</w:t>
-      </w:r>
-      <w:r>
-        <w:rPr>
-          <w:i/>
-          <w:iCs/>
-          <w:sz w:val="22"/>
-          <w:szCs w:val="22"/>
-        </w:rPr>
-        <w:t xml:space="preserve"> статусу GET_STATUS)</w:t>
-      </w:r>
+        <w:rPr>
+          <w:sz w:val="28"/>
+          <w:szCs w:val="28"/>
+        </w:rPr>
+      </w:pPr>
+      <w:r>
+        <w:rPr>
+          <w:sz w:val="28"/>
+          <w:szCs w:val="28"/>
+        </w:rPr>
+        <w:t xml:space="preserve">Рисунок 6 — </w:t>
+      </w:r>
+      <w:proofErr w:type="spellStart"/>
+      <w:r>
+        <w:rPr>
+          <w:sz w:val="28"/>
+          <w:szCs w:val="28"/>
+        </w:rPr>
+        <w:t>Логи</w:t>
+      </w:r>
+      <w:proofErr w:type="spellEnd"/>
+      <w:r>
+        <w:rPr>
+          <w:sz w:val="28"/>
+          <w:szCs w:val="28"/>
+        </w:rPr>
+        <w:t xml:space="preserve"> сервера при </w:t>
+      </w:r>
+      <w:proofErr w:type="spellStart"/>
+      <w:r>
+        <w:rPr>
+          <w:sz w:val="28"/>
+          <w:szCs w:val="28"/>
+        </w:rPr>
+        <w:t>одночасній</w:t>
+      </w:r>
+      <w:proofErr w:type="spellEnd"/>
+      <w:r>
+        <w:rPr>
+          <w:sz w:val="28"/>
+          <w:szCs w:val="28"/>
+        </w:rPr>
+        <w:t xml:space="preserve"> роботі </w:t>
+      </w:r>
+      <w:proofErr w:type="spellStart"/>
+      <w:r>
+        <w:rPr>
+          <w:sz w:val="28"/>
+          <w:szCs w:val="28"/>
+        </w:rPr>
+        <w:t>двох</w:t>
+      </w:r>
+      <w:proofErr w:type="spellEnd"/>
+      <w:r>
+        <w:rPr>
+          <w:sz w:val="28"/>
+          <w:szCs w:val="28"/>
+        </w:rPr>
+        <w:t xml:space="preserve"> </w:t>
+      </w:r>
+      <w:proofErr w:type="spellStart"/>
+      <w:r>
+        <w:rPr>
+          <w:sz w:val="28"/>
+          <w:szCs w:val="28"/>
+        </w:rPr>
+        <w:t>клієнтів</w:t>
+      </w:r>
+      <w:proofErr w:type="spellEnd"/>
     </w:p>
     <w:p>
       <w:pPr>
-        <w:spacing w:before="120" w:after="60"/>
-        <w:jc w:val="center"/>
-      </w:pPr>
-      <w:r>
-        <w:rPr>
-          <w:noProof/>
-        </w:rPr>
-        <w:drawing>
-          <wp:inline distT="0" distB="0" distL="0" distR="0" wp14:anchorId="636BD22C" wp14:editId="3A6ADF1E">
-            <wp:extent cx="4095750" cy="4000500"/>
-            <wp:effectExtent l="0" t="0" r="0" b="0"/>
-            <wp:docPr id="5" name="Рисунок 5"/>
-            <wp:cNvGraphicFramePr>
-              <a:graphicFrameLocks xmlns:a="http://schemas.openxmlformats.org/drawingml/2006/main" noChangeAspect="1"/>
-            </wp:cNvGraphicFramePr>
-            <a:graphic xmlns:a="http://schemas.openxmlformats.org/drawingml/2006/main">
-              <a:graphicData uri="http://schemas.openxmlformats.org/drawingml/2006/picture">
-                <pic:pic xmlns:pic="http://schemas.openxmlformats.org/drawingml/2006/picture">
-                  <pic:nvPicPr>
-                    <pic:cNvPr id="0" name=""/>
-                    <pic:cNvPicPr>
-                      <a:picLocks noChangeAspect="1" noChangeArrowheads="1"/>
-                    </pic:cNvPicPr>
-                  </pic:nvPicPr>
-                  <pic:blipFill>
-                    <a:blip r:embed="rId10"/>
-                    <a:srcRect/>
-                    <a:stretch>
-                      <a:fillRect/>
-                    </a:stretch>
-                  </pic:blipFill>
-                  <pic:spPr bwMode="auto">
-                    <a:xfrm>
-                      <a:off x="0" y="0"/>
-                      <a:ext cx="4095750" cy="4000500"/>
-                    </a:xfrm>
-                    <a:prstGeom prst="rect">
-                      <a:avLst/>
-                    </a:prstGeom>
-                  </pic:spPr>
-                </pic:pic>
-              </a:graphicData>
-            </a:graphic>
-          </wp:inline>
-        </w:drawing>
+        <w:spacing w:line="360" w:lineRule="auto"/>
+        <w:rPr>
+          <w:sz w:val="28"/>
+          <w:szCs w:val="28"/>
+        </w:rPr>
+      </w:pPr>
+      <w:r>
+        <w:rPr>
+          <w:sz w:val="28"/>
+          <w:szCs w:val="28"/>
+        </w:rPr>
+        <w:br w:type="page"/>
       </w:r>
     </w:p>
     <w:p>
       <w:pPr>
-        <w:spacing w:after="120"/>
+        <w:spacing w:before="240" w:after="200" w:line="360" w:lineRule="auto"/>
         <w:jc w:val="center"/>
-      </w:pPr>
-      <w:r>
-        <w:rPr>
-          <w:i/>
-          <w:iCs/>
-          <w:sz w:val="22"/>
-          <w:szCs w:val="22"/>
-        </w:rPr>
-        <w:t>Рисунок 6 — Логи сервера при одночасній роботі двох клієнтів</w:t>
+        <w:rPr>
+          <w:sz w:val="28"/>
+          <w:szCs w:val="28"/>
+        </w:rPr>
+      </w:pPr>
+      <w:r>
+        <w:rPr>
+          <w:b/>
+          <w:bCs/>
+          <w:sz w:val="28"/>
+          <w:szCs w:val="28"/>
+        </w:rPr>
+        <w:lastRenderedPageBreak/>
+        <w:t>ВИСНОВКИ</w:t>
       </w:r>
     </w:p>
     <w:p>
-      <w:r>
-        <w:lastRenderedPageBreak/>
-        <w:br w:type="page"/>
+      <w:pPr>
+        <w:spacing w:before="60" w:after="60" w:line="360" w:lineRule="auto"/>
+        <w:ind w:firstLine="720"/>
+        <w:jc w:val="both"/>
+        <w:rPr>
+          <w:sz w:val="28"/>
+          <w:szCs w:val="28"/>
+        </w:rPr>
+      </w:pPr>
+      <w:r>
+        <w:rPr>
+          <w:sz w:val="28"/>
+          <w:szCs w:val="28"/>
+        </w:rPr>
+        <w:t xml:space="preserve">У результаті виконання </w:t>
+      </w:r>
+      <w:proofErr w:type="spellStart"/>
+      <w:r>
+        <w:rPr>
+          <w:sz w:val="28"/>
+          <w:szCs w:val="28"/>
+        </w:rPr>
+        <w:t>лабораторної</w:t>
+      </w:r>
+      <w:proofErr w:type="spellEnd"/>
+      <w:r>
+        <w:rPr>
+          <w:sz w:val="28"/>
+          <w:szCs w:val="28"/>
+        </w:rPr>
+        <w:t xml:space="preserve"> роботи було розроблено </w:t>
+      </w:r>
+      <w:proofErr w:type="spellStart"/>
+      <w:r>
+        <w:rPr>
+          <w:sz w:val="28"/>
+          <w:szCs w:val="28"/>
+        </w:rPr>
+        <w:t>клієнт-серверний</w:t>
+      </w:r>
+      <w:proofErr w:type="spellEnd"/>
+      <w:r>
+        <w:rPr>
+          <w:sz w:val="28"/>
+          <w:szCs w:val="28"/>
+        </w:rPr>
+        <w:t xml:space="preserve"> застосунок для </w:t>
+      </w:r>
+      <w:proofErr w:type="spellStart"/>
+      <w:r>
+        <w:rPr>
+          <w:sz w:val="28"/>
+          <w:szCs w:val="28"/>
+        </w:rPr>
+        <w:t>паралельної</w:t>
+      </w:r>
+      <w:proofErr w:type="spellEnd"/>
+      <w:r>
+        <w:rPr>
+          <w:sz w:val="28"/>
+          <w:szCs w:val="28"/>
+        </w:rPr>
+        <w:t xml:space="preserve"> обробки </w:t>
+      </w:r>
+      <w:proofErr w:type="spellStart"/>
+      <w:r>
+        <w:rPr>
+          <w:sz w:val="28"/>
+          <w:szCs w:val="28"/>
+        </w:rPr>
+        <w:t>матриць</w:t>
+      </w:r>
+      <w:proofErr w:type="spellEnd"/>
+      <w:r>
+        <w:rPr>
+          <w:sz w:val="28"/>
+          <w:szCs w:val="28"/>
+        </w:rPr>
+        <w:t xml:space="preserve">. Відповідно до </w:t>
+      </w:r>
+      <w:proofErr w:type="spellStart"/>
+      <w:r>
+        <w:rPr>
+          <w:sz w:val="28"/>
+          <w:szCs w:val="28"/>
+        </w:rPr>
+        <w:t>варіанту</w:t>
+      </w:r>
+      <w:proofErr w:type="spellEnd"/>
+      <w:r>
+        <w:rPr>
+          <w:sz w:val="28"/>
+          <w:szCs w:val="28"/>
+        </w:rPr>
+        <w:t xml:space="preserve"> 14, сервер заповню</w:t>
+      </w:r>
+      <w:r>
+        <w:rPr>
+          <w:sz w:val="28"/>
+          <w:szCs w:val="28"/>
+        </w:rPr>
+        <w:t xml:space="preserve">є головну </w:t>
+      </w:r>
+      <w:proofErr w:type="spellStart"/>
+      <w:r>
+        <w:rPr>
+          <w:sz w:val="28"/>
+          <w:szCs w:val="28"/>
+        </w:rPr>
+        <w:t>діагональ</w:t>
+      </w:r>
+      <w:proofErr w:type="spellEnd"/>
+      <w:r>
+        <w:rPr>
+          <w:sz w:val="28"/>
+          <w:szCs w:val="28"/>
+        </w:rPr>
+        <w:t xml:space="preserve"> матриці </w:t>
+      </w:r>
+      <w:proofErr w:type="spellStart"/>
+      <w:r>
+        <w:rPr>
+          <w:sz w:val="28"/>
+          <w:szCs w:val="28"/>
+        </w:rPr>
+        <w:t>максимальними</w:t>
+      </w:r>
+      <w:proofErr w:type="spellEnd"/>
+      <w:r>
+        <w:rPr>
+          <w:sz w:val="28"/>
+          <w:szCs w:val="28"/>
+        </w:rPr>
+        <w:t xml:space="preserve"> </w:t>
+      </w:r>
+      <w:proofErr w:type="spellStart"/>
+      <w:r>
+        <w:rPr>
+          <w:sz w:val="28"/>
+          <w:szCs w:val="28"/>
+        </w:rPr>
+        <w:t>елементами</w:t>
+      </w:r>
+      <w:proofErr w:type="spellEnd"/>
+      <w:r>
+        <w:rPr>
+          <w:sz w:val="28"/>
+          <w:szCs w:val="28"/>
+        </w:rPr>
+        <w:t xml:space="preserve"> </w:t>
+      </w:r>
+      <w:proofErr w:type="spellStart"/>
+      <w:r>
+        <w:rPr>
+          <w:sz w:val="28"/>
+          <w:szCs w:val="28"/>
+        </w:rPr>
+        <w:t>відповідних</w:t>
+      </w:r>
+      <w:proofErr w:type="spellEnd"/>
+      <w:r>
+        <w:rPr>
+          <w:sz w:val="28"/>
+          <w:szCs w:val="28"/>
+        </w:rPr>
+        <w:t xml:space="preserve"> </w:t>
+      </w:r>
+      <w:proofErr w:type="spellStart"/>
+      <w:r>
+        <w:rPr>
+          <w:sz w:val="28"/>
+          <w:szCs w:val="28"/>
+        </w:rPr>
+        <w:t>стовпців</w:t>
+      </w:r>
+      <w:proofErr w:type="spellEnd"/>
+      <w:r>
+        <w:rPr>
+          <w:sz w:val="28"/>
+          <w:szCs w:val="28"/>
+        </w:rPr>
+        <w:t xml:space="preserve">, </w:t>
+      </w:r>
+      <w:proofErr w:type="spellStart"/>
+      <w:r>
+        <w:rPr>
+          <w:sz w:val="28"/>
+          <w:szCs w:val="28"/>
+        </w:rPr>
+        <w:t>розподіляючи</w:t>
+      </w:r>
+      <w:proofErr w:type="spellEnd"/>
+      <w:r>
+        <w:rPr>
+          <w:sz w:val="28"/>
+          <w:szCs w:val="28"/>
+        </w:rPr>
+        <w:t xml:space="preserve"> обчислення між </w:t>
+      </w:r>
+      <w:proofErr w:type="spellStart"/>
+      <w:r>
+        <w:rPr>
+          <w:sz w:val="28"/>
+          <w:szCs w:val="28"/>
+        </w:rPr>
+        <w:t>кількома</w:t>
+      </w:r>
+      <w:proofErr w:type="spellEnd"/>
+      <w:r>
+        <w:rPr>
+          <w:sz w:val="28"/>
+          <w:szCs w:val="28"/>
+        </w:rPr>
+        <w:t xml:space="preserve"> потоками.</w:t>
       </w:r>
     </w:p>
     <w:p>
       <w:pPr>
-        <w:spacing w:before="240" w:after="200"/>
-        <w:jc w:val="center"/>
-      </w:pPr>
-      <w:r>
-        <w:rPr>
-          <w:b/>
-          <w:bCs/>
-          <w:sz w:val="28"/>
-          <w:szCs w:val="28"/>
-        </w:rPr>
-        <w:lastRenderedPageBreak/>
-        <w:t>ВИСНОВКИ</w:t>
+        <w:spacing w:before="60" w:after="60" w:line="360" w:lineRule="auto"/>
+        <w:ind w:firstLine="720"/>
+        <w:jc w:val="both"/>
+        <w:rPr>
+          <w:sz w:val="28"/>
+          <w:szCs w:val="28"/>
+        </w:rPr>
+      </w:pPr>
+      <w:proofErr w:type="spellStart"/>
+      <w:r>
+        <w:rPr>
+          <w:sz w:val="28"/>
+          <w:szCs w:val="28"/>
+        </w:rPr>
+        <w:t>Клієнт</w:t>
+      </w:r>
+      <w:proofErr w:type="spellEnd"/>
+      <w:r>
+        <w:rPr>
+          <w:sz w:val="28"/>
+          <w:szCs w:val="28"/>
+        </w:rPr>
+        <w:t xml:space="preserve"> </w:t>
+      </w:r>
+      <w:proofErr w:type="spellStart"/>
+      <w:r>
+        <w:rPr>
+          <w:sz w:val="28"/>
+          <w:szCs w:val="28"/>
+        </w:rPr>
+        <w:t>генерує</w:t>
+      </w:r>
+      <w:proofErr w:type="spellEnd"/>
+      <w:r>
+        <w:rPr>
+          <w:sz w:val="28"/>
+          <w:szCs w:val="28"/>
+        </w:rPr>
+        <w:t xml:space="preserve"> квадратну матрицю </w:t>
+      </w:r>
+      <w:proofErr w:type="spellStart"/>
+      <w:r>
+        <w:rPr>
+          <w:sz w:val="28"/>
+          <w:szCs w:val="28"/>
+        </w:rPr>
+        <w:t>випадкових</w:t>
+      </w:r>
+      <w:proofErr w:type="spellEnd"/>
+      <w:r>
+        <w:rPr>
+          <w:sz w:val="28"/>
+          <w:szCs w:val="28"/>
+        </w:rPr>
+        <w:t xml:space="preserve"> </w:t>
+      </w:r>
+      <w:proofErr w:type="spellStart"/>
+      <w:r>
+        <w:rPr>
+          <w:sz w:val="28"/>
+          <w:szCs w:val="28"/>
+        </w:rPr>
+        <w:t>цілих</w:t>
+      </w:r>
+      <w:proofErr w:type="spellEnd"/>
+      <w:r>
+        <w:rPr>
+          <w:sz w:val="28"/>
+          <w:szCs w:val="28"/>
+        </w:rPr>
+        <w:t xml:space="preserve"> чисел та надсилає її на сервер разом із </w:t>
+      </w:r>
+      <w:proofErr w:type="spellStart"/>
+      <w:r>
+        <w:rPr>
+          <w:sz w:val="28"/>
+          <w:szCs w:val="28"/>
+        </w:rPr>
+        <w:t>конфігурацією</w:t>
+      </w:r>
+      <w:proofErr w:type="spellEnd"/>
+      <w:r>
+        <w:rPr>
+          <w:sz w:val="28"/>
+          <w:szCs w:val="28"/>
+        </w:rPr>
+        <w:t xml:space="preserve"> потоків для тестування масштаб</w:t>
+      </w:r>
+      <w:r>
+        <w:rPr>
+          <w:sz w:val="28"/>
+          <w:szCs w:val="28"/>
+        </w:rPr>
+        <w:t xml:space="preserve">ування. Сервер отримує дані, виконує обчислення </w:t>
+      </w:r>
+      <w:proofErr w:type="spellStart"/>
+      <w:r>
+        <w:rPr>
+          <w:sz w:val="28"/>
+          <w:szCs w:val="28"/>
+        </w:rPr>
+        <w:t>паралельно</w:t>
+      </w:r>
+      <w:proofErr w:type="spellEnd"/>
+      <w:r>
+        <w:rPr>
+          <w:sz w:val="28"/>
+          <w:szCs w:val="28"/>
+        </w:rPr>
+        <w:t xml:space="preserve"> та повертає </w:t>
+      </w:r>
+      <w:proofErr w:type="spellStart"/>
+      <w:r>
+        <w:rPr>
+          <w:sz w:val="28"/>
+          <w:szCs w:val="28"/>
+        </w:rPr>
+        <w:t>результати</w:t>
+      </w:r>
+      <w:proofErr w:type="spellEnd"/>
+      <w:r>
+        <w:rPr>
+          <w:sz w:val="28"/>
+          <w:szCs w:val="28"/>
+        </w:rPr>
+        <w:t xml:space="preserve"> </w:t>
+      </w:r>
+      <w:proofErr w:type="spellStart"/>
+      <w:r>
+        <w:rPr>
+          <w:sz w:val="28"/>
+          <w:szCs w:val="28"/>
+        </w:rPr>
+        <w:t>вимірювань</w:t>
+      </w:r>
+      <w:proofErr w:type="spellEnd"/>
+      <w:r>
+        <w:rPr>
+          <w:sz w:val="28"/>
+          <w:szCs w:val="28"/>
+        </w:rPr>
+        <w:t xml:space="preserve"> часу виконання для кожної </w:t>
+      </w:r>
+      <w:proofErr w:type="spellStart"/>
+      <w:r>
+        <w:rPr>
+          <w:sz w:val="28"/>
+          <w:szCs w:val="28"/>
+        </w:rPr>
+        <w:t>конфігурації</w:t>
+      </w:r>
+      <w:proofErr w:type="spellEnd"/>
+      <w:r>
+        <w:rPr>
+          <w:sz w:val="28"/>
+          <w:szCs w:val="28"/>
+        </w:rPr>
+        <w:t xml:space="preserve">. З </w:t>
+      </w:r>
+      <w:proofErr w:type="spellStart"/>
+      <w:r>
+        <w:rPr>
+          <w:sz w:val="28"/>
+          <w:szCs w:val="28"/>
+        </w:rPr>
+        <w:t>результатів</w:t>
+      </w:r>
+      <w:proofErr w:type="spellEnd"/>
+      <w:r>
+        <w:rPr>
+          <w:sz w:val="28"/>
+          <w:szCs w:val="28"/>
+        </w:rPr>
+        <w:t xml:space="preserve"> видно </w:t>
+      </w:r>
+      <w:r>
+        <w:rPr>
+          <w:sz w:val="28"/>
+          <w:szCs w:val="28"/>
+        </w:rPr>
+        <w:t xml:space="preserve">прискорення при </w:t>
+      </w:r>
+      <w:proofErr w:type="spellStart"/>
+      <w:r>
+        <w:rPr>
+          <w:sz w:val="28"/>
+          <w:szCs w:val="28"/>
+        </w:rPr>
+        <w:t>збільшенні</w:t>
+      </w:r>
+      <w:proofErr w:type="spellEnd"/>
+      <w:r>
+        <w:rPr>
+          <w:sz w:val="28"/>
+          <w:szCs w:val="28"/>
+        </w:rPr>
+        <w:t xml:space="preserve"> кількості потоків від 1 до 8–16, після чого </w:t>
+      </w:r>
+      <w:proofErr w:type="spellStart"/>
+      <w:r>
+        <w:rPr>
+          <w:sz w:val="28"/>
+          <w:szCs w:val="28"/>
+        </w:rPr>
+        <w:t>приріст</w:t>
+      </w:r>
+      <w:proofErr w:type="spellEnd"/>
+      <w:r>
+        <w:rPr>
+          <w:sz w:val="28"/>
+          <w:szCs w:val="28"/>
+        </w:rPr>
+        <w:t xml:space="preserve"> проду</w:t>
+      </w:r>
+      <w:r>
+        <w:rPr>
+          <w:sz w:val="28"/>
+          <w:szCs w:val="28"/>
+        </w:rPr>
+        <w:t xml:space="preserve">ктивності </w:t>
+      </w:r>
+      <w:proofErr w:type="spellStart"/>
+      <w:r>
+        <w:rPr>
+          <w:sz w:val="28"/>
+          <w:szCs w:val="28"/>
+        </w:rPr>
+        <w:t>зменшується</w:t>
+      </w:r>
+      <w:proofErr w:type="spellEnd"/>
+      <w:r>
+        <w:rPr>
+          <w:sz w:val="28"/>
+          <w:szCs w:val="28"/>
+        </w:rPr>
+        <w:t xml:space="preserve"> через </w:t>
+      </w:r>
+      <w:proofErr w:type="spellStart"/>
+      <w:r>
+        <w:rPr>
+          <w:sz w:val="28"/>
+          <w:szCs w:val="28"/>
+        </w:rPr>
+        <w:t>накладні</w:t>
+      </w:r>
+      <w:proofErr w:type="spellEnd"/>
+      <w:r>
+        <w:rPr>
+          <w:sz w:val="28"/>
+          <w:szCs w:val="28"/>
+        </w:rPr>
+        <w:t xml:space="preserve"> витрати на синхронізацію.</w:t>
       </w:r>
     </w:p>
     <w:p>
       <w:pPr>
-        <w:spacing w:before="60" w:after="60" w:line="276" w:lineRule="auto"/>
+        <w:spacing w:before="60" w:after="60" w:line="360" w:lineRule="auto"/>
         <w:ind w:firstLine="720"/>
         <w:jc w:val="both"/>
-      </w:pPr>
-      <w:r>
-        <w:t>У результаті виконання лабораторної роботи було розроблено клієнт-серверний застосунок для паралельної обробки матриць. Відповідно до варіанту 14, сервер заповню</w:t>
-      </w:r>
-      <w:r>
-        <w:t>є головну діагональ матриці максимальними елементами відповідних стовпців, розподіляючи обчислення між кількома потоками.</w:t>
+        <w:rPr>
+          <w:sz w:val="28"/>
+          <w:szCs w:val="28"/>
+        </w:rPr>
+      </w:pPr>
+      <w:r>
+        <w:rPr>
+          <w:sz w:val="28"/>
+          <w:szCs w:val="28"/>
+        </w:rPr>
+        <w:t xml:space="preserve">Для забезпечення </w:t>
+      </w:r>
+      <w:proofErr w:type="spellStart"/>
+      <w:r>
+        <w:rPr>
+          <w:sz w:val="28"/>
+          <w:szCs w:val="28"/>
+        </w:rPr>
+        <w:t>одночасного</w:t>
+      </w:r>
+      <w:proofErr w:type="spellEnd"/>
+      <w:r>
+        <w:rPr>
+          <w:sz w:val="28"/>
+          <w:szCs w:val="28"/>
+        </w:rPr>
+        <w:t xml:space="preserve"> підключення </w:t>
+      </w:r>
+      <w:proofErr w:type="spellStart"/>
+      <w:r>
+        <w:rPr>
+          <w:sz w:val="28"/>
+          <w:szCs w:val="28"/>
+        </w:rPr>
+        <w:t>декількох</w:t>
+      </w:r>
+      <w:proofErr w:type="spellEnd"/>
+      <w:r>
+        <w:rPr>
+          <w:sz w:val="28"/>
+          <w:szCs w:val="28"/>
+        </w:rPr>
+        <w:t xml:space="preserve"> </w:t>
+      </w:r>
+      <w:proofErr w:type="spellStart"/>
+      <w:r>
+        <w:rPr>
+          <w:sz w:val="28"/>
+          <w:szCs w:val="28"/>
+        </w:rPr>
+        <w:t>клієнтів</w:t>
+      </w:r>
+      <w:proofErr w:type="spellEnd"/>
+      <w:r>
+        <w:rPr>
+          <w:sz w:val="28"/>
+          <w:szCs w:val="28"/>
+        </w:rPr>
+        <w:t xml:space="preserve"> сервер реалізовано з використанням </w:t>
+      </w:r>
+      <w:proofErr w:type="spellStart"/>
+      <w:r>
+        <w:rPr>
+          <w:sz w:val="28"/>
+          <w:szCs w:val="28"/>
+        </w:rPr>
+        <w:t>окремого</w:t>
+      </w:r>
+      <w:proofErr w:type="spellEnd"/>
+      <w:r>
+        <w:rPr>
+          <w:sz w:val="28"/>
+          <w:szCs w:val="28"/>
+        </w:rPr>
+        <w:t xml:space="preserve"> потоку для кожного </w:t>
+      </w:r>
+      <w:proofErr w:type="spellStart"/>
+      <w:r>
+        <w:rPr>
+          <w:sz w:val="28"/>
+          <w:szCs w:val="28"/>
+        </w:rPr>
+        <w:t>клієнта</w:t>
+      </w:r>
+      <w:proofErr w:type="spellEnd"/>
+      <w:r>
+        <w:rPr>
+          <w:sz w:val="28"/>
+          <w:szCs w:val="28"/>
+        </w:rPr>
+        <w:t xml:space="preserve"> та </w:t>
+      </w:r>
+      <w:proofErr w:type="spellStart"/>
+      <w:r>
+        <w:rPr>
+          <w:sz w:val="28"/>
+          <w:szCs w:val="28"/>
+        </w:rPr>
+        <w:t>shared_ptr</w:t>
+      </w:r>
+      <w:proofErr w:type="spellEnd"/>
+      <w:r>
+        <w:rPr>
+          <w:sz w:val="28"/>
+          <w:szCs w:val="28"/>
+        </w:rPr>
+        <w:t xml:space="preserve"> для безпечного управління </w:t>
+      </w:r>
+      <w:proofErr w:type="spellStart"/>
+      <w:r>
+        <w:rPr>
+          <w:sz w:val="28"/>
+          <w:szCs w:val="28"/>
+        </w:rPr>
+        <w:t>пам`яттю</w:t>
+      </w:r>
+      <w:proofErr w:type="spellEnd"/>
+      <w:r>
+        <w:rPr>
+          <w:sz w:val="28"/>
+          <w:szCs w:val="28"/>
+        </w:rPr>
+        <w:t xml:space="preserve">. Доступ до </w:t>
+      </w:r>
+      <w:proofErr w:type="spellStart"/>
+      <w:r>
+        <w:rPr>
+          <w:sz w:val="28"/>
+          <w:szCs w:val="28"/>
+        </w:rPr>
+        <w:t>спільних</w:t>
+      </w:r>
+      <w:proofErr w:type="spellEnd"/>
+      <w:r>
+        <w:rPr>
+          <w:sz w:val="28"/>
+          <w:szCs w:val="28"/>
+        </w:rPr>
+        <w:t xml:space="preserve"> даних </w:t>
+      </w:r>
+      <w:proofErr w:type="spellStart"/>
+      <w:r>
+        <w:rPr>
+          <w:sz w:val="28"/>
+          <w:szCs w:val="28"/>
+        </w:rPr>
+        <w:t>захищено</w:t>
+      </w:r>
+      <w:proofErr w:type="spellEnd"/>
+      <w:r>
+        <w:rPr>
+          <w:sz w:val="28"/>
+          <w:szCs w:val="28"/>
+        </w:rPr>
+        <w:t xml:space="preserve"> </w:t>
+      </w:r>
+      <w:r>
+        <w:rPr>
+          <w:sz w:val="28"/>
+          <w:szCs w:val="28"/>
+        </w:rPr>
+        <w:t>з використанням</w:t>
+      </w:r>
+      <w:r>
+        <w:rPr>
+          <w:sz w:val="28"/>
+          <w:szCs w:val="28"/>
+        </w:rPr>
+        <w:t xml:space="preserve"> м</w:t>
+      </w:r>
+      <w:proofErr w:type="spellStart"/>
+      <w:r>
+        <w:rPr>
+          <w:sz w:val="28"/>
+          <w:szCs w:val="28"/>
+        </w:rPr>
+        <w:t>`ютексів</w:t>
+      </w:r>
+      <w:proofErr w:type="spellEnd"/>
+      <w:r>
+        <w:rPr>
+          <w:sz w:val="28"/>
+          <w:szCs w:val="28"/>
+        </w:rPr>
+        <w:t xml:space="preserve">: </w:t>
+      </w:r>
+      <w:proofErr w:type="spellStart"/>
+      <w:r>
+        <w:rPr>
+          <w:sz w:val="28"/>
+          <w:szCs w:val="28"/>
+        </w:rPr>
+        <w:t>глобальн</w:t>
+      </w:r>
+      <w:r>
+        <w:rPr>
+          <w:sz w:val="28"/>
+          <w:szCs w:val="28"/>
+        </w:rPr>
+        <w:t>ий</w:t>
+      </w:r>
+      <w:proofErr w:type="spellEnd"/>
+      <w:r>
+        <w:rPr>
+          <w:sz w:val="28"/>
+          <w:szCs w:val="28"/>
+        </w:rPr>
+        <w:t xml:space="preserve"> для </w:t>
+      </w:r>
+      <w:proofErr w:type="spellStart"/>
+      <w:r>
+        <w:rPr>
+          <w:sz w:val="28"/>
+          <w:szCs w:val="28"/>
+        </w:rPr>
+        <w:t>мапи</w:t>
+      </w:r>
+      <w:proofErr w:type="spellEnd"/>
+      <w:r>
+        <w:rPr>
+          <w:sz w:val="28"/>
+          <w:szCs w:val="28"/>
+        </w:rPr>
+        <w:t xml:space="preserve"> </w:t>
+      </w:r>
+      <w:proofErr w:type="spellStart"/>
+      <w:r>
+        <w:rPr>
+          <w:sz w:val="28"/>
+          <w:szCs w:val="28"/>
+        </w:rPr>
+        <w:t>клієнтів</w:t>
+      </w:r>
+      <w:proofErr w:type="spellEnd"/>
+      <w:r>
+        <w:rPr>
+          <w:sz w:val="28"/>
+          <w:szCs w:val="28"/>
+        </w:rPr>
+        <w:t xml:space="preserve"> та </w:t>
+      </w:r>
+      <w:proofErr w:type="spellStart"/>
+      <w:r>
+        <w:rPr>
+          <w:sz w:val="28"/>
+          <w:szCs w:val="28"/>
+        </w:rPr>
+        <w:t>індивідуальний</w:t>
+      </w:r>
+      <w:proofErr w:type="spellEnd"/>
+      <w:r>
+        <w:rPr>
+          <w:sz w:val="28"/>
+          <w:szCs w:val="28"/>
+        </w:rPr>
+        <w:t xml:space="preserve"> для даних кожного </w:t>
+      </w:r>
+      <w:proofErr w:type="spellStart"/>
+      <w:r>
+        <w:rPr>
+          <w:sz w:val="28"/>
+          <w:szCs w:val="28"/>
+        </w:rPr>
+        <w:t>клієнта</w:t>
+      </w:r>
+      <w:proofErr w:type="spellEnd"/>
+      <w:r>
+        <w:rPr>
+          <w:sz w:val="28"/>
+          <w:szCs w:val="28"/>
+        </w:rPr>
+        <w:t xml:space="preserve">, що </w:t>
+      </w:r>
+      <w:proofErr w:type="spellStart"/>
+      <w:r>
+        <w:rPr>
+          <w:sz w:val="28"/>
+          <w:szCs w:val="28"/>
+        </w:rPr>
+        <w:t>усуває</w:t>
+      </w:r>
+      <w:proofErr w:type="spellEnd"/>
+      <w:r>
+        <w:rPr>
+          <w:sz w:val="28"/>
+          <w:szCs w:val="28"/>
+        </w:rPr>
+        <w:t xml:space="preserve"> data </w:t>
+      </w:r>
+      <w:proofErr w:type="spellStart"/>
+      <w:r>
+        <w:rPr>
+          <w:sz w:val="28"/>
+          <w:szCs w:val="28"/>
+        </w:rPr>
+        <w:t>race</w:t>
+      </w:r>
+      <w:proofErr w:type="spellEnd"/>
+      <w:r>
+        <w:rPr>
+          <w:sz w:val="28"/>
+          <w:szCs w:val="28"/>
+        </w:rPr>
+        <w:t xml:space="preserve"> при </w:t>
+      </w:r>
+      <w:proofErr w:type="spellStart"/>
+      <w:r>
+        <w:rPr>
+          <w:sz w:val="28"/>
+          <w:szCs w:val="28"/>
+        </w:rPr>
+        <w:t>паралельних</w:t>
+      </w:r>
+      <w:proofErr w:type="spellEnd"/>
+      <w:r>
+        <w:rPr>
+          <w:sz w:val="28"/>
+          <w:szCs w:val="28"/>
+        </w:rPr>
+        <w:t xml:space="preserve"> </w:t>
+      </w:r>
+      <w:proofErr w:type="spellStart"/>
+      <w:r>
+        <w:rPr>
+          <w:sz w:val="28"/>
+          <w:szCs w:val="28"/>
+        </w:rPr>
+        <w:t>підключеннях</w:t>
+      </w:r>
+      <w:proofErr w:type="spellEnd"/>
+      <w:r>
+        <w:rPr>
+          <w:sz w:val="28"/>
+          <w:szCs w:val="28"/>
+        </w:rPr>
+        <w:t>.</w:t>
       </w:r>
     </w:p>
     <w:p>
       <w:pPr>
-        <w:spacing w:before="60" w:after="60" w:line="276" w:lineRule="auto"/>
+        <w:spacing w:before="60" w:after="60" w:line="360" w:lineRule="auto"/>
         <w:ind w:firstLine="720"/>
         <w:jc w:val="both"/>
-      </w:pPr>
-      <w:r>
-        <w:t>Клієнт генерує квадратну матрицю випадкових цілих чисел та надсилає її на сервер разом із конфігурацією потоків для тестування масштаб</w:t>
-      </w:r>
-      <w:r>
-        <w:t>ування. Сервер отримує дані, виконує обчислення паралельно та повертає результати вимірювань часу виконання для кожної конфігурації. З результатів видно чітку тенденцію до прискорення при збільшенні кількості потоків від 1 до 8–16, після чого приріст проду</w:t>
-      </w:r>
-      <w:r>
-        <w:t>ктивності зменшується через накладні витрати на синхронізацію.</w:t>
+        <w:rPr>
+          <w:sz w:val="28"/>
+          <w:szCs w:val="28"/>
+        </w:rPr>
+      </w:pPr>
+      <w:r>
+        <w:rPr>
+          <w:sz w:val="28"/>
+          <w:szCs w:val="28"/>
+        </w:rPr>
+        <w:t xml:space="preserve">Протокол </w:t>
+      </w:r>
+      <w:r>
+        <w:rPr>
+          <w:sz w:val="28"/>
+          <w:szCs w:val="28"/>
+          <w:lang w:val="en-US"/>
+        </w:rPr>
+        <w:t>TCP</w:t>
+      </w:r>
+      <w:r>
+        <w:rPr>
+          <w:sz w:val="28"/>
+          <w:szCs w:val="28"/>
+        </w:rPr>
+        <w:t xml:space="preserve"> реалізовано у </w:t>
+      </w:r>
+      <w:proofErr w:type="spellStart"/>
+      <w:r>
+        <w:rPr>
+          <w:sz w:val="28"/>
+          <w:szCs w:val="28"/>
+        </w:rPr>
+        <w:t>форматі</w:t>
+      </w:r>
+      <w:proofErr w:type="spellEnd"/>
+      <w:r>
+        <w:rPr>
+          <w:sz w:val="28"/>
+          <w:szCs w:val="28"/>
+        </w:rPr>
+        <w:t xml:space="preserve"> </w:t>
+      </w:r>
+      <w:proofErr w:type="spellStart"/>
+      <w:r>
+        <w:rPr>
+          <w:sz w:val="28"/>
+          <w:szCs w:val="28"/>
+        </w:rPr>
+        <w:t>length-prefixed</w:t>
+      </w:r>
+      <w:proofErr w:type="spellEnd"/>
+      <w:r>
+        <w:rPr>
+          <w:sz w:val="28"/>
+          <w:szCs w:val="28"/>
+        </w:rPr>
+        <w:t xml:space="preserve"> </w:t>
+      </w:r>
+      <w:proofErr w:type="spellStart"/>
+      <w:r>
+        <w:rPr>
+          <w:sz w:val="28"/>
+          <w:szCs w:val="28"/>
+        </w:rPr>
+        <w:t>messages</w:t>
+      </w:r>
+      <w:proofErr w:type="spellEnd"/>
+      <w:r>
+        <w:rPr>
+          <w:sz w:val="28"/>
+          <w:szCs w:val="28"/>
+        </w:rPr>
+        <w:t xml:space="preserve">: перед кожним </w:t>
+      </w:r>
+      <w:proofErr w:type="spellStart"/>
+      <w:r>
+        <w:rPr>
+          <w:sz w:val="28"/>
+          <w:szCs w:val="28"/>
+        </w:rPr>
+        <w:t>повідомленням</w:t>
+      </w:r>
+      <w:proofErr w:type="spellEnd"/>
+      <w:r>
+        <w:rPr>
+          <w:sz w:val="28"/>
+          <w:szCs w:val="28"/>
+        </w:rPr>
+        <w:t xml:space="preserve"> передається 4-байтова </w:t>
+      </w:r>
+      <w:proofErr w:type="spellStart"/>
+      <w:r>
+        <w:rPr>
+          <w:sz w:val="28"/>
+          <w:szCs w:val="28"/>
+        </w:rPr>
+        <w:t>довжина</w:t>
+      </w:r>
+      <w:proofErr w:type="spellEnd"/>
+      <w:r>
+        <w:rPr>
+          <w:sz w:val="28"/>
+          <w:szCs w:val="28"/>
+        </w:rPr>
+        <w:t xml:space="preserve"> у </w:t>
+      </w:r>
+      <w:proofErr w:type="spellStart"/>
+      <w:r>
+        <w:rPr>
+          <w:sz w:val="28"/>
+          <w:szCs w:val="28"/>
+        </w:rPr>
+        <w:t>мереже</w:t>
+      </w:r>
+      <w:r>
+        <w:rPr>
+          <w:sz w:val="28"/>
+          <w:szCs w:val="28"/>
+        </w:rPr>
+        <w:t>вому</w:t>
+      </w:r>
+      <w:proofErr w:type="spellEnd"/>
+      <w:r>
+        <w:rPr>
+          <w:sz w:val="28"/>
+          <w:szCs w:val="28"/>
+        </w:rPr>
+        <w:t xml:space="preserve"> порядку </w:t>
+      </w:r>
+      <w:proofErr w:type="spellStart"/>
+      <w:r>
+        <w:rPr>
+          <w:sz w:val="28"/>
+          <w:szCs w:val="28"/>
+        </w:rPr>
+        <w:t>байтів</w:t>
+      </w:r>
+      <w:proofErr w:type="spellEnd"/>
+      <w:r>
+        <w:rPr>
+          <w:sz w:val="28"/>
+          <w:szCs w:val="28"/>
+          <w:lang w:val="en-US"/>
+        </w:rPr>
+        <w:t xml:space="preserve">. </w:t>
+      </w:r>
+      <w:r>
+        <w:rPr>
+          <w:sz w:val="28"/>
+          <w:szCs w:val="28"/>
+        </w:rPr>
+        <w:t xml:space="preserve">Це дозволяє коректно </w:t>
+      </w:r>
+      <w:proofErr w:type="spellStart"/>
+      <w:r>
+        <w:rPr>
+          <w:sz w:val="28"/>
+          <w:szCs w:val="28"/>
+        </w:rPr>
+        <w:t>розмежовувати</w:t>
+      </w:r>
+      <w:proofErr w:type="spellEnd"/>
+      <w:r>
+        <w:rPr>
+          <w:sz w:val="28"/>
+          <w:szCs w:val="28"/>
+        </w:rPr>
+        <w:t xml:space="preserve"> повідомлення у TCP-</w:t>
+      </w:r>
+      <w:proofErr w:type="spellStart"/>
+      <w:r>
+        <w:rPr>
+          <w:sz w:val="28"/>
+          <w:szCs w:val="28"/>
+        </w:rPr>
+        <w:t>потоці</w:t>
+      </w:r>
+      <w:proofErr w:type="spellEnd"/>
+      <w:r>
+        <w:rPr>
+          <w:sz w:val="28"/>
+          <w:szCs w:val="28"/>
+        </w:rPr>
+        <w:t xml:space="preserve"> та </w:t>
+      </w:r>
+      <w:proofErr w:type="spellStart"/>
+      <w:r>
+        <w:rPr>
+          <w:sz w:val="28"/>
+          <w:szCs w:val="28"/>
+        </w:rPr>
+        <w:t>уникати</w:t>
+      </w:r>
+      <w:proofErr w:type="spellEnd"/>
+      <w:r>
+        <w:rPr>
+          <w:sz w:val="28"/>
+          <w:szCs w:val="28"/>
+        </w:rPr>
+        <w:t xml:space="preserve"> проблем </w:t>
+      </w:r>
+      <w:proofErr w:type="spellStart"/>
+      <w:r>
+        <w:rPr>
+          <w:sz w:val="28"/>
+          <w:szCs w:val="28"/>
+        </w:rPr>
+        <w:t>склеювання</w:t>
+      </w:r>
+      <w:proofErr w:type="spellEnd"/>
+      <w:r>
+        <w:rPr>
+          <w:sz w:val="28"/>
+          <w:szCs w:val="28"/>
+        </w:rPr>
+        <w:t xml:space="preserve"> </w:t>
+      </w:r>
+      <w:proofErr w:type="spellStart"/>
+      <w:r>
+        <w:rPr>
+          <w:sz w:val="28"/>
+          <w:szCs w:val="28"/>
+        </w:rPr>
+        <w:t>пакетів</w:t>
+      </w:r>
+      <w:proofErr w:type="spellEnd"/>
+      <w:r>
+        <w:rPr>
+          <w:sz w:val="28"/>
+          <w:szCs w:val="28"/>
+        </w:rPr>
+        <w:t xml:space="preserve">. </w:t>
       </w:r>
     </w:p>
     <w:p>
       <w:pPr>
-        <w:spacing w:before="60" w:after="60" w:line="276" w:lineRule="auto"/>
+        <w:spacing w:before="60" w:after="60" w:line="360" w:lineRule="auto"/>
         <w:ind w:firstLine="720"/>
         <w:jc w:val="both"/>
-      </w:pPr>
-      <w:r>
-        <w:t>Для забезпечення одночасного підключення декількох клієнтів сервер реалізовано з використанням окремого потоку для кожного клієнта та shared_ptr для безпечного управління пам`яттю. Доступ до спільних даних захищено двохрівневою системою м`ютексів: глобальн</w:t>
-      </w:r>
-      <w:r>
-        <w:t>ий для мапи клієнтів та індивідуальний для даних кожного клієнта, що усуває data race при паралельних підключеннях.</w:t>
+        <w:rPr>
+          <w:sz w:val="28"/>
+          <w:szCs w:val="28"/>
+        </w:rPr>
+      </w:pPr>
+      <w:r>
+        <w:rPr>
+          <w:sz w:val="28"/>
+          <w:szCs w:val="28"/>
+        </w:rPr>
+        <w:t xml:space="preserve">Під </w:t>
+      </w:r>
+      <w:r>
+        <w:rPr>
+          <w:sz w:val="28"/>
+          <w:szCs w:val="28"/>
+        </w:rPr>
+        <w:t xml:space="preserve">час розробки </w:t>
+      </w:r>
+      <w:proofErr w:type="spellStart"/>
+      <w:r>
+        <w:rPr>
+          <w:sz w:val="28"/>
+          <w:szCs w:val="28"/>
+        </w:rPr>
+        <w:t>виникли</w:t>
+      </w:r>
+      <w:proofErr w:type="spellEnd"/>
+      <w:r>
+        <w:rPr>
+          <w:sz w:val="28"/>
+          <w:szCs w:val="28"/>
+        </w:rPr>
+        <w:t xml:space="preserve"> такі проблеми, з якими може </w:t>
+      </w:r>
+      <w:proofErr w:type="spellStart"/>
+      <w:r>
+        <w:rPr>
+          <w:sz w:val="28"/>
+          <w:szCs w:val="28"/>
+        </w:rPr>
+        <w:t>зіткнутися</w:t>
+      </w:r>
+      <w:proofErr w:type="spellEnd"/>
+      <w:r>
+        <w:rPr>
+          <w:sz w:val="28"/>
+          <w:szCs w:val="28"/>
+        </w:rPr>
+        <w:t xml:space="preserve"> </w:t>
+      </w:r>
+      <w:proofErr w:type="spellStart"/>
+      <w:r>
+        <w:rPr>
+          <w:sz w:val="28"/>
+          <w:szCs w:val="28"/>
+        </w:rPr>
+        <w:t>розробник</w:t>
+      </w:r>
+      <w:proofErr w:type="spellEnd"/>
+      <w:r>
+        <w:rPr>
+          <w:sz w:val="28"/>
+          <w:szCs w:val="28"/>
+        </w:rPr>
+        <w:t xml:space="preserve"> при організації </w:t>
+      </w:r>
+      <w:proofErr w:type="spellStart"/>
+      <w:r>
+        <w:rPr>
+          <w:sz w:val="28"/>
+          <w:szCs w:val="28"/>
+        </w:rPr>
+        <w:t>міжпроцесової</w:t>
+      </w:r>
+      <w:proofErr w:type="spellEnd"/>
+      <w:r>
+        <w:rPr>
+          <w:sz w:val="28"/>
+          <w:szCs w:val="28"/>
+        </w:rPr>
+        <w:t xml:space="preserve"> взаємодії:</w:t>
       </w:r>
     </w:p>
     <w:p>
       <w:pPr>
-        <w:spacing w:before="60" w:after="60" w:line="276" w:lineRule="auto"/>
+        <w:pStyle w:val="a4"/>
+        <w:numPr>
+          <w:ilvl w:val="0"/>
+          <w:numId w:val="6"/>
+        </w:numPr>
+        <w:spacing w:before="60" w:after="60" w:line="360" w:lineRule="auto"/>
+        <w:jc w:val="both"/>
+        <w:rPr>
+          <w:sz w:val="28"/>
+          <w:szCs w:val="28"/>
+        </w:rPr>
+      </w:pPr>
+      <w:proofErr w:type="spellStart"/>
+      <w:r>
+        <w:rPr>
+          <w:sz w:val="28"/>
+          <w:szCs w:val="28"/>
+        </w:rPr>
+        <w:t>Інвалідація</w:t>
+      </w:r>
+      <w:proofErr w:type="spellEnd"/>
+      <w:r>
+        <w:rPr>
+          <w:sz w:val="28"/>
+          <w:szCs w:val="28"/>
+        </w:rPr>
+        <w:t xml:space="preserve"> </w:t>
+      </w:r>
+      <w:proofErr w:type="spellStart"/>
+      <w:r>
+        <w:rPr>
+          <w:sz w:val="28"/>
+          <w:szCs w:val="28"/>
+        </w:rPr>
+        <w:t>вказівників</w:t>
+      </w:r>
+      <w:proofErr w:type="spellEnd"/>
+      <w:r>
+        <w:rPr>
+          <w:sz w:val="28"/>
+          <w:szCs w:val="28"/>
+        </w:rPr>
+        <w:t xml:space="preserve">: при </w:t>
+      </w:r>
+      <w:proofErr w:type="spellStart"/>
+      <w:r>
+        <w:rPr>
+          <w:sz w:val="28"/>
+          <w:szCs w:val="28"/>
+        </w:rPr>
+        <w:t>використанні</w:t>
+      </w:r>
+      <w:proofErr w:type="spellEnd"/>
+      <w:r>
+        <w:rPr>
+          <w:sz w:val="28"/>
+          <w:szCs w:val="28"/>
+        </w:rPr>
+        <w:t xml:space="preserve"> </w:t>
+      </w:r>
+      <w:proofErr w:type="spellStart"/>
+      <w:r>
+        <w:rPr>
+          <w:sz w:val="28"/>
+          <w:szCs w:val="28"/>
+        </w:rPr>
+        <w:t>сирих</w:t>
+      </w:r>
+      <w:proofErr w:type="spellEnd"/>
+      <w:r>
+        <w:rPr>
+          <w:sz w:val="28"/>
+          <w:szCs w:val="28"/>
+        </w:rPr>
+        <w:t xml:space="preserve"> </w:t>
+      </w:r>
+      <w:proofErr w:type="spellStart"/>
+      <w:r>
+        <w:rPr>
+          <w:sz w:val="28"/>
+          <w:szCs w:val="28"/>
+        </w:rPr>
+        <w:t>вказівників</w:t>
+      </w:r>
+      <w:proofErr w:type="spellEnd"/>
+      <w:r>
+        <w:rPr>
+          <w:sz w:val="28"/>
+          <w:szCs w:val="28"/>
+        </w:rPr>
+        <w:t xml:space="preserve"> на елементи std::</w:t>
+      </w:r>
+      <w:proofErr w:type="spellStart"/>
+      <w:r>
+        <w:rPr>
+          <w:sz w:val="28"/>
+          <w:szCs w:val="28"/>
+        </w:rPr>
+        <w:t>map</w:t>
+      </w:r>
+      <w:proofErr w:type="spellEnd"/>
+      <w:r>
+        <w:rPr>
+          <w:sz w:val="28"/>
+          <w:szCs w:val="28"/>
+        </w:rPr>
+        <w:t xml:space="preserve"> </w:t>
+      </w:r>
+      <w:proofErr w:type="spellStart"/>
+      <w:r>
+        <w:rPr>
+          <w:sz w:val="28"/>
+          <w:szCs w:val="28"/>
+        </w:rPr>
+        <w:t>виникали</w:t>
+      </w:r>
+      <w:proofErr w:type="spellEnd"/>
+      <w:r>
+        <w:rPr>
+          <w:sz w:val="28"/>
+          <w:szCs w:val="28"/>
+        </w:rPr>
+        <w:t xml:space="preserve"> </w:t>
+      </w:r>
+      <w:proofErr w:type="spellStart"/>
+      <w:r>
+        <w:rPr>
+          <w:sz w:val="28"/>
+          <w:szCs w:val="28"/>
+        </w:rPr>
+        <w:t>краші</w:t>
+      </w:r>
+      <w:proofErr w:type="spellEnd"/>
+      <w:r>
+        <w:rPr>
+          <w:sz w:val="28"/>
+          <w:szCs w:val="28"/>
+        </w:rPr>
+        <w:t xml:space="preserve"> при </w:t>
+      </w:r>
+      <w:proofErr w:type="spellStart"/>
+      <w:r>
+        <w:rPr>
+          <w:sz w:val="28"/>
+          <w:szCs w:val="28"/>
+        </w:rPr>
+        <w:t>підключенні</w:t>
+      </w:r>
+      <w:proofErr w:type="spellEnd"/>
+      <w:r>
+        <w:rPr>
+          <w:sz w:val="28"/>
+          <w:szCs w:val="28"/>
+        </w:rPr>
+        <w:t xml:space="preserve"> другого </w:t>
+      </w:r>
+      <w:proofErr w:type="spellStart"/>
+      <w:r>
+        <w:rPr>
+          <w:sz w:val="28"/>
+          <w:szCs w:val="28"/>
+        </w:rPr>
+        <w:t>клієнта</w:t>
+      </w:r>
+      <w:proofErr w:type="spellEnd"/>
+      <w:r>
+        <w:rPr>
+          <w:sz w:val="28"/>
+          <w:szCs w:val="28"/>
+        </w:rPr>
+        <w:t xml:space="preserve"> через </w:t>
+      </w:r>
+      <w:proofErr w:type="spellStart"/>
+      <w:r>
+        <w:rPr>
+          <w:sz w:val="28"/>
+          <w:szCs w:val="28"/>
+        </w:rPr>
+        <w:t>перебудов</w:t>
+      </w:r>
+      <w:r>
+        <w:rPr>
+          <w:sz w:val="28"/>
+          <w:szCs w:val="28"/>
+        </w:rPr>
+        <w:t>у</w:t>
+      </w:r>
+      <w:proofErr w:type="spellEnd"/>
+      <w:r>
+        <w:rPr>
+          <w:sz w:val="28"/>
+          <w:szCs w:val="28"/>
+        </w:rPr>
+        <w:t xml:space="preserve"> внутрішнього дерева </w:t>
+      </w:r>
+      <w:proofErr w:type="spellStart"/>
+      <w:r>
+        <w:rPr>
+          <w:sz w:val="28"/>
+          <w:szCs w:val="28"/>
+        </w:rPr>
+        <w:t>мапи</w:t>
+      </w:r>
+      <w:proofErr w:type="spellEnd"/>
+      <w:r>
+        <w:rPr>
+          <w:sz w:val="28"/>
+          <w:szCs w:val="28"/>
+        </w:rPr>
+        <w:t xml:space="preserve">. </w:t>
+      </w:r>
+      <w:proofErr w:type="spellStart"/>
+      <w:r>
+        <w:rPr>
+          <w:sz w:val="28"/>
+          <w:szCs w:val="28"/>
+        </w:rPr>
+        <w:t>Вирішено</w:t>
+      </w:r>
+      <w:proofErr w:type="spellEnd"/>
+      <w:r>
+        <w:rPr>
+          <w:sz w:val="28"/>
+          <w:szCs w:val="28"/>
+        </w:rPr>
+        <w:t xml:space="preserve"> </w:t>
+      </w:r>
+      <w:proofErr w:type="spellStart"/>
+      <w:r>
+        <w:rPr>
+          <w:sz w:val="28"/>
+          <w:szCs w:val="28"/>
+        </w:rPr>
+        <w:t>заміною</w:t>
+      </w:r>
+      <w:proofErr w:type="spellEnd"/>
+      <w:r>
+        <w:rPr>
+          <w:sz w:val="28"/>
+          <w:szCs w:val="28"/>
+        </w:rPr>
+        <w:t xml:space="preserve"> на </w:t>
+      </w:r>
+      <w:proofErr w:type="spellStart"/>
+      <w:r>
+        <w:rPr>
+          <w:sz w:val="28"/>
+          <w:szCs w:val="28"/>
+        </w:rPr>
+        <w:t>shared_ptr</w:t>
+      </w:r>
+      <w:proofErr w:type="spellEnd"/>
+      <w:r>
+        <w:rPr>
+          <w:sz w:val="28"/>
+          <w:szCs w:val="28"/>
+        </w:rPr>
+        <w:t>;</w:t>
+      </w:r>
+    </w:p>
+    <w:p>
+      <w:pPr>
+        <w:pStyle w:val="a4"/>
+        <w:numPr>
+          <w:ilvl w:val="0"/>
+          <w:numId w:val="6"/>
+        </w:numPr>
+        <w:spacing w:before="60" w:after="60" w:line="360" w:lineRule="auto"/>
+        <w:jc w:val="both"/>
+        <w:rPr>
+          <w:sz w:val="28"/>
+          <w:szCs w:val="28"/>
+        </w:rPr>
+      </w:pPr>
+      <w:r>
+        <w:rPr>
+          <w:sz w:val="28"/>
+          <w:szCs w:val="28"/>
+        </w:rPr>
+        <w:lastRenderedPageBreak/>
+        <w:t xml:space="preserve">Гонки потоків (data </w:t>
+      </w:r>
+      <w:proofErr w:type="spellStart"/>
+      <w:r>
+        <w:rPr>
+          <w:sz w:val="28"/>
+          <w:szCs w:val="28"/>
+        </w:rPr>
+        <w:t>race</w:t>
+      </w:r>
+      <w:proofErr w:type="spellEnd"/>
+      <w:r>
+        <w:rPr>
+          <w:sz w:val="28"/>
+          <w:szCs w:val="28"/>
+        </w:rPr>
+        <w:t xml:space="preserve">): </w:t>
+      </w:r>
+      <w:proofErr w:type="spellStart"/>
+      <w:r>
+        <w:rPr>
+          <w:sz w:val="28"/>
+          <w:szCs w:val="28"/>
+        </w:rPr>
+        <w:t>одночасний</w:t>
+      </w:r>
+      <w:proofErr w:type="spellEnd"/>
+      <w:r>
+        <w:rPr>
+          <w:sz w:val="28"/>
+          <w:szCs w:val="28"/>
+        </w:rPr>
+        <w:t xml:space="preserve"> доступ </w:t>
+      </w:r>
+      <w:proofErr w:type="spellStart"/>
+      <w:r>
+        <w:rPr>
+          <w:sz w:val="28"/>
+          <w:szCs w:val="28"/>
+        </w:rPr>
+        <w:t>декількох</w:t>
+      </w:r>
+      <w:proofErr w:type="spellEnd"/>
+      <w:r>
+        <w:rPr>
+          <w:sz w:val="28"/>
+          <w:szCs w:val="28"/>
+        </w:rPr>
+        <w:t xml:space="preserve"> потоків до </w:t>
+      </w:r>
+      <w:proofErr w:type="spellStart"/>
+      <w:r>
+        <w:rPr>
+          <w:sz w:val="28"/>
+          <w:szCs w:val="28"/>
+        </w:rPr>
+        <w:t>спільних</w:t>
+      </w:r>
+      <w:proofErr w:type="spellEnd"/>
+      <w:r>
+        <w:rPr>
+          <w:sz w:val="28"/>
+          <w:szCs w:val="28"/>
+        </w:rPr>
+        <w:t xml:space="preserve"> даних без </w:t>
+      </w:r>
+      <w:proofErr w:type="spellStart"/>
+      <w:r>
+        <w:rPr>
+          <w:sz w:val="28"/>
+          <w:szCs w:val="28"/>
+        </w:rPr>
+        <w:t>синхронізації</w:t>
+      </w:r>
+      <w:proofErr w:type="spellEnd"/>
+      <w:r>
+        <w:rPr>
+          <w:sz w:val="28"/>
+          <w:szCs w:val="28"/>
+        </w:rPr>
+        <w:t xml:space="preserve"> </w:t>
+      </w:r>
+      <w:proofErr w:type="spellStart"/>
+      <w:r>
+        <w:rPr>
+          <w:sz w:val="28"/>
+          <w:szCs w:val="28"/>
+        </w:rPr>
+        <w:t>призводив</w:t>
+      </w:r>
+      <w:proofErr w:type="spellEnd"/>
+      <w:r>
+        <w:rPr>
+          <w:sz w:val="28"/>
+          <w:szCs w:val="28"/>
+        </w:rPr>
+        <w:t xml:space="preserve"> до </w:t>
+      </w:r>
+      <w:proofErr w:type="spellStart"/>
+      <w:r>
+        <w:rPr>
+          <w:sz w:val="28"/>
+          <w:szCs w:val="28"/>
+        </w:rPr>
+        <w:t>невизначеної</w:t>
+      </w:r>
+      <w:proofErr w:type="spellEnd"/>
+      <w:r>
+        <w:rPr>
+          <w:sz w:val="28"/>
+          <w:szCs w:val="28"/>
+        </w:rPr>
+        <w:t xml:space="preserve"> </w:t>
+      </w:r>
+      <w:proofErr w:type="spellStart"/>
+      <w:r>
+        <w:rPr>
+          <w:sz w:val="28"/>
+          <w:szCs w:val="28"/>
+        </w:rPr>
+        <w:t>поведінки</w:t>
+      </w:r>
+      <w:proofErr w:type="spellEnd"/>
+      <w:r>
+        <w:rPr>
+          <w:sz w:val="28"/>
+          <w:szCs w:val="28"/>
+        </w:rPr>
+        <w:t xml:space="preserve">. </w:t>
+      </w:r>
+      <w:proofErr w:type="spellStart"/>
+      <w:r>
+        <w:rPr>
+          <w:sz w:val="28"/>
+          <w:szCs w:val="28"/>
+        </w:rPr>
+        <w:t>Вирішено</w:t>
+      </w:r>
+      <w:proofErr w:type="spellEnd"/>
+      <w:r>
+        <w:rPr>
+          <w:sz w:val="28"/>
+          <w:szCs w:val="28"/>
+        </w:rPr>
+        <w:t xml:space="preserve"> через </w:t>
+      </w:r>
+      <w:proofErr w:type="spellStart"/>
+      <w:r>
+        <w:rPr>
+          <w:sz w:val="28"/>
+          <w:szCs w:val="28"/>
+        </w:rPr>
+        <w:t>двохрівневі</w:t>
+      </w:r>
+      <w:proofErr w:type="spellEnd"/>
+      <w:r>
+        <w:rPr>
+          <w:sz w:val="28"/>
+          <w:szCs w:val="28"/>
+        </w:rPr>
+        <w:t xml:space="preserve"> </w:t>
+      </w:r>
+      <w:proofErr w:type="spellStart"/>
+      <w:r>
+        <w:rPr>
+          <w:sz w:val="28"/>
+          <w:szCs w:val="28"/>
+        </w:rPr>
+        <w:t>м`ютекси</w:t>
+      </w:r>
+      <w:proofErr w:type="spellEnd"/>
+      <w:r>
+        <w:rPr>
+          <w:sz w:val="28"/>
+          <w:szCs w:val="28"/>
+        </w:rPr>
+        <w:t>;</w:t>
+      </w:r>
+    </w:p>
+    <w:p>
+      <w:pPr>
+        <w:pStyle w:val="a4"/>
+        <w:numPr>
+          <w:ilvl w:val="0"/>
+          <w:numId w:val="6"/>
+        </w:numPr>
+        <w:spacing w:before="60" w:after="60" w:line="360" w:lineRule="auto"/>
+        <w:jc w:val="both"/>
+        <w:rPr>
+          <w:sz w:val="28"/>
+          <w:szCs w:val="28"/>
+        </w:rPr>
+      </w:pPr>
+      <w:proofErr w:type="spellStart"/>
+      <w:r>
+        <w:rPr>
+          <w:sz w:val="28"/>
+          <w:szCs w:val="28"/>
+        </w:rPr>
+        <w:t>Склеювання</w:t>
+      </w:r>
+      <w:proofErr w:type="spellEnd"/>
+      <w:r>
+        <w:rPr>
+          <w:sz w:val="28"/>
+          <w:szCs w:val="28"/>
+        </w:rPr>
+        <w:t xml:space="preserve"> TCP-</w:t>
+      </w:r>
+      <w:proofErr w:type="spellStart"/>
+      <w:r>
+        <w:rPr>
+          <w:sz w:val="28"/>
+          <w:szCs w:val="28"/>
+        </w:rPr>
+        <w:t>паке</w:t>
+      </w:r>
+      <w:r>
+        <w:rPr>
+          <w:sz w:val="28"/>
+          <w:szCs w:val="28"/>
+        </w:rPr>
+        <w:t>тів</w:t>
+      </w:r>
+      <w:proofErr w:type="spellEnd"/>
+      <w:r>
+        <w:rPr>
+          <w:sz w:val="28"/>
+          <w:szCs w:val="28"/>
+        </w:rPr>
+        <w:t xml:space="preserve">: TCP не гарантує, що </w:t>
+      </w:r>
+      <w:proofErr w:type="spellStart"/>
+      <w:r>
+        <w:rPr>
+          <w:sz w:val="28"/>
+          <w:szCs w:val="28"/>
+        </w:rPr>
+        <w:t>одне</w:t>
+      </w:r>
+      <w:proofErr w:type="spellEnd"/>
+      <w:r>
+        <w:rPr>
+          <w:sz w:val="28"/>
+          <w:szCs w:val="28"/>
+        </w:rPr>
+        <w:t xml:space="preserve"> send() відповідає одному </w:t>
+      </w:r>
+      <w:proofErr w:type="spellStart"/>
+      <w:r>
+        <w:rPr>
+          <w:sz w:val="28"/>
+          <w:szCs w:val="28"/>
+        </w:rPr>
+        <w:t>recv</w:t>
+      </w:r>
+      <w:proofErr w:type="spellEnd"/>
+      <w:r>
+        <w:rPr>
+          <w:sz w:val="28"/>
+          <w:szCs w:val="28"/>
+        </w:rPr>
+        <w:t xml:space="preserve">(). </w:t>
+      </w:r>
+      <w:proofErr w:type="spellStart"/>
+      <w:r>
+        <w:rPr>
+          <w:sz w:val="28"/>
+          <w:szCs w:val="28"/>
+        </w:rPr>
+        <w:t>Вирішено</w:t>
+      </w:r>
+      <w:proofErr w:type="spellEnd"/>
+      <w:r>
+        <w:rPr>
+          <w:sz w:val="28"/>
+          <w:szCs w:val="28"/>
+        </w:rPr>
+        <w:t xml:space="preserve"> через </w:t>
+      </w:r>
+      <w:proofErr w:type="spellStart"/>
+      <w:r>
+        <w:rPr>
+          <w:sz w:val="28"/>
+          <w:szCs w:val="28"/>
+        </w:rPr>
+        <w:t>length-prefixed</w:t>
+      </w:r>
+      <w:proofErr w:type="spellEnd"/>
+      <w:r>
+        <w:rPr>
+          <w:sz w:val="28"/>
+          <w:szCs w:val="28"/>
+        </w:rPr>
+        <w:t xml:space="preserve"> протокол та функцію </w:t>
+      </w:r>
+      <w:proofErr w:type="spellStart"/>
+      <w:r>
+        <w:rPr>
+          <w:sz w:val="28"/>
+          <w:szCs w:val="28"/>
+        </w:rPr>
+        <w:t>recvAll</w:t>
+      </w:r>
+      <w:proofErr w:type="spellEnd"/>
+      <w:r>
+        <w:rPr>
+          <w:sz w:val="28"/>
+          <w:szCs w:val="28"/>
+        </w:rPr>
+        <w:t>;</w:t>
+      </w:r>
+    </w:p>
+    <w:p>
+      <w:pPr>
+        <w:pStyle w:val="a4"/>
+        <w:numPr>
+          <w:ilvl w:val="0"/>
+          <w:numId w:val="6"/>
+        </w:numPr>
+        <w:spacing w:before="60" w:after="60" w:line="360" w:lineRule="auto"/>
+        <w:jc w:val="both"/>
+        <w:rPr>
+          <w:sz w:val="28"/>
+          <w:szCs w:val="28"/>
+        </w:rPr>
+      </w:pPr>
+      <w:proofErr w:type="spellStart"/>
+      <w:r>
+        <w:rPr>
+          <w:sz w:val="28"/>
+          <w:szCs w:val="28"/>
+        </w:rPr>
+        <w:t>Зависання</w:t>
+      </w:r>
+      <w:proofErr w:type="spellEnd"/>
+      <w:r>
+        <w:rPr>
+          <w:sz w:val="28"/>
+          <w:szCs w:val="28"/>
+        </w:rPr>
+        <w:t xml:space="preserve"> </w:t>
+      </w:r>
+      <w:proofErr w:type="spellStart"/>
+      <w:r>
+        <w:rPr>
+          <w:sz w:val="28"/>
+          <w:szCs w:val="28"/>
+        </w:rPr>
+        <w:t>клієнта</w:t>
+      </w:r>
+      <w:proofErr w:type="spellEnd"/>
+      <w:r>
+        <w:rPr>
+          <w:sz w:val="28"/>
+          <w:szCs w:val="28"/>
+        </w:rPr>
+        <w:t xml:space="preserve">: після отримання COMPUTATION_COMPLETE </w:t>
+      </w:r>
+      <w:proofErr w:type="spellStart"/>
+      <w:r>
+        <w:rPr>
+          <w:sz w:val="28"/>
+          <w:szCs w:val="28"/>
+        </w:rPr>
+        <w:t>клієнт</w:t>
+      </w:r>
+      <w:proofErr w:type="spellEnd"/>
+      <w:r>
+        <w:rPr>
+          <w:sz w:val="28"/>
+          <w:szCs w:val="28"/>
+        </w:rPr>
+        <w:t xml:space="preserve"> </w:t>
+      </w:r>
+      <w:proofErr w:type="spellStart"/>
+      <w:r>
+        <w:rPr>
+          <w:sz w:val="28"/>
+          <w:szCs w:val="28"/>
+        </w:rPr>
+        <w:t>міг</w:t>
+      </w:r>
+      <w:proofErr w:type="spellEnd"/>
+      <w:r>
+        <w:rPr>
+          <w:sz w:val="28"/>
+          <w:szCs w:val="28"/>
+        </w:rPr>
+        <w:t xml:space="preserve"> </w:t>
+      </w:r>
+      <w:proofErr w:type="spellStart"/>
+      <w:r>
+        <w:rPr>
+          <w:sz w:val="28"/>
+          <w:szCs w:val="28"/>
+        </w:rPr>
+        <w:t>зависнути</w:t>
+      </w:r>
+      <w:proofErr w:type="spellEnd"/>
+      <w:r>
+        <w:rPr>
+          <w:sz w:val="28"/>
+          <w:szCs w:val="28"/>
+        </w:rPr>
+        <w:t xml:space="preserve"> на </w:t>
+      </w:r>
+      <w:proofErr w:type="spellStart"/>
+      <w:r>
+        <w:rPr>
+          <w:sz w:val="28"/>
+          <w:szCs w:val="28"/>
+        </w:rPr>
+        <w:t>блокуючому</w:t>
+      </w:r>
+      <w:proofErr w:type="spellEnd"/>
+      <w:r>
+        <w:rPr>
+          <w:sz w:val="28"/>
+          <w:szCs w:val="28"/>
+        </w:rPr>
+        <w:t xml:space="preserve"> </w:t>
+      </w:r>
+      <w:proofErr w:type="spellStart"/>
+      <w:r>
+        <w:rPr>
+          <w:sz w:val="28"/>
+          <w:szCs w:val="28"/>
+        </w:rPr>
+        <w:t>cin.ignore</w:t>
+      </w:r>
+      <w:proofErr w:type="spellEnd"/>
+      <w:r>
+        <w:rPr>
+          <w:sz w:val="28"/>
+          <w:szCs w:val="28"/>
+        </w:rPr>
+        <w:t xml:space="preserve">(). </w:t>
+      </w:r>
+      <w:proofErr w:type="spellStart"/>
+      <w:r>
+        <w:rPr>
+          <w:sz w:val="28"/>
+          <w:szCs w:val="28"/>
+        </w:rPr>
+        <w:t>Вирішено</w:t>
+      </w:r>
+      <w:proofErr w:type="spellEnd"/>
+      <w:r>
+        <w:rPr>
+          <w:sz w:val="28"/>
+          <w:szCs w:val="28"/>
+        </w:rPr>
+        <w:t xml:space="preserve"> через </w:t>
+      </w:r>
+      <w:proofErr w:type="spellStart"/>
+      <w:r>
+        <w:rPr>
+          <w:sz w:val="28"/>
+          <w:szCs w:val="28"/>
+        </w:rPr>
+        <w:t>автоматичне</w:t>
+      </w:r>
+      <w:proofErr w:type="spellEnd"/>
+      <w:r>
+        <w:rPr>
+          <w:sz w:val="28"/>
+          <w:szCs w:val="28"/>
+        </w:rPr>
+        <w:t xml:space="preserve"> </w:t>
+      </w:r>
+      <w:proofErr w:type="spellStart"/>
+      <w:r>
+        <w:rPr>
+          <w:sz w:val="28"/>
+          <w:szCs w:val="28"/>
+        </w:rPr>
+        <w:t>опитування</w:t>
+      </w:r>
+      <w:proofErr w:type="spellEnd"/>
+      <w:r>
+        <w:rPr>
+          <w:sz w:val="28"/>
+          <w:szCs w:val="28"/>
+        </w:rPr>
+        <w:t xml:space="preserve"> статусу за таймером замість </w:t>
+      </w:r>
+      <w:proofErr w:type="spellStart"/>
+      <w:r>
+        <w:rPr>
+          <w:sz w:val="28"/>
+          <w:szCs w:val="28"/>
+        </w:rPr>
+        <w:t>очікування</w:t>
+      </w:r>
+      <w:proofErr w:type="spellEnd"/>
+      <w:r>
+        <w:rPr>
+          <w:sz w:val="28"/>
+          <w:szCs w:val="28"/>
+        </w:rPr>
+        <w:t xml:space="preserve"> вводу з клавіатури.</w:t>
+      </w:r>
+    </w:p>
+    <w:p>
+      <w:pPr>
+        <w:spacing w:before="60" w:after="60" w:line="360" w:lineRule="auto"/>
         <w:ind w:firstLine="720"/>
         <w:jc w:val="both"/>
-      </w:pPr>
-      <w:r>
-        <w:t>Протокол прикладного рівня реалізовано у форматі length-prefixed messages: перед кожним повідомленням передається 4-байтова довжина у мереже</w:t>
-      </w:r>
-      <w:r>
-        <w:t>вому порядку байтів (big-endian). Це дозволяє коректно розмежовувати повідомлення у TCP-потоці та уникати проблем склеювання пакетів. Числові дані матриці та конфігурацій потоків також передаються у мережевому порядку байтів через функції htonl/ntohl.</w:t>
+        <w:rPr>
+          <w:sz w:val="28"/>
+          <w:szCs w:val="28"/>
+        </w:rPr>
+      </w:pPr>
+      <w:proofErr w:type="spellStart"/>
+      <w:r>
+        <w:rPr>
+          <w:sz w:val="28"/>
+          <w:szCs w:val="28"/>
+        </w:rPr>
+        <w:t>Р</w:t>
+      </w:r>
+      <w:r>
+        <w:rPr>
+          <w:sz w:val="28"/>
+          <w:szCs w:val="28"/>
+        </w:rPr>
+        <w:t>озроблений</w:t>
+      </w:r>
+      <w:proofErr w:type="spellEnd"/>
+      <w:r>
+        <w:rPr>
+          <w:sz w:val="28"/>
+          <w:szCs w:val="28"/>
+        </w:rPr>
+        <w:t xml:space="preserve"> застосунок </w:t>
+      </w:r>
+      <w:proofErr w:type="spellStart"/>
+      <w:r>
+        <w:rPr>
+          <w:sz w:val="28"/>
+          <w:szCs w:val="28"/>
+        </w:rPr>
+        <w:t>демонструє</w:t>
+      </w:r>
+      <w:proofErr w:type="spellEnd"/>
+      <w:r>
+        <w:rPr>
+          <w:sz w:val="28"/>
+          <w:szCs w:val="28"/>
+        </w:rPr>
+        <w:t xml:space="preserve"> ефективність використання </w:t>
+      </w:r>
+      <w:proofErr w:type="spellStart"/>
+      <w:r>
+        <w:rPr>
+          <w:sz w:val="28"/>
+          <w:szCs w:val="28"/>
+        </w:rPr>
+        <w:t>сокетів</w:t>
+      </w:r>
+      <w:proofErr w:type="spellEnd"/>
+      <w:r>
+        <w:rPr>
+          <w:sz w:val="28"/>
+          <w:szCs w:val="28"/>
+        </w:rPr>
+        <w:t xml:space="preserve"> для </w:t>
+      </w:r>
+      <w:proofErr w:type="spellStart"/>
+      <w:r>
+        <w:rPr>
+          <w:sz w:val="28"/>
+          <w:szCs w:val="28"/>
+        </w:rPr>
+        <w:t>міжпроцесової</w:t>
+      </w:r>
+      <w:proofErr w:type="spellEnd"/>
+      <w:r>
+        <w:rPr>
+          <w:sz w:val="28"/>
+          <w:szCs w:val="28"/>
+        </w:rPr>
+        <w:t xml:space="preserve"> взаємодії та </w:t>
+      </w:r>
+      <w:proofErr w:type="spellStart"/>
+      <w:r>
+        <w:rPr>
+          <w:sz w:val="28"/>
+          <w:szCs w:val="28"/>
+        </w:rPr>
+        <w:t>підтверджує</w:t>
+      </w:r>
+      <w:proofErr w:type="spellEnd"/>
+      <w:r>
+        <w:rPr>
+          <w:sz w:val="28"/>
+          <w:szCs w:val="28"/>
+        </w:rPr>
+        <w:t xml:space="preserve"> можливість </w:t>
+      </w:r>
+      <w:proofErr w:type="spellStart"/>
+      <w:r>
+        <w:rPr>
+          <w:sz w:val="28"/>
+          <w:szCs w:val="28"/>
+        </w:rPr>
+        <w:t>розподілу</w:t>
+      </w:r>
+      <w:proofErr w:type="spellEnd"/>
+      <w:r>
+        <w:rPr>
+          <w:sz w:val="28"/>
+          <w:szCs w:val="28"/>
+        </w:rPr>
+        <w:t xml:space="preserve"> </w:t>
+      </w:r>
+      <w:proofErr w:type="spellStart"/>
+      <w:r>
+        <w:rPr>
+          <w:sz w:val="28"/>
+          <w:szCs w:val="28"/>
+        </w:rPr>
+        <w:t>обчислювальних</w:t>
+      </w:r>
+      <w:proofErr w:type="spellEnd"/>
+      <w:r>
+        <w:rPr>
+          <w:sz w:val="28"/>
+          <w:szCs w:val="28"/>
+        </w:rPr>
+        <w:t xml:space="preserve"> задач між </w:t>
+      </w:r>
+      <w:proofErr w:type="spellStart"/>
+      <w:r>
+        <w:rPr>
+          <w:sz w:val="28"/>
+          <w:szCs w:val="28"/>
+        </w:rPr>
+        <w:t>процесами</w:t>
+      </w:r>
+      <w:proofErr w:type="spellEnd"/>
+      <w:r>
+        <w:rPr>
+          <w:sz w:val="28"/>
+          <w:szCs w:val="28"/>
+        </w:rPr>
+        <w:t xml:space="preserve"> з </w:t>
+      </w:r>
+      <w:proofErr w:type="spellStart"/>
+      <w:r>
+        <w:rPr>
+          <w:sz w:val="28"/>
+          <w:szCs w:val="28"/>
+        </w:rPr>
+        <w:t>вимірюванням</w:t>
+      </w:r>
+      <w:proofErr w:type="spellEnd"/>
+      <w:r>
+        <w:rPr>
+          <w:sz w:val="28"/>
+          <w:szCs w:val="28"/>
+        </w:rPr>
+        <w:t xml:space="preserve"> реа</w:t>
+      </w:r>
+      <w:r>
+        <w:rPr>
+          <w:sz w:val="28"/>
+          <w:szCs w:val="28"/>
+        </w:rPr>
+        <w:t xml:space="preserve">льного прискорення від </w:t>
+      </w:r>
+      <w:proofErr w:type="spellStart"/>
+      <w:r>
+        <w:rPr>
+          <w:sz w:val="28"/>
+          <w:szCs w:val="28"/>
+        </w:rPr>
+        <w:t>паралелізму</w:t>
+      </w:r>
+      <w:proofErr w:type="spellEnd"/>
+      <w:r>
+        <w:rPr>
+          <w:sz w:val="28"/>
+          <w:szCs w:val="28"/>
+        </w:rPr>
+        <w:t>.</w:t>
       </w:r>
     </w:p>
     <w:p>
       <w:pPr>
-        <w:spacing w:before="60" w:after="60" w:line="276" w:lineRule="auto"/>
-        <w:ind w:firstLine="720"/>
-        <w:jc w:val="both"/>
-      </w:pPr>
-      <w:r>
-        <w:t xml:space="preserve">Під </w:t>
-      </w:r>
-      <w:r>
-        <w:t>час розробки виникли такі проблеми, з якими може зіткнутися розробник при організації міжпроцесової взаємодії:</w:t>
-      </w:r>
+        <w:spacing w:before="80" w:line="360" w:lineRule="auto"/>
+        <w:rPr>
+          <w:sz w:val="28"/>
+          <w:szCs w:val="28"/>
+        </w:rPr>
+      </w:pPr>
     </w:p>
     <w:p>
       <w:pPr>
         <w:spacing w:before="60" w:after="60" w:line="276" w:lineRule="auto"/>
         <w:jc w:val="both"/>
-      </w:pPr>
-      <w:r>
-        <w:t>— Інвалідація вказівників: при використанні сирих вказівників на елементи std::map виникали краші при підключенні другого клієнта через перебудов</w:t>
-      </w:r>
-      <w:r>
-        <w:t>у внутрішнього дерева мапи. Вирішено заміною на shared_ptr;</w:t>
-      </w:r>
-    </w:p>
-    <w:p>
-      <w:pPr>
-        <w:spacing w:before="60" w:after="60" w:line="276" w:lineRule="auto"/>
-        <w:jc w:val="both"/>
-      </w:pPr>
-      <w:r>
-        <w:t>— Гонки потоків (data race): одночасний доступ декількох потоків до спільних даних без синхронізації призводив до невизначеної поведінки. Вирішено через двохрівневі м`ютекси;</w:t>
-      </w:r>
-    </w:p>
-    <w:p>
-      <w:pPr>
-        <w:spacing w:before="60" w:after="60" w:line="276" w:lineRule="auto"/>
-        <w:jc w:val="both"/>
-      </w:pPr>
-      <w:r>
-        <w:t>— Склеювання TCP-паке</w:t>
-      </w:r>
-      <w:r>
-        <w:t>тів: TCP не гарантує, що одне send() відповідає одному recv(). Вирішено через length-prefixed протокол та функцію recvAll;</w:t>
-      </w:r>
-    </w:p>
-    <w:p>
-      <w:pPr>
-        <w:spacing w:before="60" w:after="60" w:line="276" w:lineRule="auto"/>
-        <w:jc w:val="both"/>
-      </w:pPr>
-      <w:r>
-        <w:t>— Зависання клієнта: після отримання COMPUTATION_COMPLETE клієнт міг зависнути на блокуючому cin.ignore(). Вирішено через автоматичне</w:t>
-      </w:r>
-      <w:r>
-        <w:t xml:space="preserve"> опитування статусу за таймером замість очікування вводу з клавіатури.</w:t>
-      </w:r>
-    </w:p>
-    <w:p>
-      <w:pPr>
-        <w:spacing w:before="60" w:after="60" w:line="276" w:lineRule="auto"/>
-        <w:ind w:firstLine="720"/>
-        <w:jc w:val="both"/>
-      </w:pPr>
-      <w:r>
-        <w:t>Розроблений застосунок демонструє ефективність використання сокетів для міжпроцесової взаємодії та підтверджує можливість розподілу обчислювальних задач між процесами з вимірюванням реа</w:t>
-      </w:r>
-      <w:r>
-        <w:t>льного прискорення від паралелізму.</w:t>
-      </w:r>
-    </w:p>
-    <w:p>
-      <w:pPr>
-        <w:spacing w:before="80"/>
-      </w:pPr>
-    </w:p>
-    <w:p>
-      <w:pPr>
-        <w:spacing w:before="60" w:after="60" w:line="276" w:lineRule="auto"/>
-        <w:jc w:val="both"/>
-      </w:pPr>
-      <w:r>
-        <w:t>Посилання на репозиторій: https://github.com/nikk0308/Parallel_Calculations</w:t>
-      </w:r>
+        <w:rPr>
+          <w:sz w:val="28"/>
+          <w:szCs w:val="28"/>
+        </w:rPr>
+      </w:pPr>
+      <w:proofErr w:type="spellStart"/>
+      <w:r>
+        <w:rPr>
+          <w:sz w:val="28"/>
+          <w:szCs w:val="28"/>
+        </w:rPr>
+        <w:t>Посилання</w:t>
+      </w:r>
+      <w:proofErr w:type="spellEnd"/>
+      <w:r>
+        <w:rPr>
+          <w:sz w:val="28"/>
+          <w:szCs w:val="28"/>
+        </w:rPr>
+        <w:t xml:space="preserve"> на </w:t>
+      </w:r>
+      <w:proofErr w:type="spellStart"/>
+      <w:r>
+        <w:rPr>
+          <w:sz w:val="28"/>
+          <w:szCs w:val="28"/>
+        </w:rPr>
+        <w:t>репозиторій</w:t>
+      </w:r>
+      <w:proofErr w:type="spellEnd"/>
+      <w:r>
+        <w:rPr>
+          <w:sz w:val="28"/>
+          <w:szCs w:val="28"/>
+        </w:rPr>
+        <w:t xml:space="preserve">: </w:t>
+      </w:r>
+      <w:hyperlink r:id="rId13" w:history="1">
+        <w:r>
+          <w:rPr>
+            <w:rStyle w:val="a5"/>
+            <w:sz w:val="28"/>
+            <w:szCs w:val="28"/>
+          </w:rPr>
+          <w:t>https://github.com/krypa34/PO-labs</w:t>
+        </w:r>
+      </w:hyperlink>
+      <w:bookmarkStart w:id="0" w:name="_GoBack"/>
+      <w:bookmarkEnd w:id="0"/>
     </w:p>
     <w:sectPr>
       <w:pgSz w:w="11906" w:h="16838"/>
@@ -2305,6 +8415,345 @@
 <file path=word/numbering.xml><?xml version="1.0" encoding="utf-8"?>
 <w:numbering xmlns:wpc="http://schemas.microsoft.com/office/word/2010/wordprocessingCanvas" xmlns:cx="http://schemas.microsoft.com/office/drawing/2014/chartex" xmlns:cx1="http://schemas.microsoft.com/office/drawing/2015/9/8/chartex" xmlns:cx2="http://schemas.microsoft.com/office/drawing/2015/10/21/chartex" xmlns:cx3="http://schemas.microsoft.com/office/drawing/2016/5/9/chartex" xmlns:cx4="http://schemas.microsoft.com/office/drawing/2016/5/10/chartex" xmlns:cx5="http://schemas.microsoft.com/office/drawing/2016/5/11/chartex" xmlns:cx6="http://schemas.microsoft.com/office/drawing/2016/5/12/chartex" xmlns:cx7="http://schemas.microsoft.com/office/drawing/2016/5/13/chartex" xmlns:cx8="http://schemas.microsoft.com/office/drawing/2016/5/14/chartex" xmlns:mc="http://schemas.openxmlformats.org/markup-compatibility/2006" xmlns:aink="http://schemas.microsoft.com/office/drawing/2016/ink" xmlns:am3d="http://schemas.microsoft.com/office/drawing/2017/model3d" xmlns:o="urn:schemas-microsoft-com:office:office" xmlns:r="http://schemas.openxmlformats.org/officeDocument/2006/relationships" xmlns:m="http://schemas.openxmlformats.org/officeDocument/2006/math" xmlns:v="urn:schemas-microsoft-com:vml" xmlns:wp14="http://schemas.microsoft.com/office/word/2010/wordprocessingDrawing" xmlns:wp="http://schemas.openxmlformats.org/drawingml/2006/wordprocessingDrawing" xmlns:w10="urn:schemas-microsoft-com:office:word" xmlns:w="http://schemas.openxmlformats.org/wordprocessingml/2006/main" xmlns:w14="http://schemas.microsoft.com/office/word/2010/wordml" xmlns:w15="http://schemas.microsoft.com/office/word/2012/wordml" xmlns:w16cex="http://schemas.microsoft.com/office/word/2018/wordml/cex" xmlns:w16cid="http://schemas.microsoft.com/office/word/2016/wordml/cid" xmlns:w16="http://schemas.microsoft.com/office/word/2018/wordml" xmlns:w16se="http://schemas.microsoft.com/office/word/2015/wordml/symex" xmlns:wpg="http://schemas.microsoft.com/office/word/2010/wordprocessingGroup" xmlns:wpi="http://schemas.microsoft.com/office/word/2010/wordprocessingInk" xmlns:wne="http://schemas.microsoft.com/office/word/2006/wordml" xmlns:wps="http://schemas.microsoft.com/office/word/2010/wordprocessingShape" mc:Ignorable="w14 w15 w16se w16cid w16 w16cex wp14">
   <w:abstractNum w:abstractNumId="0" w15:restartNumberingAfterBreak="0">
+    <w:nsid w:val="0DEF43CC"/>
+    <w:multiLevelType w:val="hybridMultilevel"/>
+    <w:tmpl w:val="7D24515A"/>
+    <w:lvl w:ilvl="0" w:tplc="20000001">
+      <w:start w:val="1"/>
+      <w:numFmt w:val="bullet"/>
+      <w:lvlText w:val=""/>
+      <w:lvlJc w:val="left"/>
+      <w:pPr>
+        <w:ind w:left="720" w:hanging="360"/>
+      </w:pPr>
+      <w:rPr>
+        <w:rFonts w:ascii="Symbol" w:hAnsi="Symbol" w:hint="default"/>
+      </w:rPr>
+    </w:lvl>
+    <w:lvl w:ilvl="1" w:tplc="20000003" w:tentative="1">
+      <w:start w:val="1"/>
+      <w:numFmt w:val="bullet"/>
+      <w:lvlText w:val="o"/>
+      <w:lvlJc w:val="left"/>
+      <w:pPr>
+        <w:ind w:left="1440" w:hanging="360"/>
+      </w:pPr>
+      <w:rPr>
+        <w:rFonts w:ascii="Courier New" w:hAnsi="Courier New" w:cs="Courier New" w:hint="default"/>
+      </w:rPr>
+    </w:lvl>
+    <w:lvl w:ilvl="2" w:tplc="20000005" w:tentative="1">
+      <w:start w:val="1"/>
+      <w:numFmt w:val="bullet"/>
+      <w:lvlText w:val=""/>
+      <w:lvlJc w:val="left"/>
+      <w:pPr>
+        <w:ind w:left="2160" w:hanging="360"/>
+      </w:pPr>
+      <w:rPr>
+        <w:rFonts w:ascii="Wingdings" w:hAnsi="Wingdings" w:hint="default"/>
+      </w:rPr>
+    </w:lvl>
+    <w:lvl w:ilvl="3" w:tplc="20000001" w:tentative="1">
+      <w:start w:val="1"/>
+      <w:numFmt w:val="bullet"/>
+      <w:lvlText w:val=""/>
+      <w:lvlJc w:val="left"/>
+      <w:pPr>
+        <w:ind w:left="2880" w:hanging="360"/>
+      </w:pPr>
+      <w:rPr>
+        <w:rFonts w:ascii="Symbol" w:hAnsi="Symbol" w:hint="default"/>
+      </w:rPr>
+    </w:lvl>
+    <w:lvl w:ilvl="4" w:tplc="20000003" w:tentative="1">
+      <w:start w:val="1"/>
+      <w:numFmt w:val="bullet"/>
+      <w:lvlText w:val="o"/>
+      <w:lvlJc w:val="left"/>
+      <w:pPr>
+        <w:ind w:left="3600" w:hanging="360"/>
+      </w:pPr>
+      <w:rPr>
+        <w:rFonts w:ascii="Courier New" w:hAnsi="Courier New" w:cs="Courier New" w:hint="default"/>
+      </w:rPr>
+    </w:lvl>
+    <w:lvl w:ilvl="5" w:tplc="20000005" w:tentative="1">
+      <w:start w:val="1"/>
+      <w:numFmt w:val="bullet"/>
+      <w:lvlText w:val=""/>
+      <w:lvlJc w:val="left"/>
+      <w:pPr>
+        <w:ind w:left="4320" w:hanging="360"/>
+      </w:pPr>
+      <w:rPr>
+        <w:rFonts w:ascii="Wingdings" w:hAnsi="Wingdings" w:hint="default"/>
+      </w:rPr>
+    </w:lvl>
+    <w:lvl w:ilvl="6" w:tplc="20000001" w:tentative="1">
+      <w:start w:val="1"/>
+      <w:numFmt w:val="bullet"/>
+      <w:lvlText w:val=""/>
+      <w:lvlJc w:val="left"/>
+      <w:pPr>
+        <w:ind w:left="5040" w:hanging="360"/>
+      </w:pPr>
+      <w:rPr>
+        <w:rFonts w:ascii="Symbol" w:hAnsi="Symbol" w:hint="default"/>
+      </w:rPr>
+    </w:lvl>
+    <w:lvl w:ilvl="7" w:tplc="20000003" w:tentative="1">
+      <w:start w:val="1"/>
+      <w:numFmt w:val="bullet"/>
+      <w:lvlText w:val="o"/>
+      <w:lvlJc w:val="left"/>
+      <w:pPr>
+        <w:ind w:left="5760" w:hanging="360"/>
+      </w:pPr>
+      <w:rPr>
+        <w:rFonts w:ascii="Courier New" w:hAnsi="Courier New" w:cs="Courier New" w:hint="default"/>
+      </w:rPr>
+    </w:lvl>
+    <w:lvl w:ilvl="8" w:tplc="20000005" w:tentative="1">
+      <w:start w:val="1"/>
+      <w:numFmt w:val="bullet"/>
+      <w:lvlText w:val=""/>
+      <w:lvlJc w:val="left"/>
+      <w:pPr>
+        <w:ind w:left="6480" w:hanging="360"/>
+      </w:pPr>
+      <w:rPr>
+        <w:rFonts w:ascii="Wingdings" w:hAnsi="Wingdings" w:hint="default"/>
+      </w:rPr>
+    </w:lvl>
+  </w:abstractNum>
+  <w:abstractNum w:abstractNumId="1" w15:restartNumberingAfterBreak="0">
+    <w:nsid w:val="12FE4A35"/>
+    <w:multiLevelType w:val="hybridMultilevel"/>
+    <w:tmpl w:val="447E170E"/>
+    <w:lvl w:ilvl="0" w:tplc="20000001">
+      <w:start w:val="1"/>
+      <w:numFmt w:val="bullet"/>
+      <w:lvlText w:val=""/>
+      <w:lvlJc w:val="left"/>
+      <w:pPr>
+        <w:ind w:left="720" w:hanging="360"/>
+      </w:pPr>
+      <w:rPr>
+        <w:rFonts w:ascii="Symbol" w:hAnsi="Symbol" w:hint="default"/>
+      </w:rPr>
+    </w:lvl>
+    <w:lvl w:ilvl="1" w:tplc="20000003" w:tentative="1">
+      <w:start w:val="1"/>
+      <w:numFmt w:val="bullet"/>
+      <w:lvlText w:val="o"/>
+      <w:lvlJc w:val="left"/>
+      <w:pPr>
+        <w:ind w:left="1440" w:hanging="360"/>
+      </w:pPr>
+      <w:rPr>
+        <w:rFonts w:ascii="Courier New" w:hAnsi="Courier New" w:cs="Courier New" w:hint="default"/>
+      </w:rPr>
+    </w:lvl>
+    <w:lvl w:ilvl="2" w:tplc="20000005" w:tentative="1">
+      <w:start w:val="1"/>
+      <w:numFmt w:val="bullet"/>
+      <w:lvlText w:val=""/>
+      <w:lvlJc w:val="left"/>
+      <w:pPr>
+        <w:ind w:left="2160" w:hanging="360"/>
+      </w:pPr>
+      <w:rPr>
+        <w:rFonts w:ascii="Wingdings" w:hAnsi="Wingdings" w:hint="default"/>
+      </w:rPr>
+    </w:lvl>
+    <w:lvl w:ilvl="3" w:tplc="20000001" w:tentative="1">
+      <w:start w:val="1"/>
+      <w:numFmt w:val="bullet"/>
+      <w:lvlText w:val=""/>
+      <w:lvlJc w:val="left"/>
+      <w:pPr>
+        <w:ind w:left="2880" w:hanging="360"/>
+      </w:pPr>
+      <w:rPr>
+        <w:rFonts w:ascii="Symbol" w:hAnsi="Symbol" w:hint="default"/>
+      </w:rPr>
+    </w:lvl>
+    <w:lvl w:ilvl="4" w:tplc="20000003" w:tentative="1">
+      <w:start w:val="1"/>
+      <w:numFmt w:val="bullet"/>
+      <w:lvlText w:val="o"/>
+      <w:lvlJc w:val="left"/>
+      <w:pPr>
+        <w:ind w:left="3600" w:hanging="360"/>
+      </w:pPr>
+      <w:rPr>
+        <w:rFonts w:ascii="Courier New" w:hAnsi="Courier New" w:cs="Courier New" w:hint="default"/>
+      </w:rPr>
+    </w:lvl>
+    <w:lvl w:ilvl="5" w:tplc="20000005" w:tentative="1">
+      <w:start w:val="1"/>
+      <w:numFmt w:val="bullet"/>
+      <w:lvlText w:val=""/>
+      <w:lvlJc w:val="left"/>
+      <w:pPr>
+        <w:ind w:left="4320" w:hanging="360"/>
+      </w:pPr>
+      <w:rPr>
+        <w:rFonts w:ascii="Wingdings" w:hAnsi="Wingdings" w:hint="default"/>
+      </w:rPr>
+    </w:lvl>
+    <w:lvl w:ilvl="6" w:tplc="20000001" w:tentative="1">
+      <w:start w:val="1"/>
+      <w:numFmt w:val="bullet"/>
+      <w:lvlText w:val=""/>
+      <w:lvlJc w:val="left"/>
+      <w:pPr>
+        <w:ind w:left="5040" w:hanging="360"/>
+      </w:pPr>
+      <w:rPr>
+        <w:rFonts w:ascii="Symbol" w:hAnsi="Symbol" w:hint="default"/>
+      </w:rPr>
+    </w:lvl>
+    <w:lvl w:ilvl="7" w:tplc="20000003" w:tentative="1">
+      <w:start w:val="1"/>
+      <w:numFmt w:val="bullet"/>
+      <w:lvlText w:val="o"/>
+      <w:lvlJc w:val="left"/>
+      <w:pPr>
+        <w:ind w:left="5760" w:hanging="360"/>
+      </w:pPr>
+      <w:rPr>
+        <w:rFonts w:ascii="Courier New" w:hAnsi="Courier New" w:cs="Courier New" w:hint="default"/>
+      </w:rPr>
+    </w:lvl>
+    <w:lvl w:ilvl="8" w:tplc="20000005" w:tentative="1">
+      <w:start w:val="1"/>
+      <w:numFmt w:val="bullet"/>
+      <w:lvlText w:val=""/>
+      <w:lvlJc w:val="left"/>
+      <w:pPr>
+        <w:ind w:left="6480" w:hanging="360"/>
+      </w:pPr>
+      <w:rPr>
+        <w:rFonts w:ascii="Wingdings" w:hAnsi="Wingdings" w:hint="default"/>
+      </w:rPr>
+    </w:lvl>
+  </w:abstractNum>
+  <w:abstractNum w:abstractNumId="2" w15:restartNumberingAfterBreak="0">
+    <w:nsid w:val="139857F3"/>
+    <w:multiLevelType w:val="hybridMultilevel"/>
+    <w:tmpl w:val="A5064230"/>
+    <w:lvl w:ilvl="0" w:tplc="20000001">
+      <w:start w:val="1"/>
+      <w:numFmt w:val="bullet"/>
+      <w:lvlText w:val=""/>
+      <w:lvlJc w:val="left"/>
+      <w:pPr>
+        <w:ind w:left="720" w:hanging="360"/>
+      </w:pPr>
+      <w:rPr>
+        <w:rFonts w:ascii="Symbol" w:hAnsi="Symbol" w:hint="default"/>
+      </w:rPr>
+    </w:lvl>
+    <w:lvl w:ilvl="1" w:tplc="20000003" w:tentative="1">
+      <w:start w:val="1"/>
+      <w:numFmt w:val="bullet"/>
+      <w:lvlText w:val="o"/>
+      <w:lvlJc w:val="left"/>
+      <w:pPr>
+        <w:ind w:left="1440" w:hanging="360"/>
+      </w:pPr>
+      <w:rPr>
+        <w:rFonts w:ascii="Courier New" w:hAnsi="Courier New" w:cs="Courier New" w:hint="default"/>
+      </w:rPr>
+    </w:lvl>
+    <w:lvl w:ilvl="2" w:tplc="20000005" w:tentative="1">
+      <w:start w:val="1"/>
+      <w:numFmt w:val="bullet"/>
+      <w:lvlText w:val=""/>
+      <w:lvlJc w:val="left"/>
+      <w:pPr>
+        <w:ind w:left="2160" w:hanging="360"/>
+      </w:pPr>
+      <w:rPr>
+        <w:rFonts w:ascii="Wingdings" w:hAnsi="Wingdings" w:hint="default"/>
+      </w:rPr>
+    </w:lvl>
+    <w:lvl w:ilvl="3" w:tplc="20000001" w:tentative="1">
+      <w:start w:val="1"/>
+      <w:numFmt w:val="bullet"/>
+      <w:lvlText w:val=""/>
+      <w:lvlJc w:val="left"/>
+      <w:pPr>
+        <w:ind w:left="2880" w:hanging="360"/>
+      </w:pPr>
+      <w:rPr>
+        <w:rFonts w:ascii="Symbol" w:hAnsi="Symbol" w:hint="default"/>
+      </w:rPr>
+    </w:lvl>
+    <w:lvl w:ilvl="4" w:tplc="20000003" w:tentative="1">
+      <w:start w:val="1"/>
+      <w:numFmt w:val="bullet"/>
+      <w:lvlText w:val="o"/>
+      <w:lvlJc w:val="left"/>
+      <w:pPr>
+        <w:ind w:left="3600" w:hanging="360"/>
+      </w:pPr>
+      <w:rPr>
+        <w:rFonts w:ascii="Courier New" w:hAnsi="Courier New" w:cs="Courier New" w:hint="default"/>
+      </w:rPr>
+    </w:lvl>
+    <w:lvl w:ilvl="5" w:tplc="20000005" w:tentative="1">
+      <w:start w:val="1"/>
+      <w:numFmt w:val="bullet"/>
+      <w:lvlText w:val=""/>
+      <w:lvlJc w:val="left"/>
+      <w:pPr>
+        <w:ind w:left="4320" w:hanging="360"/>
+      </w:pPr>
+      <w:rPr>
+        <w:rFonts w:ascii="Wingdings" w:hAnsi="Wingdings" w:hint="default"/>
+      </w:rPr>
+    </w:lvl>
+    <w:lvl w:ilvl="6" w:tplc="20000001" w:tentative="1">
+      <w:start w:val="1"/>
+      <w:numFmt w:val="bullet"/>
+      <w:lvlText w:val=""/>
+      <w:lvlJc w:val="left"/>
+      <w:pPr>
+        <w:ind w:left="5040" w:hanging="360"/>
+      </w:pPr>
+      <w:rPr>
+        <w:rFonts w:ascii="Symbol" w:hAnsi="Symbol" w:hint="default"/>
+      </w:rPr>
+    </w:lvl>
+    <w:lvl w:ilvl="7" w:tplc="20000003" w:tentative="1">
+      <w:start w:val="1"/>
+      <w:numFmt w:val="bullet"/>
+      <w:lvlText w:val="o"/>
+      <w:lvlJc w:val="left"/>
+      <w:pPr>
+        <w:ind w:left="5760" w:hanging="360"/>
+      </w:pPr>
+      <w:rPr>
+        <w:rFonts w:ascii="Courier New" w:hAnsi="Courier New" w:cs="Courier New" w:hint="default"/>
+      </w:rPr>
+    </w:lvl>
+    <w:lvl w:ilvl="8" w:tplc="20000005" w:tentative="1">
+      <w:start w:val="1"/>
+      <w:numFmt w:val="bullet"/>
+      <w:lvlText w:val=""/>
+      <w:lvlJc w:val="left"/>
+      <w:pPr>
+        <w:ind w:left="6480" w:hanging="360"/>
+      </w:pPr>
+      <w:rPr>
+        <w:rFonts w:ascii="Wingdings" w:hAnsi="Wingdings" w:hint="default"/>
+      </w:rPr>
+    </w:lvl>
+  </w:abstractNum>
+  <w:abstractNum w:abstractNumId="3" w15:restartNumberingAfterBreak="0">
     <w:nsid w:val="4ACE0C9B"/>
     <w:multiLevelType w:val="hybridMultilevel"/>
     <w:tmpl w:val="81F4E0D8"/>
@@ -2390,11 +8839,225 @@
       </w:pPr>
     </w:lvl>
   </w:abstractNum>
+  <w:abstractNum w:abstractNumId="4" w15:restartNumberingAfterBreak="0">
+    <w:nsid w:val="7B5C3FB5"/>
+    <w:multiLevelType w:val="hybridMultilevel"/>
+    <w:tmpl w:val="664256BA"/>
+    <w:lvl w:ilvl="0" w:tplc="20000017">
+      <w:start w:val="1"/>
+      <w:numFmt w:val="lowerLetter"/>
+      <w:lvlText w:val="%1)"/>
+      <w:lvlJc w:val="left"/>
+      <w:pPr>
+        <w:ind w:left="1080" w:hanging="360"/>
+      </w:pPr>
+    </w:lvl>
+    <w:lvl w:ilvl="1" w:tplc="20000019" w:tentative="1">
+      <w:start w:val="1"/>
+      <w:numFmt w:val="lowerLetter"/>
+      <w:lvlText w:val="%2."/>
+      <w:lvlJc w:val="left"/>
+      <w:pPr>
+        <w:ind w:left="1800" w:hanging="360"/>
+      </w:pPr>
+    </w:lvl>
+    <w:lvl w:ilvl="2" w:tplc="2000001B" w:tentative="1">
+      <w:start w:val="1"/>
+      <w:numFmt w:val="lowerRoman"/>
+      <w:lvlText w:val="%3."/>
+      <w:lvlJc w:val="right"/>
+      <w:pPr>
+        <w:ind w:left="2520" w:hanging="180"/>
+      </w:pPr>
+    </w:lvl>
+    <w:lvl w:ilvl="3" w:tplc="2000000F" w:tentative="1">
+      <w:start w:val="1"/>
+      <w:numFmt w:val="decimal"/>
+      <w:lvlText w:val="%4."/>
+      <w:lvlJc w:val="left"/>
+      <w:pPr>
+        <w:ind w:left="3240" w:hanging="360"/>
+      </w:pPr>
+    </w:lvl>
+    <w:lvl w:ilvl="4" w:tplc="20000019" w:tentative="1">
+      <w:start w:val="1"/>
+      <w:numFmt w:val="lowerLetter"/>
+      <w:lvlText w:val="%5."/>
+      <w:lvlJc w:val="left"/>
+      <w:pPr>
+        <w:ind w:left="3960" w:hanging="360"/>
+      </w:pPr>
+    </w:lvl>
+    <w:lvl w:ilvl="5" w:tplc="2000001B" w:tentative="1">
+      <w:start w:val="1"/>
+      <w:numFmt w:val="lowerRoman"/>
+      <w:lvlText w:val="%6."/>
+      <w:lvlJc w:val="right"/>
+      <w:pPr>
+        <w:ind w:left="4680" w:hanging="180"/>
+      </w:pPr>
+    </w:lvl>
+    <w:lvl w:ilvl="6" w:tplc="2000000F" w:tentative="1">
+      <w:start w:val="1"/>
+      <w:numFmt w:val="decimal"/>
+      <w:lvlText w:val="%7."/>
+      <w:lvlJc w:val="left"/>
+      <w:pPr>
+        <w:ind w:left="5400" w:hanging="360"/>
+      </w:pPr>
+    </w:lvl>
+    <w:lvl w:ilvl="7" w:tplc="20000019" w:tentative="1">
+      <w:start w:val="1"/>
+      <w:numFmt w:val="lowerLetter"/>
+      <w:lvlText w:val="%8."/>
+      <w:lvlJc w:val="left"/>
+      <w:pPr>
+        <w:ind w:left="6120" w:hanging="360"/>
+      </w:pPr>
+    </w:lvl>
+    <w:lvl w:ilvl="8" w:tplc="2000001B" w:tentative="1">
+      <w:start w:val="1"/>
+      <w:numFmt w:val="lowerRoman"/>
+      <w:lvlText w:val="%9."/>
+      <w:lvlJc w:val="right"/>
+      <w:pPr>
+        <w:ind w:left="6840" w:hanging="180"/>
+      </w:pPr>
+    </w:lvl>
+  </w:abstractNum>
+  <w:abstractNum w:abstractNumId="5" w15:restartNumberingAfterBreak="0">
+    <w:nsid w:val="7F3D18A9"/>
+    <w:multiLevelType w:val="hybridMultilevel"/>
+    <w:tmpl w:val="79C889BA"/>
+    <w:lvl w:ilvl="0" w:tplc="20000001">
+      <w:start w:val="1"/>
+      <w:numFmt w:val="bullet"/>
+      <w:lvlText w:val=""/>
+      <w:lvlJc w:val="left"/>
+      <w:pPr>
+        <w:ind w:left="720" w:hanging="360"/>
+      </w:pPr>
+      <w:rPr>
+        <w:rFonts w:ascii="Symbol" w:hAnsi="Symbol" w:hint="default"/>
+      </w:rPr>
+    </w:lvl>
+    <w:lvl w:ilvl="1" w:tplc="20000003" w:tentative="1">
+      <w:start w:val="1"/>
+      <w:numFmt w:val="bullet"/>
+      <w:lvlText w:val="o"/>
+      <w:lvlJc w:val="left"/>
+      <w:pPr>
+        <w:ind w:left="1440" w:hanging="360"/>
+      </w:pPr>
+      <w:rPr>
+        <w:rFonts w:ascii="Courier New" w:hAnsi="Courier New" w:cs="Courier New" w:hint="default"/>
+      </w:rPr>
+    </w:lvl>
+    <w:lvl w:ilvl="2" w:tplc="20000005" w:tentative="1">
+      <w:start w:val="1"/>
+      <w:numFmt w:val="bullet"/>
+      <w:lvlText w:val=""/>
+      <w:lvlJc w:val="left"/>
+      <w:pPr>
+        <w:ind w:left="2160" w:hanging="360"/>
+      </w:pPr>
+      <w:rPr>
+        <w:rFonts w:ascii="Wingdings" w:hAnsi="Wingdings" w:hint="default"/>
+      </w:rPr>
+    </w:lvl>
+    <w:lvl w:ilvl="3" w:tplc="20000001" w:tentative="1">
+      <w:start w:val="1"/>
+      <w:numFmt w:val="bullet"/>
+      <w:lvlText w:val=""/>
+      <w:lvlJc w:val="left"/>
+      <w:pPr>
+        <w:ind w:left="2880" w:hanging="360"/>
+      </w:pPr>
+      <w:rPr>
+        <w:rFonts w:ascii="Symbol" w:hAnsi="Symbol" w:hint="default"/>
+      </w:rPr>
+    </w:lvl>
+    <w:lvl w:ilvl="4" w:tplc="20000003" w:tentative="1">
+      <w:start w:val="1"/>
+      <w:numFmt w:val="bullet"/>
+      <w:lvlText w:val="o"/>
+      <w:lvlJc w:val="left"/>
+      <w:pPr>
+        <w:ind w:left="3600" w:hanging="360"/>
+      </w:pPr>
+      <w:rPr>
+        <w:rFonts w:ascii="Courier New" w:hAnsi="Courier New" w:cs="Courier New" w:hint="default"/>
+      </w:rPr>
+    </w:lvl>
+    <w:lvl w:ilvl="5" w:tplc="20000005" w:tentative="1">
+      <w:start w:val="1"/>
+      <w:numFmt w:val="bullet"/>
+      <w:lvlText w:val=""/>
+      <w:lvlJc w:val="left"/>
+      <w:pPr>
+        <w:ind w:left="4320" w:hanging="360"/>
+      </w:pPr>
+      <w:rPr>
+        <w:rFonts w:ascii="Wingdings" w:hAnsi="Wingdings" w:hint="default"/>
+      </w:rPr>
+    </w:lvl>
+    <w:lvl w:ilvl="6" w:tplc="20000001" w:tentative="1">
+      <w:start w:val="1"/>
+      <w:numFmt w:val="bullet"/>
+      <w:lvlText w:val=""/>
+      <w:lvlJc w:val="left"/>
+      <w:pPr>
+        <w:ind w:left="5040" w:hanging="360"/>
+      </w:pPr>
+      <w:rPr>
+        <w:rFonts w:ascii="Symbol" w:hAnsi="Symbol" w:hint="default"/>
+      </w:rPr>
+    </w:lvl>
+    <w:lvl w:ilvl="7" w:tplc="20000003" w:tentative="1">
+      <w:start w:val="1"/>
+      <w:numFmt w:val="bullet"/>
+      <w:lvlText w:val="o"/>
+      <w:lvlJc w:val="left"/>
+      <w:pPr>
+        <w:ind w:left="5760" w:hanging="360"/>
+      </w:pPr>
+      <w:rPr>
+        <w:rFonts w:ascii="Courier New" w:hAnsi="Courier New" w:cs="Courier New" w:hint="default"/>
+      </w:rPr>
+    </w:lvl>
+    <w:lvl w:ilvl="8" w:tplc="20000005" w:tentative="1">
+      <w:start w:val="1"/>
+      <w:numFmt w:val="bullet"/>
+      <w:lvlText w:val=""/>
+      <w:lvlJc w:val="left"/>
+      <w:pPr>
+        <w:ind w:left="6480" w:hanging="360"/>
+      </w:pPr>
+      <w:rPr>
+        <w:rFonts w:ascii="Wingdings" w:hAnsi="Wingdings" w:hint="default"/>
+      </w:rPr>
+    </w:lvl>
+  </w:abstractNum>
   <w:num w:numId="1">
-    <w:abstractNumId w:val="0"/>
+    <w:abstractNumId w:val="3"/>
     <w:lvlOverride w:ilvl="0">
       <w:startOverride w:val="1"/>
     </w:lvlOverride>
+  </w:num>
+  <w:num w:numId="2">
+    <w:abstractNumId w:val="4"/>
+  </w:num>
+  <w:num w:numId="3">
+    <w:abstractNumId w:val="5"/>
+  </w:num>
+  <w:num w:numId="4">
+    <w:abstractNumId w:val="1"/>
+  </w:num>
+  <w:num w:numId="5">
+    <w:abstractNumId w:val="0"/>
+  </w:num>
+  <w:num w:numId="6">
+    <w:abstractNumId w:val="2"/>
   </w:num>
 </w:numbering>
 </file>
@@ -3028,6 +9691,18 @@
       <w:lang w:val="uk-UA" w:eastAsia="en-US"/>
     </w:rPr>
   </w:style>
+  <w:style w:type="character" w:styleId="ae">
+    <w:name w:val="Unresolved Mention"/>
+    <w:basedOn w:val="a0"/>
+    <w:uiPriority w:val="99"/>
+    <w:semiHidden/>
+    <w:unhideWhenUsed/>
+    <w:rsid w:val="004B5D13"/>
+    <w:rPr>
+      <w:color w:val="605E5C"/>
+      <w:shd w:val="clear" w:color="auto" w:fill="E1DFDD"/>
+    </w:rPr>
+  </w:style>
 </w:styles>
 </file>
 
@@ -3324,4 +9999,16 @@
     </a:ext>
   </a:extLst>
 </a:theme>
+</file>
+
+<file path=customXml/item1.xml><?xml version="1.0" encoding="utf-8"?>
+<b:Sources xmlns:b="http://schemas.openxmlformats.org/officeDocument/2006/bibliography" xmlns="http://schemas.openxmlformats.org/officeDocument/2006/bibliography" SelectedStyle="\APASixthEditionOfficeOnline.xsl" StyleName="APA" Version="6"/>
+</file>
+
+<file path=customXml/itemProps1.xml><?xml version="1.0" encoding="utf-8"?>
+<ds:datastoreItem xmlns:ds="http://schemas.openxmlformats.org/officeDocument/2006/customXml" ds:itemID="{FDA71A4D-9EDC-469C-98B7-939FA9D8AD28}">
+  <ds:schemaRefs>
+    <ds:schemaRef ds:uri="http://schemas.openxmlformats.org/officeDocument/2006/bibliography"/>
+  </ds:schemaRefs>
+</ds:datastoreItem>
 </file>